--- a/Cake.docx
+++ b/Cake.docx
@@ -2480,6 +2480,400 @@
           <w:szCs w:val="26"/>
         </w:rPr>
         <w:t xml:space="preserve"> Hinernate để viết ORM còn JPA để thao tác với data</w:t>
+      </w:r>
+    </w:p>
+    <w:p>
+      <w:pPr>
+        <w:rPr>
+          <w:rFonts w:ascii="Times New Roman" w:hAnsi="Times New Roman" w:cs="Times New Roman"/>
+          <w:sz w:val="26"/>
+          <w:szCs w:val="26"/>
+        </w:rPr>
+      </w:pPr>
+      <w:r>
+        <w:rPr>
+          <w:rFonts w:ascii="Times New Roman" w:hAnsi="Times New Roman" w:cs="Times New Roman"/>
+          <w:sz w:val="26"/>
+          <w:szCs w:val="26"/>
+        </w:rPr>
+        <w:t>Ngày 6</w:t>
+      </w:r>
+    </w:p>
+    <w:p>
+      <w:pPr>
+        <w:pStyle w:val="ListParagraph"/>
+        <w:numPr>
+          <w:ilvl w:val="0"/>
+          <w:numId w:val="1"/>
+        </w:numPr>
+        <w:rPr>
+          <w:rFonts w:ascii="Times New Roman" w:hAnsi="Times New Roman" w:cs="Times New Roman"/>
+          <w:sz w:val="26"/>
+          <w:szCs w:val="26"/>
+        </w:rPr>
+      </w:pPr>
+      <w:r>
+        <w:rPr>
+          <w:rFonts w:ascii="Times New Roman" w:hAnsi="Times New Roman" w:cs="Times New Roman"/>
+          <w:sz w:val="26"/>
+          <w:szCs w:val="26"/>
+        </w:rPr>
+        <w:t>Entity ( biến class thành entity @Entity)</w:t>
+      </w:r>
+    </w:p>
+    <w:p>
+      <w:pPr>
+        <w:rPr>
+          <w:rFonts w:ascii="Times New Roman" w:hAnsi="Times New Roman" w:cs="Times New Roman"/>
+          <w:sz w:val="26"/>
+          <w:szCs w:val="26"/>
+        </w:rPr>
+      </w:pPr>
+      <w:r>
+        <w:rPr>
+          <w:rFonts w:ascii="Times New Roman" w:hAnsi="Times New Roman" w:cs="Times New Roman"/>
+          <w:sz w:val="26"/>
+          <w:szCs w:val="26"/>
+        </w:rPr>
+        <w:t xml:space="preserve">Ngày 7 </w:t>
+      </w:r>
+    </w:p>
+    <w:p>
+      <w:pPr>
+        <w:rPr>
+          <w:rFonts w:ascii="Times New Roman" w:hAnsi="Times New Roman" w:cs="Times New Roman"/>
+          <w:sz w:val="26"/>
+          <w:szCs w:val="26"/>
+        </w:rPr>
+      </w:pPr>
+      <w:r>
+        <w:rPr>
+          <w:rFonts w:ascii="Times New Roman" w:hAnsi="Times New Roman" w:cs="Times New Roman"/>
+          <w:sz w:val="26"/>
+          <w:szCs w:val="26"/>
+        </w:rPr>
+        <w:tab/>
+      </w:r>
+      <w:r>
+        <w:rPr>
+          <w:rFonts w:ascii="Times New Roman" w:hAnsi="Times New Roman" w:cs="Times New Roman"/>
+          <w:sz w:val="26"/>
+          <w:szCs w:val="26"/>
+        </w:rPr>
+        <w:t>-</w:t>
+      </w:r>
+      <w:r>
+        <w:rPr>
+          <w:rFonts w:ascii="Times New Roman" w:hAnsi="Times New Roman" w:cs="Times New Roman"/>
+          <w:sz w:val="26"/>
+          <w:szCs w:val="26"/>
+        </w:rPr>
+        <w:tab/>
+      </w:r>
+      <w:r>
+        <w:rPr>
+          <w:rFonts w:ascii="Times New Roman" w:hAnsi="Times New Roman" w:cs="Times New Roman"/>
+          <w:sz w:val="26"/>
+          <w:szCs w:val="26"/>
+        </w:rPr>
+        <w:t xml:space="preserve">Tạo Repository là công cụ để tạo tác với dữ liệu ở database </w:t>
+      </w:r>
+    </w:p>
+    <w:p>
+      <w:pPr>
+        <w:ind w:left="720" w:hanging="720"/>
+        <w:rPr>
+          <w:rFonts w:ascii="Times New Roman" w:hAnsi="Times New Roman" w:cs="Times New Roman"/>
+          <w:sz w:val="26"/>
+          <w:szCs w:val="26"/>
+        </w:rPr>
+      </w:pPr>
+      <w:r>
+        <w:rPr>
+          <w:rFonts w:ascii="Times New Roman" w:hAnsi="Times New Roman" w:cs="Times New Roman"/>
+          <w:sz w:val="26"/>
+          <w:szCs w:val="26"/>
+        </w:rPr>
+        <w:tab/>
+        <w:t>-</w:t>
+      </w:r>
+      <w:r>
+        <w:rPr>
+          <w:rFonts w:ascii="Times New Roman" w:hAnsi="Times New Roman" w:cs="Times New Roman"/>
+          <w:sz w:val="26"/>
+          <w:szCs w:val="26"/>
+        </w:rPr>
+        <w:tab/>
+        <w:t>Quy tắc viết hàm để lấy dữ liệu từ database (</w:t>
+      </w:r>
+      <w:hyperlink r:id="rId8" w:history="1">
+        <w:r>
+          <w:rPr>
+            <w:rStyle w:val="Hyperlink"/>
+            <w:rFonts w:ascii="Times New Roman" w:hAnsi="Times New Roman" w:cs="Times New Roman"/>
+            <w:sz w:val="26"/>
+            <w:szCs w:val="26"/>
+          </w:rPr>
+          <w:t>Repository query keywords :: Spring Data JPA</w:t>
+        </w:r>
+      </w:hyperlink>
+      <w:r>
+        <w:rPr>
+          <w:rFonts w:ascii="Times New Roman" w:hAnsi="Times New Roman" w:cs="Times New Roman"/>
+          <w:sz w:val="26"/>
+          <w:szCs w:val="26"/>
+        </w:rPr>
+        <w:t>)</w:t>
+      </w:r>
+    </w:p>
+    <w:p>
+      <w:pPr>
+        <w:ind w:left="720" w:hanging="720"/>
+        <w:rPr>
+          <w:rFonts w:ascii="Times New Roman" w:hAnsi="Times New Roman" w:cs="Times New Roman"/>
+          <w:sz w:val="26"/>
+          <w:szCs w:val="26"/>
+        </w:rPr>
+      </w:pPr>
+      <w:r>
+        <w:rPr>
+          <w:rFonts w:ascii="Times New Roman" w:hAnsi="Times New Roman" w:cs="Times New Roman"/>
+          <w:sz w:val="26"/>
+          <w:szCs w:val="26"/>
+        </w:rPr>
+        <w:tab/>
+        <w:t xml:space="preserve">- </w:t>
+      </w:r>
+      <w:r>
+        <w:rPr>
+          <w:rFonts w:ascii="Times New Roman" w:hAnsi="Times New Roman" w:cs="Times New Roman"/>
+          <w:sz w:val="26"/>
+          <w:szCs w:val="26"/>
+        </w:rPr>
+        <w:tab/>
+        <w:t>Trong file Repository không nhất thiết phải định nghĩa nó ra mới sài được</w:t>
+      </w:r>
+    </w:p>
+    <w:p>
+      <w:pPr>
+        <w:ind w:left="720" w:hanging="720"/>
+        <w:rPr>
+          <w:rFonts w:ascii="Times New Roman" w:hAnsi="Times New Roman" w:cs="Times New Roman"/>
+          <w:sz w:val="26"/>
+          <w:szCs w:val="26"/>
+        </w:rPr>
+      </w:pPr>
+      <w:r>
+        <w:rPr>
+          <w:rFonts w:ascii="Times New Roman" w:hAnsi="Times New Roman" w:cs="Times New Roman"/>
+          <w:sz w:val="26"/>
+          <w:szCs w:val="26"/>
+        </w:rPr>
+        <w:tab/>
+      </w:r>
+      <w:r>
+        <w:rPr>
+          <w:rFonts w:ascii="Times New Roman" w:hAnsi="Times New Roman" w:cs="Times New Roman"/>
+          <w:sz w:val="26"/>
+          <w:szCs w:val="26"/>
+        </w:rPr>
+        <w:tab/>
+        <w:t>Mà bên trong crudReposiotory đã kế thừa sẳn</w:t>
+      </w:r>
+    </w:p>
+    <w:p>
+      <w:pPr>
+        <w:pStyle w:val="ListParagraph"/>
+        <w:numPr>
+          <w:ilvl w:val="0"/>
+          <w:numId w:val="1"/>
+        </w:numPr>
+        <w:rPr>
+          <w:rFonts w:ascii="Times New Roman" w:hAnsi="Times New Roman" w:cs="Times New Roman"/>
+          <w:sz w:val="26"/>
+          <w:szCs w:val="26"/>
+        </w:rPr>
+      </w:pPr>
+      <w:r>
+        <w:rPr>
+          <w:rFonts w:ascii="Times New Roman" w:hAnsi="Times New Roman" w:cs="Times New Roman"/>
+          <w:sz w:val="26"/>
+          <w:szCs w:val="26"/>
+        </w:rPr>
+        <w:t>Nê</w:t>
+      </w:r>
+      <w:r>
+        <w:rPr>
+          <w:rFonts w:ascii="Times New Roman" w:hAnsi="Times New Roman" w:cs="Times New Roman"/>
+          <w:sz w:val="26"/>
+          <w:szCs w:val="26"/>
+        </w:rPr>
+        <w:t>n</w:t>
+      </w:r>
+      <w:r>
+        <w:rPr>
+          <w:rFonts w:ascii="Times New Roman" w:hAnsi="Times New Roman" w:cs="Times New Roman"/>
+          <w:sz w:val="26"/>
+          <w:szCs w:val="26"/>
+        </w:rPr>
+        <w:t xml:space="preserve"> sữ dụng JpaRepository để kết nối với sql</w:t>
+      </w:r>
+    </w:p>
+    <w:p>
+      <w:pPr>
+        <w:pStyle w:val="ListParagraph"/>
+        <w:numPr>
+          <w:ilvl w:val="0"/>
+          <w:numId w:val="1"/>
+        </w:numPr>
+        <w:rPr>
+          <w:rFonts w:ascii="Times New Roman" w:hAnsi="Times New Roman" w:cs="Times New Roman"/>
+          <w:sz w:val="26"/>
+          <w:szCs w:val="26"/>
+        </w:rPr>
+      </w:pPr>
+      <w:r>
+        <w:rPr>
+          <w:rFonts w:ascii="Times New Roman" w:hAnsi="Times New Roman" w:cs="Times New Roman"/>
+          <w:sz w:val="26"/>
+          <w:szCs w:val="26"/>
+        </w:rPr>
+        <w:lastRenderedPageBreak/>
+        <w:t xml:space="preserve">Trong file service nên import </w:t>
+      </w:r>
+      <w:r>
+        <w:rPr>
+          <w:rFonts w:ascii="Times New Roman" w:hAnsi="Times New Roman" w:cs="Times New Roman"/>
+          <w:sz w:val="26"/>
+          <w:szCs w:val="26"/>
+        </w:rPr>
+        <w:t>import java.util.*;</w:t>
+      </w:r>
+    </w:p>
+    <w:p>
+      <w:pPr>
+        <w:pStyle w:val="ListParagraph"/>
+        <w:numPr>
+          <w:ilvl w:val="0"/>
+          <w:numId w:val="1"/>
+        </w:numPr>
+        <w:rPr>
+          <w:rFonts w:ascii="Times New Roman" w:hAnsi="Times New Roman" w:cs="Times New Roman"/>
+          <w:sz w:val="26"/>
+          <w:szCs w:val="26"/>
+        </w:rPr>
+      </w:pPr>
+      <w:r>
+        <w:rPr>
+          <w:rFonts w:ascii="Times New Roman" w:hAnsi="Times New Roman" w:cs="Times New Roman"/>
+          <w:sz w:val="26"/>
+          <w:szCs w:val="26"/>
+        </w:rPr>
+        <w:t xml:space="preserve">Khi sài </w:t>
+      </w:r>
+      <w:r>
+        <w:rPr>
+          <w:rFonts w:ascii="Times New Roman" w:hAnsi="Times New Roman" w:cs="Times New Roman"/>
+          <w:color w:val="FF0000"/>
+          <w:sz w:val="26"/>
+          <w:szCs w:val="26"/>
+        </w:rPr>
+        <w:t>redirect + với đường link URL</w:t>
+      </w:r>
+      <w:r>
+        <w:rPr>
+          <w:rFonts w:ascii="Times New Roman" w:hAnsi="Times New Roman" w:cs="Times New Roman"/>
+          <w:sz w:val="26"/>
+          <w:szCs w:val="26"/>
+        </w:rPr>
+        <w:t xml:space="preserve"> muốn chuyển hướng tới </w:t>
+      </w:r>
+    </w:p>
+    <w:p>
+      <w:pPr>
+        <w:pStyle w:val="ListParagraph"/>
+        <w:numPr>
+          <w:ilvl w:val="0"/>
+          <w:numId w:val="1"/>
+        </w:numPr>
+        <w:rPr>
+          <w:rFonts w:ascii="Times New Roman" w:hAnsi="Times New Roman" w:cs="Times New Roman"/>
+          <w:color w:val="FF0000"/>
+          <w:sz w:val="26"/>
+          <w:szCs w:val="26"/>
+        </w:rPr>
+      </w:pPr>
+      <w:r>
+        <w:rPr>
+          <w:rFonts w:ascii="Times New Roman" w:hAnsi="Times New Roman" w:cs="Times New Roman"/>
+          <w:sz w:val="26"/>
+          <w:szCs w:val="26"/>
+        </w:rPr>
+        <w:t xml:space="preserve">Sài </w:t>
+      </w:r>
+      <w:r>
+        <w:rPr>
+          <w:rFonts w:ascii="Times New Roman" w:hAnsi="Times New Roman" w:cs="Times New Roman"/>
+          <w:color w:val="FF0000"/>
+          <w:sz w:val="26"/>
+          <w:szCs w:val="26"/>
+        </w:rPr>
+        <w:t>pathVariable</w:t>
+      </w:r>
+    </w:p>
+    <w:p>
+      <w:pPr>
+        <w:pStyle w:val="ListParagraph"/>
+        <w:ind w:left="1080"/>
+        <w:rPr>
+          <w:rFonts w:ascii="Times New Roman" w:hAnsi="Times New Roman" w:cs="Times New Roman"/>
+          <w:color w:val="FF0000"/>
+          <w:sz w:val="26"/>
+          <w:szCs w:val="26"/>
+        </w:rPr>
+      </w:pPr>
+      <w:r>
+        <w:rPr>
+          <w:rFonts w:ascii="Times New Roman" w:hAnsi="Times New Roman" w:cs="Times New Roman"/>
+          <w:color w:val="FF0000"/>
+          <w:sz w:val="26"/>
+          <w:szCs w:val="26"/>
+        </w:rPr>
+        <w:drawing>
+          <wp:inline distT="0" distB="0" distL="0" distR="0" wp14:anchorId="480535FB" wp14:editId="1B0A519F">
+            <wp:extent cx="5943600" cy="1058545"/>
+            <wp:effectExtent l="0" t="0" r="0" b="8255"/>
+            <wp:docPr id="20364033" name="Picture 1"/>
+            <wp:cNvGraphicFramePr>
+              <a:graphicFrameLocks xmlns:a="http://schemas.openxmlformats.org/drawingml/2006/main" noChangeAspect="1"/>
+            </wp:cNvGraphicFramePr>
+            <a:graphic xmlns:a="http://schemas.openxmlformats.org/drawingml/2006/main">
+              <a:graphicData uri="http://schemas.openxmlformats.org/drawingml/2006/picture">
+                <pic:pic xmlns:pic="http://schemas.openxmlformats.org/drawingml/2006/picture">
+                  <pic:nvPicPr>
+                    <pic:cNvPr id="20364033" name=""/>
+                    <pic:cNvPicPr/>
+                  </pic:nvPicPr>
+                  <pic:blipFill>
+                    <a:blip r:embed="rId9"/>
+                    <a:stretch>
+                      <a:fillRect/>
+                    </a:stretch>
+                  </pic:blipFill>
+                  <pic:spPr>
+                    <a:xfrm>
+                      <a:off x="0" y="0"/>
+                      <a:ext cx="5943600" cy="1058545"/>
+                    </a:xfrm>
+                    <a:prstGeom prst="rect">
+                      <a:avLst/>
+                    </a:prstGeom>
+                  </pic:spPr>
+                </pic:pic>
+              </a:graphicData>
+            </a:graphic>
+          </wp:inline>
+        </w:drawing>
       </w:r>
     </w:p>
     <w:sectPr>

--- a/Cake.docx
+++ b/Cake.docx
@@ -2835,6 +2835,7 @@
       <w:r>
         <w:rPr>
           <w:rFonts w:ascii="Times New Roman" w:hAnsi="Times New Roman" w:cs="Times New Roman"/>
+          <w:noProof/>
           <w:color w:val="FF0000"/>
           <w:sz w:val="26"/>
           <w:szCs w:val="26"/>
@@ -2876,6 +2877,293 @@
         </w:drawing>
       </w:r>
     </w:p>
+    <w:p>
+      <w:pPr>
+        <w:rPr>
+          <w:rFonts w:ascii="Times New Roman" w:hAnsi="Times New Roman" w:cs="Times New Roman"/>
+          <w:color w:val="000000" w:themeColor="text1"/>
+          <w:sz w:val="26"/>
+          <w:szCs w:val="26"/>
+        </w:rPr>
+      </w:pPr>
+      <w:r>
+        <w:rPr>
+          <w:rFonts w:ascii="Times New Roman" w:hAnsi="Times New Roman" w:cs="Times New Roman"/>
+          <w:color w:val="000000" w:themeColor="text1"/>
+          <w:sz w:val="26"/>
+          <w:szCs w:val="26"/>
+        </w:rPr>
+        <w:t xml:space="preserve">Ngày 8 </w:t>
+      </w:r>
+    </w:p>
+    <w:p>
+      <w:pPr>
+        <w:rPr>
+          <w:rFonts w:ascii="Times New Roman" w:hAnsi="Times New Roman" w:cs="Times New Roman"/>
+          <w:color w:val="000000" w:themeColor="text1"/>
+          <w:sz w:val="26"/>
+          <w:szCs w:val="26"/>
+        </w:rPr>
+      </w:pPr>
+      <w:r>
+        <w:rPr>
+          <w:rFonts w:ascii="Times New Roman" w:hAnsi="Times New Roman" w:cs="Times New Roman"/>
+          <w:color w:val="000000" w:themeColor="text1"/>
+          <w:sz w:val="26"/>
+          <w:szCs w:val="26"/>
+        </w:rPr>
+        <w:tab/>
+      </w:r>
+      <w:r>
+        <w:rPr>
+          <w:rFonts w:ascii="Times New Roman" w:hAnsi="Times New Roman" w:cs="Times New Roman"/>
+          <w:color w:val="000000" w:themeColor="text1"/>
+          <w:sz w:val="26"/>
+          <w:szCs w:val="26"/>
+        </w:rPr>
+        <w:tab/>
+        <w:t xml:space="preserve">Tránh viết trùng URL sẽ sẩy ra lối </w:t>
+      </w:r>
+    </w:p>
+    <w:p>
+      <w:pPr>
+        <w:pStyle w:val="ListParagraph"/>
+        <w:numPr>
+          <w:ilvl w:val="0"/>
+          <w:numId w:val="1"/>
+        </w:numPr>
+        <w:rPr>
+          <w:rFonts w:ascii="Times New Roman" w:hAnsi="Times New Roman" w:cs="Times New Roman"/>
+          <w:color w:val="000000" w:themeColor="text1"/>
+          <w:sz w:val="26"/>
+          <w:szCs w:val="26"/>
+        </w:rPr>
+      </w:pPr>
+      <w:r>
+        <w:rPr>
+          <w:rFonts w:ascii="Times New Roman" w:hAnsi="Times New Roman" w:cs="Times New Roman"/>
+          <w:color w:val="000000" w:themeColor="text1"/>
+          <w:sz w:val="26"/>
+          <w:szCs w:val="26"/>
+        </w:rPr>
+        <w:t>Hoàn thành View detail user</w:t>
+      </w:r>
+    </w:p>
+    <w:p>
+      <w:pPr>
+        <w:pStyle w:val="ListParagraph"/>
+        <w:ind w:left="1080"/>
+        <w:rPr>
+          <w:rFonts w:ascii="Times New Roman" w:hAnsi="Times New Roman" w:cs="Times New Roman"/>
+          <w:color w:val="000000" w:themeColor="text1"/>
+          <w:sz w:val="26"/>
+          <w:szCs w:val="26"/>
+        </w:rPr>
+      </w:pPr>
+      <w:r>
+        <w:rPr>
+          <w:rFonts w:ascii="Times New Roman" w:hAnsi="Times New Roman" w:cs="Times New Roman"/>
+          <w:color w:val="000000" w:themeColor="text1"/>
+          <w:sz w:val="26"/>
+          <w:szCs w:val="26"/>
+        </w:rPr>
+        <w:drawing>
+          <wp:inline distT="0" distB="0" distL="0" distR="0" wp14:anchorId="3D6847C7" wp14:editId="6AF9934D">
+            <wp:extent cx="5943600" cy="1372870"/>
+            <wp:effectExtent l="0" t="0" r="0" b="0"/>
+            <wp:docPr id="216782246" name="Picture 1"/>
+            <wp:cNvGraphicFramePr>
+              <a:graphicFrameLocks xmlns:a="http://schemas.openxmlformats.org/drawingml/2006/main" noChangeAspect="1"/>
+            </wp:cNvGraphicFramePr>
+            <a:graphic xmlns:a="http://schemas.openxmlformats.org/drawingml/2006/main">
+              <a:graphicData uri="http://schemas.openxmlformats.org/drawingml/2006/picture">
+                <pic:pic xmlns:pic="http://schemas.openxmlformats.org/drawingml/2006/picture">
+                  <pic:nvPicPr>
+                    <pic:cNvPr id="216782246" name=""/>
+                    <pic:cNvPicPr/>
+                  </pic:nvPicPr>
+                  <pic:blipFill>
+                    <a:blip r:embed="rId10"/>
+                    <a:stretch>
+                      <a:fillRect/>
+                    </a:stretch>
+                  </pic:blipFill>
+                  <pic:spPr>
+                    <a:xfrm>
+                      <a:off x="0" y="0"/>
+                      <a:ext cx="5943600" cy="1372870"/>
+                    </a:xfrm>
+                    <a:prstGeom prst="rect">
+                      <a:avLst/>
+                    </a:prstGeom>
+                  </pic:spPr>
+                </pic:pic>
+              </a:graphicData>
+            </a:graphic>
+          </wp:inline>
+        </w:drawing>
+      </w:r>
+    </w:p>
+    <w:p>
+      <w:pPr>
+        <w:pStyle w:val="ListParagraph"/>
+        <w:ind w:left="1080"/>
+        <w:rPr>
+          <w:rFonts w:ascii="Times New Roman" w:hAnsi="Times New Roman" w:cs="Times New Roman"/>
+          <w:color w:val="000000" w:themeColor="text1"/>
+          <w:sz w:val="26"/>
+          <w:szCs w:val="26"/>
+        </w:rPr>
+      </w:pPr>
+    </w:p>
+    <w:p>
+      <w:pPr>
+        <w:pStyle w:val="ListParagraph"/>
+        <w:ind w:left="1080"/>
+        <w:rPr>
+          <w:rFonts w:ascii="Times New Roman" w:hAnsi="Times New Roman" w:cs="Times New Roman"/>
+          <w:color w:val="000000" w:themeColor="text1"/>
+          <w:sz w:val="26"/>
+          <w:szCs w:val="26"/>
+        </w:rPr>
+      </w:pPr>
+    </w:p>
+    <w:p>
+      <w:pPr>
+        <w:pStyle w:val="ListParagraph"/>
+        <w:numPr>
+          <w:ilvl w:val="0"/>
+          <w:numId w:val="1"/>
+        </w:numPr>
+        <w:rPr>
+          <w:rFonts w:ascii="Times New Roman" w:hAnsi="Times New Roman" w:cs="Times New Roman"/>
+          <w:color w:val="000000" w:themeColor="text1"/>
+          <w:sz w:val="26"/>
+          <w:szCs w:val="26"/>
+        </w:rPr>
+      </w:pPr>
+      <w:r>
+        <w:rPr>
+          <w:rFonts w:ascii="Times New Roman" w:hAnsi="Times New Roman" w:cs="Times New Roman"/>
+          <w:color w:val="000000" w:themeColor="text1"/>
+          <w:sz w:val="26"/>
+          <w:szCs w:val="26"/>
+        </w:rPr>
+        <w:t>Hoàn thành Update user</w:t>
+      </w:r>
+    </w:p>
+    <w:p>
+      <w:pPr>
+        <w:pStyle w:val="ListParagraph"/>
+        <w:ind w:left="1080"/>
+        <w:rPr>
+          <w:rFonts w:ascii="Times New Roman" w:hAnsi="Times New Roman" w:cs="Times New Roman"/>
+          <w:color w:val="000000" w:themeColor="text1"/>
+          <w:sz w:val="26"/>
+          <w:szCs w:val="26"/>
+        </w:rPr>
+      </w:pPr>
+      <w:r>
+        <w:rPr>
+          <w:rFonts w:ascii="Times New Roman" w:hAnsi="Times New Roman" w:cs="Times New Roman"/>
+          <w:color w:val="000000" w:themeColor="text1"/>
+          <w:sz w:val="26"/>
+          <w:szCs w:val="26"/>
+        </w:rPr>
+        <w:drawing>
+          <wp:inline distT="0" distB="0" distL="0" distR="0" wp14:anchorId="70E983AC" wp14:editId="42161565">
+            <wp:extent cx="5943600" cy="1552575"/>
+            <wp:effectExtent l="0" t="0" r="0" b="9525"/>
+            <wp:docPr id="601520269" name="Picture 1"/>
+            <wp:cNvGraphicFramePr>
+              <a:graphicFrameLocks xmlns:a="http://schemas.openxmlformats.org/drawingml/2006/main" noChangeAspect="1"/>
+            </wp:cNvGraphicFramePr>
+            <a:graphic xmlns:a="http://schemas.openxmlformats.org/drawingml/2006/main">
+              <a:graphicData uri="http://schemas.openxmlformats.org/drawingml/2006/picture">
+                <pic:pic xmlns:pic="http://schemas.openxmlformats.org/drawingml/2006/picture">
+                  <pic:nvPicPr>
+                    <pic:cNvPr id="601520269" name=""/>
+                    <pic:cNvPicPr/>
+                  </pic:nvPicPr>
+                  <pic:blipFill>
+                    <a:blip r:embed="rId11"/>
+                    <a:stretch>
+                      <a:fillRect/>
+                    </a:stretch>
+                  </pic:blipFill>
+                  <pic:spPr>
+                    <a:xfrm>
+                      <a:off x="0" y="0"/>
+                      <a:ext cx="5943600" cy="1552575"/>
+                    </a:xfrm>
+                    <a:prstGeom prst="rect">
+                      <a:avLst/>
+                    </a:prstGeom>
+                  </pic:spPr>
+                </pic:pic>
+              </a:graphicData>
+            </a:graphic>
+          </wp:inline>
+        </w:drawing>
+      </w:r>
+    </w:p>
+    <w:p>
+      <w:pPr>
+        <w:pStyle w:val="ListParagraph"/>
+        <w:ind w:left="1080"/>
+        <w:rPr>
+          <w:rFonts w:ascii="Times New Roman" w:hAnsi="Times New Roman" w:cs="Times New Roman"/>
+          <w:color w:val="000000" w:themeColor="text1"/>
+          <w:sz w:val="26"/>
+          <w:szCs w:val="26"/>
+        </w:rPr>
+      </w:pPr>
+      <w:r>
+        <w:rPr>
+          <w:rFonts w:ascii="Times New Roman" w:hAnsi="Times New Roman" w:cs="Times New Roman"/>
+          <w:color w:val="000000" w:themeColor="text1"/>
+          <w:sz w:val="26"/>
+          <w:szCs w:val="26"/>
+        </w:rPr>
+        <w:t>Khi update thì tạo một new User mới để lưu dữ liệu mới và hàm save tự động cập nhật lại giá trị</w:t>
+      </w:r>
+    </w:p>
+    <w:p>
+      <w:pPr>
+        <w:pStyle w:val="ListParagraph"/>
+        <w:ind w:left="1080"/>
+        <w:rPr>
+          <w:rFonts w:ascii="Times New Roman" w:hAnsi="Times New Roman" w:cs="Times New Roman"/>
+          <w:color w:val="000000" w:themeColor="text1"/>
+          <w:sz w:val="26"/>
+          <w:szCs w:val="26"/>
+        </w:rPr>
+      </w:pPr>
+    </w:p>
+    <w:p>
+      <w:pPr>
+        <w:pStyle w:val="ListParagraph"/>
+        <w:numPr>
+          <w:ilvl w:val="0"/>
+          <w:numId w:val="1"/>
+        </w:numPr>
+        <w:rPr>
+          <w:rFonts w:ascii="Times New Roman" w:hAnsi="Times New Roman" w:cs="Times New Roman"/>
+          <w:color w:val="000000" w:themeColor="text1"/>
+          <w:sz w:val="26"/>
+          <w:szCs w:val="26"/>
+        </w:rPr>
+      </w:pPr>
+      <w:r>
+        <w:rPr>
+          <w:rFonts w:ascii="Times New Roman" w:hAnsi="Times New Roman" w:cs="Times New Roman"/>
+          <w:color w:val="000000" w:themeColor="text1"/>
+          <w:sz w:val="26"/>
+          <w:szCs w:val="26"/>
+        </w:rPr>
+        <w:t>Hoàn thành chức năng Delete user</w:t>
+      </w:r>
+    </w:p>
     <w:sectPr>
       <w:pgSz w:w="12240" w:h="15840"/>
       <w:pgMar w:top="1440" w:right="1440" w:bottom="1440" w:left="1440" w:header="720" w:footer="720" w:gutter="0"/>
@@ -2889,6 +3177,119 @@
 <file path=word/numbering.xml><?xml version="1.0" encoding="utf-8"?>
 <w:numbering xmlns:wpc="http://schemas.microsoft.com/office/word/2010/wordprocessingCanvas" xmlns:cx="http://schemas.microsoft.com/office/drawing/2014/chartex" xmlns:cx1="http://schemas.microsoft.com/office/drawing/2015/9/8/chartex" xmlns:cx2="http://schemas.microsoft.com/office/drawing/2015/10/21/chartex" xmlns:cx3="http://schemas.microsoft.com/office/drawing/2016/5/9/chartex" xmlns:cx4="http://schemas.microsoft.com/office/drawing/2016/5/10/chartex" xmlns:cx5="http://schemas.microsoft.com/office/drawing/2016/5/11/chartex" xmlns:cx6="http://schemas.microsoft.com/office/drawing/2016/5/12/chartex" xmlns:cx7="http://schemas.microsoft.com/office/drawing/2016/5/13/chartex" xmlns:cx8="http://schemas.microsoft.com/office/drawing/2016/5/14/chartex" xmlns:mc="http://schemas.openxmlformats.org/markup-compatibility/2006" xmlns:aink="http://schemas.microsoft.com/office/drawing/2016/ink" xmlns:am3d="http://schemas.microsoft.com/office/drawing/2017/model3d" xmlns:o="urn:schemas-microsoft-com:office:office" xmlns:oel="http://schemas.microsoft.com/office/2019/extlst" xmlns:r="http://schemas.openxmlformats.org/officeDocument/2006/relationships" xmlns:m="http://schemas.openxmlformats.org/officeDocument/2006/math" xmlns:v="urn:schemas-microsoft-com:vml" xmlns:wp14="http://schemas.microsoft.com/office/word/2010/wordprocessingDrawing" xmlns:wp="http://schemas.openxmlformats.org/drawingml/2006/wordprocessingDrawing" xmlns:w10="urn:schemas-microsoft-com:office:word" xmlns:w="http://schemas.openxmlformats.org/wordprocessingml/2006/main" xmlns:w14="http://schemas.microsoft.com/office/word/2010/wordml" xmlns:w15="http://schemas.microsoft.com/office/word/2012/wordml" xmlns:w16cex="http://schemas.microsoft.com/office/word/2018/wordml/cex" xmlns:w16cid="http://schemas.microsoft.com/office/word/2016/wordml/cid" xmlns:w16="http://schemas.microsoft.com/office/word/2018/wordml" xmlns:w16du="http://schemas.microsoft.com/office/word/2023/wordml/word16du" xmlns:w16sdtdh="http://schemas.microsoft.com/office/word/2020/wordml/sdtdatahash" xmlns:w16se="http://schemas.microsoft.com/office/word/2015/wordml/symex" xmlns:wpg="http://schemas.microsoft.com/office/word/2010/wordprocessingGroup" xmlns:wpi="http://schemas.microsoft.com/office/word/2010/wordprocessingInk" xmlns:wne="http://schemas.microsoft.com/office/word/2006/wordml" xmlns:wps="http://schemas.microsoft.com/office/word/2010/wordprocessingShape" mc:Ignorable="w14 w15 w16se w16cid w16 w16cex w16sdtdh w16du wp14">
   <w:abstractNum w:abstractNumId="0" w15:restartNumberingAfterBreak="0">
+    <w:nsid w:val="2C6011BB"/>
+    <w:multiLevelType w:val="hybridMultilevel"/>
+    <w:tmpl w:val="D7521058"/>
+    <w:lvl w:ilvl="0" w:tplc="CD6E8676">
+      <w:start w:val="2"/>
+      <w:numFmt w:val="bullet"/>
+      <w:lvlText w:val=""/>
+      <w:lvlJc w:val="left"/>
+      <w:pPr>
+        <w:ind w:left="1080" w:hanging="360"/>
+      </w:pPr>
+      <w:rPr>
+        <w:rFonts w:ascii="Symbol" w:eastAsiaTheme="minorHAnsi" w:hAnsi="Symbol" w:cs="Times New Roman" w:hint="default"/>
+      </w:rPr>
+    </w:lvl>
+    <w:lvl w:ilvl="1" w:tplc="04090003" w:tentative="1">
+      <w:start w:val="1"/>
+      <w:numFmt w:val="bullet"/>
+      <w:lvlText w:val="o"/>
+      <w:lvlJc w:val="left"/>
+      <w:pPr>
+        <w:ind w:left="1800" w:hanging="360"/>
+      </w:pPr>
+      <w:rPr>
+        <w:rFonts w:ascii="Courier New" w:hAnsi="Courier New" w:cs="Courier New" w:hint="default"/>
+      </w:rPr>
+    </w:lvl>
+    <w:lvl w:ilvl="2" w:tplc="04090005" w:tentative="1">
+      <w:start w:val="1"/>
+      <w:numFmt w:val="bullet"/>
+      <w:lvlText w:val=""/>
+      <w:lvlJc w:val="left"/>
+      <w:pPr>
+        <w:ind w:left="2520" w:hanging="360"/>
+      </w:pPr>
+      <w:rPr>
+        <w:rFonts w:ascii="Wingdings" w:hAnsi="Wingdings" w:hint="default"/>
+      </w:rPr>
+    </w:lvl>
+    <w:lvl w:ilvl="3" w:tplc="04090001" w:tentative="1">
+      <w:start w:val="1"/>
+      <w:numFmt w:val="bullet"/>
+      <w:lvlText w:val=""/>
+      <w:lvlJc w:val="left"/>
+      <w:pPr>
+        <w:ind w:left="3240" w:hanging="360"/>
+      </w:pPr>
+      <w:rPr>
+        <w:rFonts w:ascii="Symbol" w:hAnsi="Symbol" w:hint="default"/>
+      </w:rPr>
+    </w:lvl>
+    <w:lvl w:ilvl="4" w:tplc="04090003" w:tentative="1">
+      <w:start w:val="1"/>
+      <w:numFmt w:val="bullet"/>
+      <w:lvlText w:val="o"/>
+      <w:lvlJc w:val="left"/>
+      <w:pPr>
+        <w:ind w:left="3960" w:hanging="360"/>
+      </w:pPr>
+      <w:rPr>
+        <w:rFonts w:ascii="Courier New" w:hAnsi="Courier New" w:cs="Courier New" w:hint="default"/>
+      </w:rPr>
+    </w:lvl>
+    <w:lvl w:ilvl="5" w:tplc="04090005" w:tentative="1">
+      <w:start w:val="1"/>
+      <w:numFmt w:val="bullet"/>
+      <w:lvlText w:val=""/>
+      <w:lvlJc w:val="left"/>
+      <w:pPr>
+        <w:ind w:left="4680" w:hanging="360"/>
+      </w:pPr>
+      <w:rPr>
+        <w:rFonts w:ascii="Wingdings" w:hAnsi="Wingdings" w:hint="default"/>
+      </w:rPr>
+    </w:lvl>
+    <w:lvl w:ilvl="6" w:tplc="04090001" w:tentative="1">
+      <w:start w:val="1"/>
+      <w:numFmt w:val="bullet"/>
+      <w:lvlText w:val=""/>
+      <w:lvlJc w:val="left"/>
+      <w:pPr>
+        <w:ind w:left="5400" w:hanging="360"/>
+      </w:pPr>
+      <w:rPr>
+        <w:rFonts w:ascii="Symbol" w:hAnsi="Symbol" w:hint="default"/>
+      </w:rPr>
+    </w:lvl>
+    <w:lvl w:ilvl="7" w:tplc="04090003" w:tentative="1">
+      <w:start w:val="1"/>
+      <w:numFmt w:val="bullet"/>
+      <w:lvlText w:val="o"/>
+      <w:lvlJc w:val="left"/>
+      <w:pPr>
+        <w:ind w:left="6120" w:hanging="360"/>
+      </w:pPr>
+      <w:rPr>
+        <w:rFonts w:ascii="Courier New" w:hAnsi="Courier New" w:cs="Courier New" w:hint="default"/>
+      </w:rPr>
+    </w:lvl>
+    <w:lvl w:ilvl="8" w:tplc="04090005" w:tentative="1">
+      <w:start w:val="1"/>
+      <w:numFmt w:val="bullet"/>
+      <w:lvlText w:val=""/>
+      <w:lvlJc w:val="left"/>
+      <w:pPr>
+        <w:ind w:left="6840" w:hanging="360"/>
+      </w:pPr>
+      <w:rPr>
+        <w:rFonts w:ascii="Wingdings" w:hAnsi="Wingdings" w:hint="default"/>
+      </w:rPr>
+    </w:lvl>
+  </w:abstractNum>
+  <w:abstractNum w:abstractNumId="1" w15:restartNumberingAfterBreak="0">
     <w:nsid w:val="546E57DD"/>
     <w:multiLevelType w:val="hybridMultilevel"/>
     <w:tmpl w:val="34A28CF6"/>
@@ -3000,7 +3401,7 @@
       </w:rPr>
     </w:lvl>
   </w:abstractNum>
-  <w:abstractNum w:abstractNumId="1" w15:restartNumberingAfterBreak="0">
+  <w:abstractNum w:abstractNumId="2" w15:restartNumberingAfterBreak="0">
     <w:nsid w:val="78C167CC"/>
     <w:multiLevelType w:val="hybridMultilevel"/>
     <w:tmpl w:val="53CAE332"/>
@@ -3114,9 +3515,12 @@
     </w:lvl>
   </w:abstractNum>
   <w:num w:numId="1" w16cid:durableId="264726873">
+    <w:abstractNumId w:val="2"/>
+  </w:num>
+  <w:num w:numId="2" w16cid:durableId="747001751">
     <w:abstractNumId w:val="1"/>
   </w:num>
-  <w:num w:numId="2" w16cid:durableId="747001751">
+  <w:num w:numId="3" w16cid:durableId="196818255">
     <w:abstractNumId w:val="0"/>
   </w:num>
 </w:numbering>
@@ -3526,6 +3930,7 @@
   <w:style w:type="character" w:default="1" w:styleId="DefaultParagraphFont">
     <w:name w:val="Default Paragraph Font"/>
     <w:uiPriority w:val="1"/>
+    <w:semiHidden/>
     <w:unhideWhenUsed/>
   </w:style>
   <w:style w:type="table" w:default="1" w:styleId="TableNormal">

--- a/Cake.docx
+++ b/Cake.docx
@@ -3071,10 +3071,10 @@
           <w:szCs w:val="26"/>
         </w:rPr>
         <w:drawing>
-          <wp:inline distT="0" distB="0" distL="0" distR="0" wp14:anchorId="70E983AC" wp14:editId="42161565">
-            <wp:extent cx="5943600" cy="1552575"/>
-            <wp:effectExtent l="0" t="0" r="0" b="9525"/>
-            <wp:docPr id="601520269" name="Picture 1"/>
+          <wp:inline distT="0" distB="0" distL="0" distR="0" wp14:anchorId="714B5510" wp14:editId="3779BC3D">
+            <wp:extent cx="5943600" cy="2519045"/>
+            <wp:effectExtent l="0" t="0" r="0" b="0"/>
+            <wp:docPr id="1467160006" name="Picture 1"/>
             <wp:cNvGraphicFramePr>
               <a:graphicFrameLocks xmlns:a="http://schemas.openxmlformats.org/drawingml/2006/main" noChangeAspect="1"/>
             </wp:cNvGraphicFramePr>
@@ -3082,7 +3082,7 @@
               <a:graphicData uri="http://schemas.openxmlformats.org/drawingml/2006/picture">
                 <pic:pic xmlns:pic="http://schemas.openxmlformats.org/drawingml/2006/picture">
                   <pic:nvPicPr>
-                    <pic:cNvPr id="601520269" name=""/>
+                    <pic:cNvPr id="1467160006" name=""/>
                     <pic:cNvPicPr/>
                   </pic:nvPicPr>
                   <pic:blipFill>
@@ -3094,7 +3094,7 @@
                   <pic:spPr>
                     <a:xfrm>
                       <a:off x="0" y="0"/>
-                      <a:ext cx="5943600" cy="1552575"/>
+                      <a:ext cx="5943600" cy="2519045"/>
                     </a:xfrm>
                     <a:prstGeom prst="rect">
                       <a:avLst/>

--- a/Cake.docx
+++ b/Cake.docx
@@ -2963,6 +2963,7 @@
       <w:r>
         <w:rPr>
           <w:rFonts w:ascii="Times New Roman" w:hAnsi="Times New Roman" w:cs="Times New Roman"/>
+          <w:noProof/>
           <w:color w:val="000000" w:themeColor="text1"/>
           <w:sz w:val="26"/>
           <w:szCs w:val="26"/>
@@ -3066,6 +3067,7 @@
       <w:r>
         <w:rPr>
           <w:rFonts w:ascii="Times New Roman" w:hAnsi="Times New Roman" w:cs="Times New Roman"/>
+          <w:noProof/>
           <w:color w:val="000000" w:themeColor="text1"/>
           <w:sz w:val="26"/>
           <w:szCs w:val="26"/>
@@ -3162,6 +3164,68 @@
           <w:szCs w:val="26"/>
         </w:rPr>
         <w:t>Hoàn thành chức năng Delete user</w:t>
+      </w:r>
+    </w:p>
+    <w:p>
+      <w:pPr>
+        <w:ind w:left="720"/>
+        <w:rPr>
+          <w:rFonts w:ascii="Times New Roman" w:hAnsi="Times New Roman" w:cs="Times New Roman"/>
+          <w:color w:val="000000" w:themeColor="text1"/>
+          <w:sz w:val="26"/>
+          <w:szCs w:val="26"/>
+        </w:rPr>
+      </w:pPr>
+    </w:p>
+    <w:p>
+      <w:pPr>
+        <w:ind w:left="720"/>
+        <w:rPr>
+          <w:rFonts w:ascii="Times New Roman" w:hAnsi="Times New Roman" w:cs="Times New Roman"/>
+          <w:color w:val="000000" w:themeColor="text1"/>
+          <w:sz w:val="26"/>
+          <w:szCs w:val="26"/>
+        </w:rPr>
+      </w:pPr>
+      <w:r>
+        <w:rPr>
+          <w:rFonts w:ascii="Times New Roman" w:hAnsi="Times New Roman" w:cs="Times New Roman"/>
+          <w:color w:val="000000" w:themeColor="text1"/>
+          <w:sz w:val="26"/>
+          <w:szCs w:val="26"/>
+        </w:rPr>
+        <w:t>Ngày 9</w:t>
+      </w:r>
+    </w:p>
+    <w:p>
+      <w:pPr>
+        <w:ind w:left="720"/>
+        <w:rPr>
+          <w:rFonts w:ascii="Times New Roman" w:hAnsi="Times New Roman" w:cs="Times New Roman"/>
+          <w:color w:val="000000" w:themeColor="text1"/>
+          <w:sz w:val="26"/>
+          <w:szCs w:val="26"/>
+        </w:rPr>
+      </w:pPr>
+      <w:r>
+        <w:rPr>
+          <w:rFonts w:ascii="Times New Roman" w:hAnsi="Times New Roman" w:cs="Times New Roman"/>
+          <w:color w:val="000000" w:themeColor="text1"/>
+          <w:sz w:val="26"/>
+          <w:szCs w:val="26"/>
+        </w:rPr>
+        <w:tab/>
+        <w:t>-</w:t>
+      </w:r>
+      <w:r>
+        <w:rPr>
+          <w:rFonts w:ascii="Times New Roman" w:hAnsi="Times New Roman" w:cs="Times New Roman"/>
+          <w:color w:val="000000" w:themeColor="text1"/>
+          <w:sz w:val="26"/>
+          <w:szCs w:val="26"/>
+        </w:rPr>
+        <w:tab/>
+        <w:t xml:space="preserve">Tạo các model để lưu trử thông tin </w:t>
       </w:r>
     </w:p>
     <w:sectPr>

--- a/Cake.docx
+++ b/Cake.docx
@@ -3228,6 +3228,638 @@
         <w:t xml:space="preserve">Tạo các model để lưu trử thông tin </w:t>
       </w:r>
     </w:p>
+    <w:p>
+      <w:pPr>
+        <w:ind w:left="720"/>
+        <w:rPr>
+          <w:rFonts w:ascii="Times New Roman" w:hAnsi="Times New Roman" w:cs="Times New Roman"/>
+          <w:color w:val="000000" w:themeColor="text1"/>
+          <w:sz w:val="26"/>
+          <w:szCs w:val="26"/>
+        </w:rPr>
+      </w:pPr>
+      <w:r>
+        <w:rPr>
+          <w:rFonts w:ascii="Times New Roman" w:hAnsi="Times New Roman" w:cs="Times New Roman"/>
+          <w:color w:val="000000" w:themeColor="text1"/>
+          <w:sz w:val="26"/>
+          <w:szCs w:val="26"/>
+        </w:rPr>
+        <w:tab/>
+        <w:t>-</w:t>
+      </w:r>
+      <w:r>
+        <w:rPr>
+          <w:rFonts w:ascii="Times New Roman" w:hAnsi="Times New Roman" w:cs="Times New Roman"/>
+          <w:color w:val="000000" w:themeColor="text1"/>
+          <w:sz w:val="26"/>
+          <w:szCs w:val="26"/>
+        </w:rPr>
+        <w:tab/>
+        <w:t>các bảng trong Mysql thì nên có thêm chữ ‘s’</w:t>
+      </w:r>
+    </w:p>
+    <w:p>
+      <w:pPr>
+        <w:ind w:left="720"/>
+        <w:rPr>
+          <w:rFonts w:ascii="Times New Roman" w:hAnsi="Times New Roman" w:cs="Times New Roman"/>
+          <w:color w:val="000000" w:themeColor="text1"/>
+          <w:sz w:val="26"/>
+          <w:szCs w:val="26"/>
+        </w:rPr>
+      </w:pPr>
+      <w:r>
+        <w:rPr>
+          <w:rFonts w:ascii="Times New Roman" w:hAnsi="Times New Roman" w:cs="Times New Roman"/>
+          <w:color w:val="000000" w:themeColor="text1"/>
+          <w:sz w:val="26"/>
+          <w:szCs w:val="26"/>
+        </w:rPr>
+        <w:t>Ngày 10</w:t>
+      </w:r>
+    </w:p>
+    <w:p>
+      <w:pPr>
+        <w:pStyle w:val="ListParagraph"/>
+        <w:numPr>
+          <w:ilvl w:val="0"/>
+          <w:numId w:val="1"/>
+        </w:numPr>
+        <w:rPr>
+          <w:rFonts w:ascii="Times New Roman" w:hAnsi="Times New Roman" w:cs="Times New Roman"/>
+          <w:color w:val="000000" w:themeColor="text1"/>
+          <w:sz w:val="26"/>
+          <w:szCs w:val="26"/>
+        </w:rPr>
+      </w:pPr>
+      <w:r>
+        <w:rPr>
+          <w:rFonts w:ascii="Times New Roman" w:hAnsi="Times New Roman" w:cs="Times New Roman"/>
+          <w:color w:val="000000" w:themeColor="text1"/>
+          <w:sz w:val="26"/>
+          <w:szCs w:val="26"/>
+        </w:rPr>
+        <w:t>Học chương 10</w:t>
+      </w:r>
+    </w:p>
+    <w:p>
+      <w:pPr>
+        <w:pStyle w:val="ListParagraph"/>
+        <w:numPr>
+          <w:ilvl w:val="0"/>
+          <w:numId w:val="1"/>
+        </w:numPr>
+        <w:rPr>
+          <w:rFonts w:ascii="Times New Roman" w:hAnsi="Times New Roman" w:cs="Times New Roman"/>
+          <w:color w:val="000000" w:themeColor="text1"/>
+          <w:sz w:val="26"/>
+          <w:szCs w:val="26"/>
+        </w:rPr>
+      </w:pPr>
+      <w:r>
+        <w:rPr>
+          <w:rFonts w:ascii="Times New Roman" w:hAnsi="Times New Roman" w:cs="Times New Roman"/>
+          <w:color w:val="000000" w:themeColor="text1"/>
+          <w:sz w:val="26"/>
+          <w:szCs w:val="26"/>
+        </w:rPr>
+        <w:t xml:space="preserve">Đặt tên cho cách table </w:t>
+      </w:r>
+    </w:p>
+    <w:p>
+      <w:pPr>
+        <w:ind w:left="1080" w:firstLine="360"/>
+        <w:rPr>
+          <w:rFonts w:ascii="Times New Roman" w:hAnsi="Times New Roman" w:cs="Times New Roman"/>
+          <w:color w:val="000000" w:themeColor="text1"/>
+          <w:sz w:val="26"/>
+          <w:szCs w:val="26"/>
+        </w:rPr>
+      </w:pPr>
+      <w:r>
+        <w:rPr>
+          <w:rFonts w:ascii="Times New Roman" w:hAnsi="Times New Roman" w:cs="Times New Roman"/>
+          <w:noProof/>
+          <w:color w:val="000000" w:themeColor="text1"/>
+          <w:sz w:val="26"/>
+          <w:szCs w:val="26"/>
+        </w:rPr>
+        <w:drawing>
+          <wp:inline distT="0" distB="0" distL="0" distR="0" wp14:anchorId="38D102A9" wp14:editId="5E196529">
+            <wp:extent cx="4464274" cy="2910840"/>
+            <wp:effectExtent l="0" t="0" r="0" b="3810"/>
+            <wp:docPr id="1931918766" name="Picture 1"/>
+            <wp:cNvGraphicFramePr>
+              <a:graphicFrameLocks xmlns:a="http://schemas.openxmlformats.org/drawingml/2006/main" noChangeAspect="1"/>
+            </wp:cNvGraphicFramePr>
+            <a:graphic xmlns:a="http://schemas.openxmlformats.org/drawingml/2006/main">
+              <a:graphicData uri="http://schemas.openxmlformats.org/drawingml/2006/picture">
+                <pic:pic xmlns:pic="http://schemas.openxmlformats.org/drawingml/2006/picture">
+                  <pic:nvPicPr>
+                    <pic:cNvPr id="1931918766" name=""/>
+                    <pic:cNvPicPr/>
+                  </pic:nvPicPr>
+                  <pic:blipFill>
+                    <a:blip r:embed="rId12"/>
+                    <a:stretch>
+                      <a:fillRect/>
+                    </a:stretch>
+                  </pic:blipFill>
+                  <pic:spPr>
+                    <a:xfrm>
+                      <a:off x="0" y="0"/>
+                      <a:ext cx="4464274" cy="2910840"/>
+                    </a:xfrm>
+                    <a:prstGeom prst="rect">
+                      <a:avLst/>
+                    </a:prstGeom>
+                  </pic:spPr>
+                </pic:pic>
+              </a:graphicData>
+            </a:graphic>
+          </wp:inline>
+        </w:drawing>
+      </w:r>
+    </w:p>
+    <w:p>
+      <w:pPr>
+        <w:ind w:left="1080" w:firstLine="360"/>
+        <w:rPr>
+          <w:rFonts w:ascii="Times New Roman" w:hAnsi="Times New Roman" w:cs="Times New Roman"/>
+          <w:color w:val="000000" w:themeColor="text1"/>
+          <w:sz w:val="26"/>
+          <w:szCs w:val="26"/>
+        </w:rPr>
+      </w:pPr>
+      <w:r>
+        <w:rPr>
+          <w:rFonts w:ascii="Times New Roman" w:hAnsi="Times New Roman" w:cs="Times New Roman"/>
+          <w:color w:val="000000" w:themeColor="text1"/>
+          <w:sz w:val="26"/>
+          <w:szCs w:val="26"/>
+        </w:rPr>
+        <w:t>Nếu không thay đỗi thì nó sẽ bị trung trùng với keyword trong sql và bị lỗi</w:t>
+      </w:r>
+    </w:p>
+    <w:p>
+      <w:pPr>
+        <w:pStyle w:val="ListParagraph"/>
+        <w:numPr>
+          <w:ilvl w:val="0"/>
+          <w:numId w:val="1"/>
+        </w:numPr>
+        <w:rPr>
+          <w:rFonts w:ascii="Times New Roman" w:hAnsi="Times New Roman" w:cs="Times New Roman"/>
+          <w:color w:val="000000" w:themeColor="text1"/>
+          <w:sz w:val="26"/>
+          <w:szCs w:val="26"/>
+        </w:rPr>
+      </w:pPr>
+      <w:r>
+        <w:rPr>
+          <w:rFonts w:ascii="Times New Roman" w:hAnsi="Times New Roman" w:cs="Times New Roman"/>
+          <w:color w:val="000000" w:themeColor="text1"/>
+          <w:sz w:val="26"/>
+          <w:szCs w:val="26"/>
+        </w:rPr>
+        <w:t xml:space="preserve">One to many </w:t>
+      </w:r>
+    </w:p>
+    <w:p>
+      <w:pPr>
+        <w:pStyle w:val="ListParagraph"/>
+        <w:numPr>
+          <w:ilvl w:val="0"/>
+          <w:numId w:val="1"/>
+        </w:numPr>
+        <w:rPr>
+          <w:rFonts w:ascii="Times New Roman" w:hAnsi="Times New Roman" w:cs="Times New Roman"/>
+          <w:color w:val="000000" w:themeColor="text1"/>
+          <w:sz w:val="26"/>
+          <w:szCs w:val="26"/>
+        </w:rPr>
+      </w:pPr>
+      <w:r>
+        <w:rPr>
+          <w:rFonts w:ascii="Times New Roman" w:hAnsi="Times New Roman" w:cs="Times New Roman"/>
+          <w:color w:val="000000" w:themeColor="text1"/>
+          <w:sz w:val="26"/>
+          <w:szCs w:val="26"/>
+        </w:rPr>
+        <w:t xml:space="preserve">#79 </w:t>
+      </w:r>
+    </w:p>
+    <w:p>
+      <w:pPr>
+        <w:ind w:left="720" w:firstLine="360"/>
+        <w:rPr>
+          <w:rFonts w:ascii="Times New Roman" w:hAnsi="Times New Roman" w:cs="Times New Roman"/>
+          <w:color w:val="FF0000"/>
+          <w:sz w:val="26"/>
+          <w:szCs w:val="26"/>
+        </w:rPr>
+      </w:pPr>
+      <w:r>
+        <w:rPr>
+          <w:rFonts w:ascii="Times New Roman" w:hAnsi="Times New Roman" w:cs="Times New Roman"/>
+          <w:color w:val="FF0000"/>
+          <w:sz w:val="26"/>
+          <w:szCs w:val="26"/>
+        </w:rPr>
+        <w:t xml:space="preserve">Dùng mappy và joinClolumn để không tạo ra bảng mới </w:t>
+      </w:r>
+    </w:p>
+    <w:p>
+      <w:pPr>
+        <w:pStyle w:val="ListParagraph"/>
+        <w:numPr>
+          <w:ilvl w:val="0"/>
+          <w:numId w:val="1"/>
+        </w:numPr>
+        <w:rPr>
+          <w:rFonts w:ascii="Times New Roman" w:hAnsi="Times New Roman" w:cs="Times New Roman"/>
+          <w:color w:val="000000" w:themeColor="text1"/>
+          <w:sz w:val="26"/>
+          <w:szCs w:val="26"/>
+        </w:rPr>
+      </w:pPr>
+      <w:r>
+        <w:rPr>
+          <w:rFonts w:ascii="Times New Roman" w:hAnsi="Times New Roman" w:cs="Times New Roman"/>
+          <w:color w:val="000000" w:themeColor="text1"/>
+          <w:sz w:val="26"/>
+          <w:szCs w:val="26"/>
+        </w:rPr>
+        <w:t xml:space="preserve">Tạo thêm bảng orderDetail để lưu quan hệ của nó ban đầu Order với user là many to many tạo thêm table orderDetail để lưu quan hệ giữa nó thành </w:t>
+      </w:r>
+    </w:p>
+    <w:p>
+      <w:pPr>
+        <w:pStyle w:val="ListParagraph"/>
+        <w:ind w:left="1080"/>
+        <w:rPr>
+          <w:rFonts w:ascii="Times New Roman" w:hAnsi="Times New Roman" w:cs="Times New Roman"/>
+          <w:color w:val="000000" w:themeColor="text1"/>
+          <w:sz w:val="26"/>
+          <w:szCs w:val="26"/>
+        </w:rPr>
+      </w:pPr>
+      <w:r>
+        <w:rPr>
+          <w:rFonts w:ascii="Times New Roman" w:hAnsi="Times New Roman" w:cs="Times New Roman"/>
+          <w:color w:val="000000" w:themeColor="text1"/>
+          <w:sz w:val="26"/>
+          <w:szCs w:val="26"/>
+        </w:rPr>
+        <w:t xml:space="preserve">1 – N </w:t>
+      </w:r>
+      <w:r>
+        <w:rPr>
+          <w:rFonts w:ascii="Times New Roman" w:hAnsi="Times New Roman" w:cs="Times New Roman"/>
+          <w:color w:val="000000" w:themeColor="text1"/>
+          <w:sz w:val="26"/>
+          <w:szCs w:val="26"/>
+        </w:rPr>
+        <w:t xml:space="preserve"> để có thểm lưu thêm thông tin vì nếu không tạo thêm bản thì sprin sẽ tự tạo ra bảng với chỉ 2 trường thông tin mặc định và cần vởi custom nó lại </w:t>
+      </w:r>
+      <w:r>
+        <w:rPr>
+          <w:rFonts w:ascii="Times New Roman" w:hAnsi="Times New Roman" w:cs="Times New Roman"/>
+          <w:color w:val="000000" w:themeColor="text1"/>
+          <w:sz w:val="26"/>
+          <w:szCs w:val="26"/>
+        </w:rPr>
+        <w:t xml:space="preserve">, </w:t>
+      </w:r>
+    </w:p>
+    <w:p>
+      <w:pPr>
+        <w:rPr>
+          <w:rFonts w:ascii="Times New Roman" w:hAnsi="Times New Roman" w:cs="Times New Roman"/>
+          <w:color w:val="000000" w:themeColor="text1"/>
+          <w:sz w:val="26"/>
+          <w:szCs w:val="26"/>
+        </w:rPr>
+      </w:pPr>
+      <w:r>
+        <w:rPr>
+          <w:rFonts w:ascii="Times New Roman" w:hAnsi="Times New Roman" w:cs="Times New Roman"/>
+          <w:color w:val="000000" w:themeColor="text1"/>
+          <w:sz w:val="26"/>
+          <w:szCs w:val="26"/>
+        </w:rPr>
+        <w:t xml:space="preserve">Ngày 11 </w:t>
+      </w:r>
+    </w:p>
+    <w:p>
+      <w:pPr>
+        <w:pStyle w:val="ListParagraph"/>
+        <w:numPr>
+          <w:ilvl w:val="0"/>
+          <w:numId w:val="1"/>
+        </w:numPr>
+        <w:rPr>
+          <w:rFonts w:ascii="Times New Roman" w:hAnsi="Times New Roman" w:cs="Times New Roman"/>
+          <w:color w:val="000000" w:themeColor="text1"/>
+          <w:sz w:val="26"/>
+          <w:szCs w:val="26"/>
+        </w:rPr>
+      </w:pPr>
+      <w:r>
+        <w:rPr>
+          <w:rFonts w:ascii="Times New Roman" w:hAnsi="Times New Roman" w:cs="Times New Roman"/>
+          <w:color w:val="000000" w:themeColor="text1"/>
+          <w:sz w:val="26"/>
+          <w:szCs w:val="26"/>
+        </w:rPr>
+        <w:t xml:space="preserve">Tạo flie view để hiển thị dashboard </w:t>
+      </w:r>
+    </w:p>
+    <w:p>
+      <w:pPr>
+        <w:pStyle w:val="ListParagraph"/>
+        <w:numPr>
+          <w:ilvl w:val="0"/>
+          <w:numId w:val="1"/>
+        </w:numPr>
+        <w:rPr>
+          <w:rFonts w:ascii="Times New Roman" w:hAnsi="Times New Roman" w:cs="Times New Roman"/>
+          <w:color w:val="000000" w:themeColor="text1"/>
+          <w:sz w:val="26"/>
+          <w:szCs w:val="26"/>
+        </w:rPr>
+      </w:pPr>
+      <w:r>
+        <w:rPr>
+          <w:rFonts w:ascii="Times New Roman" w:hAnsi="Times New Roman" w:cs="Times New Roman"/>
+          <w:color w:val="000000" w:themeColor="text1"/>
+          <w:sz w:val="26"/>
+          <w:szCs w:val="26"/>
+        </w:rPr>
+        <w:t xml:space="preserve">Định nghĩa nguồn tài nguyên của nó </w:t>
+      </w:r>
+    </w:p>
+    <w:p>
+      <w:pPr>
+        <w:pStyle w:val="ListParagraph"/>
+        <w:ind w:left="1080"/>
+        <w:rPr>
+          <w:rFonts w:ascii="Times New Roman" w:hAnsi="Times New Roman" w:cs="Times New Roman"/>
+          <w:color w:val="000000" w:themeColor="text1"/>
+          <w:sz w:val="26"/>
+          <w:szCs w:val="26"/>
+        </w:rPr>
+      </w:pPr>
+      <w:r>
+        <w:rPr>
+          <w:rFonts w:ascii="Times New Roman" w:hAnsi="Times New Roman" w:cs="Times New Roman"/>
+          <w:color w:val="000000" w:themeColor="text1"/>
+          <w:sz w:val="26"/>
+          <w:szCs w:val="26"/>
+        </w:rPr>
+        <w:lastRenderedPageBreak/>
+        <w:drawing>
+          <wp:inline distT="0" distB="0" distL="0" distR="0" wp14:anchorId="5AB83917" wp14:editId="1E55CCB7">
+            <wp:extent cx="5943600" cy="1328420"/>
+            <wp:effectExtent l="0" t="0" r="0" b="5080"/>
+            <wp:docPr id="1562441662" name="Picture 1"/>
+            <wp:cNvGraphicFramePr>
+              <a:graphicFrameLocks xmlns:a="http://schemas.openxmlformats.org/drawingml/2006/main" noChangeAspect="1"/>
+            </wp:cNvGraphicFramePr>
+            <a:graphic xmlns:a="http://schemas.openxmlformats.org/drawingml/2006/main">
+              <a:graphicData uri="http://schemas.openxmlformats.org/drawingml/2006/picture">
+                <pic:pic xmlns:pic="http://schemas.openxmlformats.org/drawingml/2006/picture">
+                  <pic:nvPicPr>
+                    <pic:cNvPr id="1562441662" name=""/>
+                    <pic:cNvPicPr/>
+                  </pic:nvPicPr>
+                  <pic:blipFill>
+                    <a:blip r:embed="rId13"/>
+                    <a:stretch>
+                      <a:fillRect/>
+                    </a:stretch>
+                  </pic:blipFill>
+                  <pic:spPr>
+                    <a:xfrm>
+                      <a:off x="0" y="0"/>
+                      <a:ext cx="5943600" cy="1328420"/>
+                    </a:xfrm>
+                    <a:prstGeom prst="rect">
+                      <a:avLst/>
+                    </a:prstGeom>
+                  </pic:spPr>
+                </pic:pic>
+              </a:graphicData>
+            </a:graphic>
+          </wp:inline>
+        </w:drawing>
+      </w:r>
+    </w:p>
+    <w:p>
+      <w:pPr>
+        <w:rPr>
+          <w:rFonts w:ascii="Times New Roman" w:hAnsi="Times New Roman" w:cs="Times New Roman"/>
+          <w:color w:val="000000" w:themeColor="text1"/>
+          <w:sz w:val="26"/>
+          <w:szCs w:val="26"/>
+        </w:rPr>
+      </w:pPr>
+    </w:p>
+    <w:p>
+      <w:pPr>
+        <w:pStyle w:val="ListParagraph"/>
+        <w:numPr>
+          <w:ilvl w:val="0"/>
+          <w:numId w:val="1"/>
+        </w:numPr>
+        <w:rPr>
+          <w:rFonts w:ascii="Times New Roman" w:hAnsi="Times New Roman" w:cs="Times New Roman"/>
+          <w:color w:val="000000" w:themeColor="text1"/>
+          <w:sz w:val="26"/>
+          <w:szCs w:val="26"/>
+        </w:rPr>
+      </w:pPr>
+      <w:r>
+        <w:rPr>
+          <w:rFonts w:ascii="Times New Roman" w:hAnsi="Times New Roman" w:cs="Times New Roman"/>
+          <w:color w:val="000000" w:themeColor="text1"/>
+          <w:sz w:val="26"/>
+          <w:szCs w:val="26"/>
+        </w:rPr>
+        <w:t>Tái sử dụng lại header , sidebar , footer để hiển thị dữ lại trong trang order , product ,user ….. ( key word : jsp reuse code)</w:t>
+      </w:r>
+      <w:r>
+        <w:rPr>
+          <w:rFonts w:ascii="Times New Roman" w:hAnsi="Times New Roman" w:cs="Times New Roman"/>
+          <w:color w:val="000000" w:themeColor="text1"/>
+          <w:sz w:val="26"/>
+          <w:szCs w:val="26"/>
+        </w:rPr>
+        <w:t xml:space="preserve">  sử dụng </w:t>
+      </w:r>
+    </w:p>
+    <w:p>
+      <w:pPr>
+        <w:pStyle w:val="ListParagraph"/>
+        <w:ind w:left="1080"/>
+        <w:rPr>
+          <w:rFonts w:ascii="Times New Roman" w:hAnsi="Times New Roman" w:cs="Times New Roman"/>
+          <w:color w:val="000000" w:themeColor="text1"/>
+          <w:sz w:val="26"/>
+          <w:szCs w:val="26"/>
+        </w:rPr>
+      </w:pPr>
+      <w:r>
+        <w:rPr>
+          <w:rFonts w:ascii="Times New Roman" w:hAnsi="Times New Roman" w:cs="Times New Roman"/>
+          <w:color w:val="000000" w:themeColor="text1"/>
+          <w:sz w:val="26"/>
+          <w:szCs w:val="26"/>
+        </w:rPr>
+        <w:t xml:space="preserve">&lt;jsp:include page="shared/header.jsp"/&gt;  </w:t>
+      </w:r>
+    </w:p>
+    <w:p>
+      <w:pPr>
+        <w:pStyle w:val="ListParagraph"/>
+        <w:ind w:left="1080"/>
+        <w:rPr>
+          <w:rFonts w:ascii="Times New Roman" w:hAnsi="Times New Roman" w:cs="Times New Roman"/>
+          <w:color w:val="FF0000"/>
+          <w:sz w:val="26"/>
+          <w:szCs w:val="26"/>
+        </w:rPr>
+      </w:pPr>
+      <w:r>
+        <w:rPr>
+          <w:rFonts w:ascii="Times New Roman" w:hAnsi="Times New Roman" w:cs="Times New Roman"/>
+          <w:color w:val="FF0000"/>
+          <w:sz w:val="26"/>
+          <w:szCs w:val="26"/>
+        </w:rPr>
+        <w:t xml:space="preserve">Lưu ý khi sữ dụng jsp:include nó sẽ nhận đường dẫn tương dối </w:t>
+      </w:r>
+    </w:p>
+    <w:p>
+      <w:pPr>
+        <w:pStyle w:val="ListParagraph"/>
+        <w:ind w:left="1080"/>
+        <w:rPr>
+          <w:rFonts w:ascii="Times New Roman" w:hAnsi="Times New Roman" w:cs="Times New Roman"/>
+          <w:color w:val="000000" w:themeColor="text1"/>
+          <w:sz w:val="26"/>
+          <w:szCs w:val="26"/>
+        </w:rPr>
+      </w:pPr>
+      <w:r>
+        <w:rPr>
+          <w:rFonts w:ascii="Times New Roman" w:hAnsi="Times New Roman" w:cs="Times New Roman"/>
+          <w:color w:val="000000" w:themeColor="text1"/>
+          <w:sz w:val="26"/>
+          <w:szCs w:val="26"/>
+        </w:rPr>
+        <w:drawing>
+          <wp:inline distT="0" distB="0" distL="0" distR="0" wp14:anchorId="03322488" wp14:editId="3E24B551">
+            <wp:extent cx="5943600" cy="1888490"/>
+            <wp:effectExtent l="0" t="0" r="0" b="0"/>
+            <wp:docPr id="1668108004" name="Picture 1"/>
+            <wp:cNvGraphicFramePr>
+              <a:graphicFrameLocks xmlns:a="http://schemas.openxmlformats.org/drawingml/2006/main" noChangeAspect="1"/>
+            </wp:cNvGraphicFramePr>
+            <a:graphic xmlns:a="http://schemas.openxmlformats.org/drawingml/2006/main">
+              <a:graphicData uri="http://schemas.openxmlformats.org/drawingml/2006/picture">
+                <pic:pic xmlns:pic="http://schemas.openxmlformats.org/drawingml/2006/picture">
+                  <pic:nvPicPr>
+                    <pic:cNvPr id="1668108004" name=""/>
+                    <pic:cNvPicPr/>
+                  </pic:nvPicPr>
+                  <pic:blipFill>
+                    <a:blip r:embed="rId14"/>
+                    <a:stretch>
+                      <a:fillRect/>
+                    </a:stretch>
+                  </pic:blipFill>
+                  <pic:spPr>
+                    <a:xfrm>
+                      <a:off x="0" y="0"/>
+                      <a:ext cx="5943600" cy="1888490"/>
+                    </a:xfrm>
+                    <a:prstGeom prst="rect">
+                      <a:avLst/>
+                    </a:prstGeom>
+                  </pic:spPr>
+                </pic:pic>
+              </a:graphicData>
+            </a:graphic>
+          </wp:inline>
+        </w:drawing>
+      </w:r>
+    </w:p>
+    <w:p>
+      <w:pPr>
+        <w:rPr>
+          <w:rFonts w:ascii="Times New Roman" w:hAnsi="Times New Roman" w:cs="Times New Roman"/>
+          <w:color w:val="000000" w:themeColor="text1"/>
+          <w:sz w:val="26"/>
+          <w:szCs w:val="26"/>
+        </w:rPr>
+      </w:pPr>
+    </w:p>
+    <w:p>
+      <w:pPr>
+        <w:rPr>
+          <w:rFonts w:ascii="Times New Roman" w:hAnsi="Times New Roman" w:cs="Times New Roman"/>
+          <w:color w:val="000000" w:themeColor="text1"/>
+          <w:sz w:val="26"/>
+          <w:szCs w:val="26"/>
+        </w:rPr>
+      </w:pPr>
+    </w:p>
+    <w:p>
+      <w:pPr>
+        <w:pStyle w:val="ListParagraph"/>
+        <w:numPr>
+          <w:ilvl w:val="0"/>
+          <w:numId w:val="1"/>
+        </w:numPr>
+        <w:rPr>
+          <w:rFonts w:ascii="Times New Roman" w:hAnsi="Times New Roman" w:cs="Times New Roman"/>
+          <w:color w:val="000000" w:themeColor="text1"/>
+          <w:sz w:val="26"/>
+          <w:szCs w:val="26"/>
+        </w:rPr>
+      </w:pPr>
+      <w:r>
+        <w:rPr>
+          <w:rFonts w:ascii="Times New Roman" w:hAnsi="Times New Roman" w:cs="Times New Roman"/>
+          <w:color w:val="000000" w:themeColor="text1"/>
+          <w:sz w:val="26"/>
+          <w:szCs w:val="26"/>
+        </w:rPr>
+        <w:t xml:space="preserve">Tạo thêm chọn hình ảnh upload và chon role </w:t>
+      </w:r>
+    </w:p>
+    <w:p>
+      <w:pPr>
+        <w:ind w:left="720"/>
+        <w:rPr>
+          <w:rFonts w:ascii="Times New Roman" w:hAnsi="Times New Roman" w:cs="Times New Roman"/>
+          <w:color w:val="000000" w:themeColor="text1"/>
+          <w:sz w:val="26"/>
+          <w:szCs w:val="26"/>
+        </w:rPr>
+      </w:pPr>
+      <w:r>
+        <w:rPr>
+          <w:rFonts w:ascii="Times New Roman" w:hAnsi="Times New Roman" w:cs="Times New Roman"/>
+          <w:color w:val="000000" w:themeColor="text1"/>
+          <w:sz w:val="26"/>
+          <w:szCs w:val="26"/>
+        </w:rPr>
+        <w:tab/>
+      </w:r>
+    </w:p>
     <w:sectPr>
       <w:pgSz w:w="12240" w:h="15840"/>
       <w:pgMar w:top="1440" w:right="1440" w:bottom="1440" w:left="1440" w:header="720" w:footer="720" w:gutter="0"/>
@@ -3493,7 +4125,7 @@
         <w:rFonts w:ascii="Courier New" w:hAnsi="Courier New" w:cs="Courier New" w:hint="default"/>
       </w:rPr>
     </w:lvl>
-    <w:lvl w:ilvl="2" w:tplc="04090005" w:tentative="1">
+    <w:lvl w:ilvl="2" w:tplc="04090005">
       <w:start w:val="1"/>
       <w:numFmt w:val="bullet"/>
       <w:lvlText w:val=""/>
@@ -3505,7 +4137,7 @@
         <w:rFonts w:ascii="Wingdings" w:hAnsi="Wingdings" w:hint="default"/>
       </w:rPr>
     </w:lvl>
-    <w:lvl w:ilvl="3" w:tplc="04090001" w:tentative="1">
+    <w:lvl w:ilvl="3" w:tplc="04090001">
       <w:start w:val="1"/>
       <w:numFmt w:val="bullet"/>
       <w:lvlText w:val=""/>
@@ -3994,7 +4626,6 @@
   <w:style w:type="character" w:default="1" w:styleId="DefaultParagraphFont">
     <w:name w:val="Default Paragraph Font"/>
     <w:uiPriority w:val="1"/>
-    <w:semiHidden/>
     <w:unhideWhenUsed/>
   </w:style>
   <w:style w:type="table" w:default="1" w:styleId="TableNormal">
@@ -4080,6 +4711,36 @@
     <w:rPr>
       <w:color w:val="954F72" w:themeColor="followedHyperlink"/>
       <w:u w:val="single"/>
+    </w:rPr>
+  </w:style>
+  <w:style w:type="paragraph" w:styleId="HTMLPreformatted">
+    <w:name w:val="HTML Preformatted"/>
+    <w:basedOn w:val="Normal"/>
+    <w:link w:val="HTMLPreformattedChar"/>
+    <w:uiPriority w:val="99"/>
+    <w:semiHidden/>
+    <w:unhideWhenUsed/>
+    <w:rsid w:val="007A480D"/>
+    <w:pPr>
+      <w:spacing w:after="0" w:line="240" w:lineRule="auto"/>
+    </w:pPr>
+    <w:rPr>
+      <w:rFonts w:ascii="Consolas" w:hAnsi="Consolas"/>
+      <w:sz w:val="20"/>
+      <w:szCs w:val="20"/>
+    </w:rPr>
+  </w:style>
+  <w:style w:type="character" w:customStyle="1" w:styleId="HTMLPreformattedChar">
+    <w:name w:val="HTML Preformatted Char"/>
+    <w:basedOn w:val="DefaultParagraphFont"/>
+    <w:link w:val="HTMLPreformatted"/>
+    <w:uiPriority w:val="99"/>
+    <w:semiHidden/>
+    <w:rsid w:val="007A480D"/>
+    <w:rPr>
+      <w:rFonts w:ascii="Consolas" w:hAnsi="Consolas"/>
+      <w:sz w:val="20"/>
+      <w:szCs w:val="20"/>
     </w:rPr>
   </w:style>
 </w:styles>

--- a/Cake.docx
+++ b/Cake.docx
@@ -3614,6 +3614,7 @@
       <w:r>
         <w:rPr>
           <w:rFonts w:ascii="Times New Roman" w:hAnsi="Times New Roman" w:cs="Times New Roman"/>
+          <w:noProof/>
           <w:color w:val="000000" w:themeColor="text1"/>
           <w:sz w:val="26"/>
           <w:szCs w:val="26"/>
@@ -3755,6 +3756,7 @@
       <w:r>
         <w:rPr>
           <w:rFonts w:ascii="Times New Roman" w:hAnsi="Times New Roman" w:cs="Times New Roman"/>
+          <w:noProof/>
           <w:color w:val="000000" w:themeColor="text1"/>
           <w:sz w:val="26"/>
           <w:szCs w:val="26"/>
@@ -3842,6 +3844,317 @@
     </w:p>
     <w:p>
       <w:pPr>
+        <w:pStyle w:val="ListParagraph"/>
+        <w:numPr>
+          <w:ilvl w:val="0"/>
+          <w:numId w:val="1"/>
+        </w:numPr>
+        <w:rPr>
+          <w:rFonts w:ascii="Times New Roman" w:hAnsi="Times New Roman" w:cs="Times New Roman"/>
+          <w:color w:val="000000" w:themeColor="text1"/>
+          <w:sz w:val="26"/>
+          <w:szCs w:val="26"/>
+        </w:rPr>
+      </w:pPr>
+      <w:r>
+        <w:rPr>
+          <w:rFonts w:ascii="Times New Roman" w:hAnsi="Times New Roman" w:cs="Times New Roman"/>
+          <w:color w:val="000000" w:themeColor="text1"/>
+          <w:sz w:val="26"/>
+          <w:szCs w:val="26"/>
+        </w:rPr>
+        <w:t xml:space="preserve">Cách để lưu file #89 </w:t>
+      </w:r>
+    </w:p>
+    <w:p>
+      <w:pPr>
+        <w:rPr>
+          <w:rFonts w:ascii="Times New Roman" w:hAnsi="Times New Roman" w:cs="Times New Roman"/>
+          <w:color w:val="000000" w:themeColor="text1"/>
+          <w:sz w:val="26"/>
+          <w:szCs w:val="26"/>
+        </w:rPr>
+      </w:pPr>
+      <w:r>
+        <w:rPr>
+          <w:rFonts w:ascii="Times New Roman" w:hAnsi="Times New Roman" w:cs="Times New Roman"/>
+          <w:color w:val="000000" w:themeColor="text1"/>
+          <w:sz w:val="26"/>
+          <w:szCs w:val="26"/>
+        </w:rPr>
+        <w:t xml:space="preserve">Ngày 12 </w:t>
+      </w:r>
+    </w:p>
+    <w:p>
+      <w:pPr>
+        <w:rPr>
+          <w:rFonts w:ascii="Times New Roman" w:hAnsi="Times New Roman" w:cs="Times New Roman"/>
+          <w:color w:val="000000" w:themeColor="text1"/>
+          <w:sz w:val="26"/>
+          <w:szCs w:val="26"/>
+        </w:rPr>
+      </w:pPr>
+      <w:r>
+        <w:rPr>
+          <w:rFonts w:ascii="Times New Roman" w:hAnsi="Times New Roman" w:cs="Times New Roman"/>
+          <w:color w:val="000000" w:themeColor="text1"/>
+          <w:sz w:val="26"/>
+          <w:szCs w:val="26"/>
+        </w:rPr>
+        <w:tab/>
+        <w:t xml:space="preserve">#90 để biết cách lấy file đặt tên file </w:t>
+      </w:r>
+    </w:p>
+    <w:p>
+      <w:pPr>
+        <w:rPr>
+          <w:rFonts w:ascii="Times New Roman" w:hAnsi="Times New Roman" w:cs="Times New Roman"/>
+          <w:color w:val="000000" w:themeColor="text1"/>
+          <w:sz w:val="26"/>
+          <w:szCs w:val="26"/>
+        </w:rPr>
+      </w:pPr>
+      <w:r>
+        <w:rPr>
+          <w:rFonts w:ascii="Times New Roman" w:hAnsi="Times New Roman" w:cs="Times New Roman"/>
+          <w:color w:val="000000" w:themeColor="text1"/>
+          <w:sz w:val="26"/>
+          <w:szCs w:val="26"/>
+        </w:rPr>
+        <w:tab/>
+      </w:r>
+      <w:r>
+        <w:rPr>
+          <w:rFonts w:ascii="Times New Roman" w:hAnsi="Times New Roman" w:cs="Times New Roman"/>
+          <w:noProof/>
+          <w:color w:val="000000" w:themeColor="text1"/>
+          <w:sz w:val="26"/>
+          <w:szCs w:val="26"/>
+        </w:rPr>
+        <w:drawing>
+          <wp:inline distT="0" distB="0" distL="0" distR="0" wp14:anchorId="3BC2C8C1" wp14:editId="59D3C580">
+            <wp:extent cx="5943600" cy="1362075"/>
+            <wp:effectExtent l="0" t="0" r="0" b="9525"/>
+            <wp:docPr id="1275395192" name="Picture 1"/>
+            <wp:cNvGraphicFramePr>
+              <a:graphicFrameLocks xmlns:a="http://schemas.openxmlformats.org/drawingml/2006/main" noChangeAspect="1"/>
+            </wp:cNvGraphicFramePr>
+            <a:graphic xmlns:a="http://schemas.openxmlformats.org/drawingml/2006/main">
+              <a:graphicData uri="http://schemas.openxmlformats.org/drawingml/2006/picture">
+                <pic:pic xmlns:pic="http://schemas.openxmlformats.org/drawingml/2006/picture">
+                  <pic:nvPicPr>
+                    <pic:cNvPr id="1275395192" name=""/>
+                    <pic:cNvPicPr/>
+                  </pic:nvPicPr>
+                  <pic:blipFill>
+                    <a:blip r:embed="rId15"/>
+                    <a:stretch>
+                      <a:fillRect/>
+                    </a:stretch>
+                  </pic:blipFill>
+                  <pic:spPr>
+                    <a:xfrm>
+                      <a:off x="0" y="0"/>
+                      <a:ext cx="5943600" cy="1362075"/>
+                    </a:xfrm>
+                    <a:prstGeom prst="rect">
+                      <a:avLst/>
+                    </a:prstGeom>
+                  </pic:spPr>
+                </pic:pic>
+              </a:graphicData>
+            </a:graphic>
+          </wp:inline>
+        </w:drawing>
+      </w:r>
+      <w:r>
+        <w:rPr>
+          <w:rFonts w:ascii="Times New Roman" w:hAnsi="Times New Roman" w:cs="Times New Roman"/>
+          <w:color w:val="000000" w:themeColor="text1"/>
+          <w:sz w:val="26"/>
+          <w:szCs w:val="26"/>
+        </w:rPr>
+        <w:t xml:space="preserve"> </w:t>
+      </w:r>
+    </w:p>
+    <w:p>
+      <w:pPr>
+        <w:rPr>
+          <w:rFonts w:ascii="Times New Roman" w:hAnsi="Times New Roman" w:cs="Times New Roman"/>
+          <w:color w:val="000000" w:themeColor="text1"/>
+          <w:sz w:val="26"/>
+          <w:szCs w:val="26"/>
+        </w:rPr>
+      </w:pPr>
+    </w:p>
+    <w:p>
+      <w:pPr>
+        <w:rPr>
+          <w:rFonts w:ascii="Times New Roman" w:hAnsi="Times New Roman" w:cs="Times New Roman"/>
+          <w:color w:val="000000" w:themeColor="text1"/>
+          <w:sz w:val="26"/>
+          <w:szCs w:val="26"/>
+        </w:rPr>
+      </w:pPr>
+    </w:p>
+    <w:p>
+      <w:pPr>
+        <w:rPr>
+          <w:rFonts w:ascii="Times New Roman" w:hAnsi="Times New Roman" w:cs="Times New Roman"/>
+          <w:color w:val="FF0000"/>
+          <w:sz w:val="26"/>
+          <w:szCs w:val="26"/>
+        </w:rPr>
+      </w:pPr>
+      <w:r>
+        <w:rPr>
+          <w:rFonts w:ascii="Times New Roman" w:hAnsi="Times New Roman" w:cs="Times New Roman"/>
+          <w:color w:val="FF0000"/>
+          <w:sz w:val="26"/>
+          <w:szCs w:val="26"/>
+        </w:rPr>
+        <w:t xml:space="preserve">Chú ý lỗi ở chổ này </w:t>
+      </w:r>
+    </w:p>
+    <w:p>
+      <w:pPr>
+        <w:rPr>
+          <w:rFonts w:ascii="Times New Roman" w:hAnsi="Times New Roman" w:cs="Times New Roman"/>
+          <w:color w:val="000000" w:themeColor="text1"/>
+          <w:sz w:val="26"/>
+          <w:szCs w:val="26"/>
+        </w:rPr>
+      </w:pPr>
+      <w:r>
+        <w:rPr>
+          <w:rFonts w:ascii="Times New Roman" w:hAnsi="Times New Roman" w:cs="Times New Roman"/>
+          <w:noProof/>
+          <w:color w:val="000000" w:themeColor="text1"/>
+          <w:sz w:val="26"/>
+          <w:szCs w:val="26"/>
+        </w:rPr>
+        <w:drawing>
+          <wp:inline distT="0" distB="0" distL="0" distR="0" wp14:anchorId="548EFCE1" wp14:editId="29D018B5">
+            <wp:extent cx="5943600" cy="1410335"/>
+            <wp:effectExtent l="0" t="0" r="0" b="0"/>
+            <wp:docPr id="1820314070" name="Picture 1"/>
+            <wp:cNvGraphicFramePr>
+              <a:graphicFrameLocks xmlns:a="http://schemas.openxmlformats.org/drawingml/2006/main" noChangeAspect="1"/>
+            </wp:cNvGraphicFramePr>
+            <a:graphic xmlns:a="http://schemas.openxmlformats.org/drawingml/2006/main">
+              <a:graphicData uri="http://schemas.openxmlformats.org/drawingml/2006/picture">
+                <pic:pic xmlns:pic="http://schemas.openxmlformats.org/drawingml/2006/picture">
+                  <pic:nvPicPr>
+                    <pic:cNvPr id="1820314070" name=""/>
+                    <pic:cNvPicPr/>
+                  </pic:nvPicPr>
+                  <pic:blipFill>
+                    <a:blip r:embed="rId16"/>
+                    <a:stretch>
+                      <a:fillRect/>
+                    </a:stretch>
+                  </pic:blipFill>
+                  <pic:spPr>
+                    <a:xfrm>
+                      <a:off x="0" y="0"/>
+                      <a:ext cx="5943600" cy="1410335"/>
+                    </a:xfrm>
+                    <a:prstGeom prst="rect">
+                      <a:avLst/>
+                    </a:prstGeom>
+                  </pic:spPr>
+                </pic:pic>
+              </a:graphicData>
+            </a:graphic>
+          </wp:inline>
+        </w:drawing>
+      </w:r>
+    </w:p>
+    <w:p>
+      <w:pPr>
+        <w:rPr>
+          <w:rFonts w:ascii="Times New Roman" w:hAnsi="Times New Roman" w:cs="Times New Roman"/>
+          <w:color w:val="000000" w:themeColor="text1"/>
+          <w:sz w:val="26"/>
+          <w:szCs w:val="26"/>
+        </w:rPr>
+      </w:pPr>
+    </w:p>
+    <w:p>
+      <w:pPr>
+        <w:rPr>
+          <w:rFonts w:ascii="Times New Roman" w:hAnsi="Times New Roman" w:cs="Times New Roman"/>
+          <w:color w:val="000000" w:themeColor="text1"/>
+          <w:sz w:val="26"/>
+          <w:szCs w:val="26"/>
+        </w:rPr>
+      </w:pPr>
+      <w:r>
+        <w:rPr>
+          <w:rFonts w:ascii="Times New Roman" w:hAnsi="Times New Roman" w:cs="Times New Roman"/>
+          <w:color w:val="000000" w:themeColor="text1"/>
+          <w:sz w:val="26"/>
+          <w:szCs w:val="26"/>
+        </w:rPr>
+        <w:t xml:space="preserve">Tài vì chưa lưu role nên chua thể lưu role vào được </w:t>
+      </w:r>
+    </w:p>
+    <w:p>
+      <w:pPr>
+        <w:rPr>
+          <w:rFonts w:ascii="Times New Roman" w:hAnsi="Times New Roman" w:cs="Times New Roman"/>
+          <w:color w:val="000000" w:themeColor="text1"/>
+          <w:sz w:val="26"/>
+          <w:szCs w:val="26"/>
+        </w:rPr>
+      </w:pPr>
+      <w:r>
+        <w:rPr>
+          <w:rFonts w:ascii="Times New Roman" w:hAnsi="Times New Roman" w:cs="Times New Roman"/>
+          <w:noProof/>
+          <w:color w:val="000000" w:themeColor="text1"/>
+          <w:sz w:val="26"/>
+          <w:szCs w:val="26"/>
+        </w:rPr>
+        <w:drawing>
+          <wp:inline distT="0" distB="0" distL="0" distR="0" wp14:anchorId="6D8E02E5" wp14:editId="150FCF63">
+            <wp:extent cx="5943600" cy="1493520"/>
+            <wp:effectExtent l="0" t="0" r="0" b="0"/>
+            <wp:docPr id="1174706906" name="Picture 1"/>
+            <wp:cNvGraphicFramePr>
+              <a:graphicFrameLocks xmlns:a="http://schemas.openxmlformats.org/drawingml/2006/main" noChangeAspect="1"/>
+            </wp:cNvGraphicFramePr>
+            <a:graphic xmlns:a="http://schemas.openxmlformats.org/drawingml/2006/main">
+              <a:graphicData uri="http://schemas.openxmlformats.org/drawingml/2006/picture">
+                <pic:pic xmlns:pic="http://schemas.openxmlformats.org/drawingml/2006/picture">
+                  <pic:nvPicPr>
+                    <pic:cNvPr id="1174706906" name=""/>
+                    <pic:cNvPicPr/>
+                  </pic:nvPicPr>
+                  <pic:blipFill>
+                    <a:blip r:embed="rId17"/>
+                    <a:stretch>
+                      <a:fillRect/>
+                    </a:stretch>
+                  </pic:blipFill>
+                  <pic:spPr>
+                    <a:xfrm>
+                      <a:off x="0" y="0"/>
+                      <a:ext cx="5943600" cy="1493520"/>
+                    </a:xfrm>
+                    <a:prstGeom prst="rect">
+                      <a:avLst/>
+                    </a:prstGeom>
+                  </pic:spPr>
+                </pic:pic>
+              </a:graphicData>
+            </a:graphic>
+          </wp:inline>
+        </w:drawing>
+      </w:r>
+    </w:p>
+    <w:p>
+      <w:pPr>
         <w:ind w:left="720"/>
         <w:rPr>
           <w:rFonts w:ascii="Times New Roman" w:hAnsi="Times New Roman" w:cs="Times New Roman"/>
@@ -3858,6 +4171,77 @@
           <w:szCs w:val="26"/>
         </w:rPr>
         <w:tab/>
+      </w:r>
+    </w:p>
+    <w:p>
+      <w:pPr>
+        <w:rPr>
+          <w:rFonts w:ascii="Times New Roman" w:hAnsi="Times New Roman" w:cs="Times New Roman"/>
+          <w:color w:val="000000" w:themeColor="text1"/>
+          <w:sz w:val="26"/>
+          <w:szCs w:val="26"/>
+        </w:rPr>
+      </w:pPr>
+    </w:p>
+    <w:p>
+      <w:pPr>
+        <w:pStyle w:val="ListParagraph"/>
+        <w:numPr>
+          <w:ilvl w:val="0"/>
+          <w:numId w:val="1"/>
+        </w:numPr>
+        <w:rPr>
+          <w:rFonts w:ascii="Times New Roman" w:hAnsi="Times New Roman" w:cs="Times New Roman"/>
+          <w:color w:val="000000" w:themeColor="text1"/>
+          <w:sz w:val="26"/>
+          <w:szCs w:val="26"/>
+        </w:rPr>
+      </w:pPr>
+      <w:r>
+        <w:rPr>
+          <w:rFonts w:ascii="Times New Roman" w:hAnsi="Times New Roman" w:cs="Times New Roman"/>
+          <w:color w:val="000000" w:themeColor="text1"/>
+          <w:sz w:val="26"/>
+          <w:szCs w:val="26"/>
+        </w:rPr>
+        <w:t xml:space="preserve">Tạo 1 service để upload file </w:t>
+      </w:r>
+    </w:p>
+    <w:p>
+      <w:pPr>
+        <w:rPr>
+          <w:rFonts w:ascii="Times New Roman" w:hAnsi="Times New Roman" w:cs="Times New Roman"/>
+          <w:color w:val="000000" w:themeColor="text1"/>
+          <w:sz w:val="26"/>
+          <w:szCs w:val="26"/>
+        </w:rPr>
+      </w:pPr>
+      <w:r>
+        <w:rPr>
+          <w:rFonts w:ascii="Times New Roman" w:hAnsi="Times New Roman" w:cs="Times New Roman"/>
+          <w:color w:val="000000" w:themeColor="text1"/>
+          <w:sz w:val="26"/>
+          <w:szCs w:val="26"/>
+        </w:rPr>
+        <w:t xml:space="preserve"> Bug không thể lưu đc role </w:t>
+      </w:r>
+      <w:r>
+        <w:rPr>
+          <w:rFonts w:ascii="Times New Roman" w:hAnsi="Times New Roman" w:cs="Times New Roman"/>
+          <w:color w:val="000000" w:themeColor="text1"/>
+          <w:sz w:val="26"/>
+          <w:szCs w:val="26"/>
+        </w:rPr>
+        <w:t xml:space="preserve"> fix ở </w:t>
+      </w:r>
+      <w:r>
+        <w:rPr>
+          <w:rFonts w:ascii="Times New Roman" w:hAnsi="Times New Roman" w:cs="Times New Roman"/>
+          <w:color w:val="000000" w:themeColor="text1"/>
+          <w:sz w:val="26"/>
+          <w:szCs w:val="26"/>
+        </w:rPr>
+        <w:t>#93</w:t>
       </w:r>
     </w:p>
     <w:sectPr>
@@ -4626,6 +5010,7 @@
   <w:style w:type="character" w:default="1" w:styleId="DefaultParagraphFont">
     <w:name w:val="Default Paragraph Font"/>
     <w:uiPriority w:val="1"/>
+    <w:semiHidden/>
     <w:unhideWhenUsed/>
   </w:style>
   <w:style w:type="table" w:default="1" w:styleId="TableNormal">

--- a/Cake.docx
+++ b/Cake.docx
@@ -4242,6 +4242,264 @@
           <w:szCs w:val="26"/>
         </w:rPr>
         <w:t>#93</w:t>
+      </w:r>
+    </w:p>
+    <w:p>
+      <w:pPr>
+        <w:rPr>
+          <w:rFonts w:ascii="Times New Roman" w:hAnsi="Times New Roman" w:cs="Times New Roman"/>
+          <w:color w:val="000000" w:themeColor="text1"/>
+          <w:sz w:val="26"/>
+          <w:szCs w:val="26"/>
+        </w:rPr>
+      </w:pPr>
+      <w:r>
+        <w:rPr>
+          <w:rFonts w:ascii="Times New Roman" w:hAnsi="Times New Roman" w:cs="Times New Roman"/>
+          <w:color w:val="000000" w:themeColor="text1"/>
+          <w:sz w:val="26"/>
+          <w:szCs w:val="26"/>
+        </w:rPr>
+        <w:t xml:space="preserve">Ngay 13 </w:t>
+      </w:r>
+    </w:p>
+    <w:p>
+      <w:pPr>
+        <w:pStyle w:val="ListParagraph"/>
+        <w:numPr>
+          <w:ilvl w:val="0"/>
+          <w:numId w:val="1"/>
+        </w:numPr>
+        <w:rPr>
+          <w:rFonts w:ascii="Times New Roman" w:hAnsi="Times New Roman" w:cs="Times New Roman"/>
+          <w:color w:val="000000" w:themeColor="text1"/>
+          <w:sz w:val="26"/>
+          <w:szCs w:val="26"/>
+        </w:rPr>
+      </w:pPr>
+      <w:r>
+        <w:rPr>
+          <w:rFonts w:ascii="Times New Roman" w:hAnsi="Times New Roman" w:cs="Times New Roman"/>
+          <w:color w:val="000000" w:themeColor="text1"/>
+          <w:sz w:val="26"/>
+          <w:szCs w:val="26"/>
+        </w:rPr>
+        <w:t xml:space="preserve">Tạo 1 file SecurityConfiguation.java </w:t>
+      </w:r>
+    </w:p>
+    <w:p>
+      <w:pPr>
+        <w:pStyle w:val="ListParagraph"/>
+        <w:numPr>
+          <w:ilvl w:val="0"/>
+          <w:numId w:val="1"/>
+        </w:numPr>
+        <w:rPr>
+          <w:rFonts w:ascii="Times New Roman" w:hAnsi="Times New Roman" w:cs="Times New Roman"/>
+          <w:color w:val="000000" w:themeColor="text1"/>
+          <w:sz w:val="26"/>
+          <w:szCs w:val="26"/>
+        </w:rPr>
+      </w:pPr>
+      <w:r>
+        <w:rPr>
+          <w:rFonts w:ascii="Times New Roman" w:hAnsi="Times New Roman" w:cs="Times New Roman"/>
+          <w:color w:val="000000" w:themeColor="text1"/>
+          <w:sz w:val="26"/>
+          <w:szCs w:val="26"/>
+        </w:rPr>
+        <w:t>Lưu role trước khi lưu user</w:t>
+      </w:r>
+    </w:p>
+    <w:p>
+      <w:pPr>
+        <w:pStyle w:val="ListParagraph"/>
+        <w:ind w:left="1080"/>
+        <w:rPr>
+          <w:rFonts w:ascii="Times New Roman" w:hAnsi="Times New Roman" w:cs="Times New Roman"/>
+          <w:color w:val="000000" w:themeColor="text1"/>
+          <w:sz w:val="26"/>
+          <w:szCs w:val="26"/>
+        </w:rPr>
+      </w:pPr>
+      <w:r>
+        <w:rPr>
+          <w:rFonts w:ascii="Times New Roman" w:hAnsi="Times New Roman" w:cs="Times New Roman"/>
+          <w:color w:val="000000" w:themeColor="text1"/>
+          <w:sz w:val="26"/>
+          <w:szCs w:val="26"/>
+        </w:rPr>
+        <w:lastRenderedPageBreak/>
+        <w:drawing>
+          <wp:inline distT="0" distB="0" distL="0" distR="0" wp14:anchorId="37D5AAE4" wp14:editId="5FDF2CA6">
+            <wp:extent cx="5943600" cy="2373630"/>
+            <wp:effectExtent l="0" t="0" r="0" b="7620"/>
+            <wp:docPr id="993384596" name="Picture 1"/>
+            <wp:cNvGraphicFramePr>
+              <a:graphicFrameLocks xmlns:a="http://schemas.openxmlformats.org/drawingml/2006/main" noChangeAspect="1"/>
+            </wp:cNvGraphicFramePr>
+            <a:graphic xmlns:a="http://schemas.openxmlformats.org/drawingml/2006/main">
+              <a:graphicData uri="http://schemas.openxmlformats.org/drawingml/2006/picture">
+                <pic:pic xmlns:pic="http://schemas.openxmlformats.org/drawingml/2006/picture">
+                  <pic:nvPicPr>
+                    <pic:cNvPr id="993384596" name=""/>
+                    <pic:cNvPicPr/>
+                  </pic:nvPicPr>
+                  <pic:blipFill>
+                    <a:blip r:embed="rId18"/>
+                    <a:stretch>
+                      <a:fillRect/>
+                    </a:stretch>
+                  </pic:blipFill>
+                  <pic:spPr>
+                    <a:xfrm>
+                      <a:off x="0" y="0"/>
+                      <a:ext cx="5943600" cy="2373630"/>
+                    </a:xfrm>
+                    <a:prstGeom prst="rect">
+                      <a:avLst/>
+                    </a:prstGeom>
+                  </pic:spPr>
+                </pic:pic>
+              </a:graphicData>
+            </a:graphic>
+          </wp:inline>
+        </w:drawing>
+      </w:r>
+    </w:p>
+    <w:p>
+      <w:pPr>
+        <w:rPr>
+          <w:rFonts w:ascii="Times New Roman" w:hAnsi="Times New Roman" w:cs="Times New Roman"/>
+          <w:color w:val="000000" w:themeColor="text1"/>
+          <w:sz w:val="26"/>
+          <w:szCs w:val="26"/>
+        </w:rPr>
+      </w:pPr>
+    </w:p>
+    <w:p>
+      <w:pPr>
+        <w:rPr>
+          <w:rFonts w:ascii="Times New Roman" w:hAnsi="Times New Roman" w:cs="Times New Roman"/>
+          <w:color w:val="000000" w:themeColor="text1"/>
+          <w:sz w:val="26"/>
+          <w:szCs w:val="26"/>
+        </w:rPr>
+      </w:pPr>
+    </w:p>
+    <w:p>
+      <w:pPr>
+        <w:pStyle w:val="ListParagraph"/>
+        <w:numPr>
+          <w:ilvl w:val="0"/>
+          <w:numId w:val="1"/>
+        </w:numPr>
+        <w:rPr>
+          <w:rFonts w:ascii="Times New Roman" w:hAnsi="Times New Roman" w:cs="Times New Roman"/>
+          <w:color w:val="000000" w:themeColor="text1"/>
+          <w:sz w:val="26"/>
+          <w:szCs w:val="26"/>
+        </w:rPr>
+      </w:pPr>
+      <w:r>
+        <w:rPr>
+          <w:rFonts w:ascii="Times New Roman" w:hAnsi="Times New Roman" w:cs="Times New Roman"/>
+          <w:color w:val="000000" w:themeColor="text1"/>
+          <w:sz w:val="26"/>
+          <w:szCs w:val="26"/>
+        </w:rPr>
+        <w:t xml:space="preserve">Chỉnh sữa lại form update </w:t>
+      </w:r>
+    </w:p>
+    <w:p>
+      <w:pPr>
+        <w:pStyle w:val="ListParagraph"/>
+        <w:ind w:left="1080"/>
+        <w:rPr>
+          <w:rFonts w:ascii="Times New Roman" w:hAnsi="Times New Roman" w:cs="Times New Roman"/>
+          <w:color w:val="000000" w:themeColor="text1"/>
+          <w:sz w:val="26"/>
+          <w:szCs w:val="26"/>
+        </w:rPr>
+      </w:pPr>
+      <w:r>
+        <w:rPr>
+          <w:rFonts w:ascii="Times New Roman" w:hAnsi="Times New Roman" w:cs="Times New Roman"/>
+          <w:color w:val="000000" w:themeColor="text1"/>
+          <w:sz w:val="26"/>
+          <w:szCs w:val="26"/>
+        </w:rPr>
+        <w:drawing>
+          <wp:inline distT="0" distB="0" distL="0" distR="0" wp14:anchorId="103A46E0" wp14:editId="34667A97">
+            <wp:extent cx="5943600" cy="1790700"/>
+            <wp:effectExtent l="0" t="0" r="0" b="0"/>
+            <wp:docPr id="1672792023" name="Picture 1"/>
+            <wp:cNvGraphicFramePr>
+              <a:graphicFrameLocks xmlns:a="http://schemas.openxmlformats.org/drawingml/2006/main" noChangeAspect="1"/>
+            </wp:cNvGraphicFramePr>
+            <a:graphic xmlns:a="http://schemas.openxmlformats.org/drawingml/2006/main">
+              <a:graphicData uri="http://schemas.openxmlformats.org/drawingml/2006/picture">
+                <pic:pic xmlns:pic="http://schemas.openxmlformats.org/drawingml/2006/picture">
+                  <pic:nvPicPr>
+                    <pic:cNvPr id="1672792023" name=""/>
+                    <pic:cNvPicPr/>
+                  </pic:nvPicPr>
+                  <pic:blipFill>
+                    <a:blip r:embed="rId19"/>
+                    <a:stretch>
+                      <a:fillRect/>
+                    </a:stretch>
+                  </pic:blipFill>
+                  <pic:spPr>
+                    <a:xfrm>
+                      <a:off x="0" y="0"/>
+                      <a:ext cx="5943600" cy="1790700"/>
+                    </a:xfrm>
+                    <a:prstGeom prst="rect">
+                      <a:avLst/>
+                    </a:prstGeom>
+                  </pic:spPr>
+                </pic:pic>
+              </a:graphicData>
+            </a:graphic>
+          </wp:inline>
+        </w:drawing>
+      </w:r>
+    </w:p>
+    <w:p>
+      <w:pPr>
+        <w:pStyle w:val="ListParagraph"/>
+        <w:ind w:left="1080"/>
+        <w:rPr>
+          <w:rFonts w:ascii="Times New Roman" w:hAnsi="Times New Roman" w:cs="Times New Roman"/>
+          <w:color w:val="000000" w:themeColor="text1"/>
+          <w:sz w:val="26"/>
+          <w:szCs w:val="26"/>
+        </w:rPr>
+      </w:pPr>
+    </w:p>
+    <w:p>
+      <w:pPr>
+        <w:pStyle w:val="ListParagraph"/>
+        <w:numPr>
+          <w:ilvl w:val="0"/>
+          <w:numId w:val="1"/>
+        </w:numPr>
+        <w:rPr>
+          <w:rFonts w:ascii="Times New Roman" w:hAnsi="Times New Roman" w:cs="Times New Roman"/>
+          <w:color w:val="000000" w:themeColor="text1"/>
+          <w:sz w:val="26"/>
+          <w:szCs w:val="26"/>
+        </w:rPr>
+      </w:pPr>
+      <w:r>
+        <w:rPr>
+          <w:rFonts w:ascii="Times New Roman" w:hAnsi="Times New Roman" w:cs="Times New Roman"/>
+          <w:color w:val="000000" w:themeColor="text1"/>
+          <w:sz w:val="26"/>
+          <w:szCs w:val="26"/>
+        </w:rPr>
+        <w:t>Fix bug upload file img và xem ảnh cũ</w:t>
       </w:r>
     </w:p>
     <w:sectPr>

--- a/Cake.docx
+++ b/Cake.docx
@@ -4325,6 +4325,7 @@
       <w:r>
         <w:rPr>
           <w:rFonts w:ascii="Times New Roman" w:hAnsi="Times New Roman" w:cs="Times New Roman"/>
+          <w:noProof/>
           <w:color w:val="000000" w:themeColor="text1"/>
           <w:sz w:val="26"/>
           <w:szCs w:val="26"/>
@@ -4425,6 +4426,7 @@
       <w:r>
         <w:rPr>
           <w:rFonts w:ascii="Times New Roman" w:hAnsi="Times New Roman" w:cs="Times New Roman"/>
+          <w:noProof/>
           <w:color w:val="000000" w:themeColor="text1"/>
           <w:sz w:val="26"/>
           <w:szCs w:val="26"/>
@@ -4500,6 +4502,488 @@
           <w:szCs w:val="26"/>
         </w:rPr>
         <w:t>Fix bug upload file img và xem ảnh cũ</w:t>
+      </w:r>
+      <w:r>
+        <w:rPr>
+          <w:rFonts w:ascii="Times New Roman" w:hAnsi="Times New Roman" w:cs="Times New Roman"/>
+          <w:color w:val="000000" w:themeColor="text1"/>
+          <w:sz w:val="26"/>
+          <w:szCs w:val="26"/>
+        </w:rPr>
+        <w:t>( còn lỗi không xem được khi update)</w:t>
+      </w:r>
+    </w:p>
+    <w:p>
+      <w:pPr>
+        <w:rPr>
+          <w:rFonts w:ascii="Times New Roman" w:hAnsi="Times New Roman" w:cs="Times New Roman"/>
+          <w:color w:val="000000" w:themeColor="text1"/>
+          <w:sz w:val="26"/>
+          <w:szCs w:val="26"/>
+        </w:rPr>
+      </w:pPr>
+    </w:p>
+    <w:p>
+      <w:pPr>
+        <w:rPr>
+          <w:rFonts w:ascii="Times New Roman" w:hAnsi="Times New Roman" w:cs="Times New Roman"/>
+          <w:color w:val="000000" w:themeColor="text1"/>
+          <w:sz w:val="26"/>
+          <w:szCs w:val="26"/>
+        </w:rPr>
+      </w:pPr>
+      <w:r>
+        <w:rPr>
+          <w:rFonts w:ascii="Times New Roman" w:hAnsi="Times New Roman" w:cs="Times New Roman"/>
+          <w:color w:val="000000" w:themeColor="text1"/>
+          <w:sz w:val="26"/>
+          <w:szCs w:val="26"/>
+        </w:rPr>
+        <w:t xml:space="preserve">Ngày 14 </w:t>
+      </w:r>
+    </w:p>
+    <w:p>
+      <w:pPr>
+        <w:rPr>
+          <w:rFonts w:ascii="Times New Roman" w:hAnsi="Times New Roman" w:cs="Times New Roman"/>
+          <w:color w:val="000000" w:themeColor="text1"/>
+          <w:sz w:val="26"/>
+          <w:szCs w:val="26"/>
+        </w:rPr>
+      </w:pPr>
+      <w:r>
+        <w:rPr>
+          <w:rFonts w:ascii="Times New Roman" w:hAnsi="Times New Roman" w:cs="Times New Roman"/>
+          <w:color w:val="000000" w:themeColor="text1"/>
+          <w:sz w:val="26"/>
+          <w:szCs w:val="26"/>
+        </w:rPr>
+        <w:tab/>
+        <w:t xml:space="preserve">Design giao diện người dùng </w:t>
+      </w:r>
+    </w:p>
+    <w:p>
+      <w:pPr>
+        <w:rPr>
+          <w:rFonts w:ascii="Times New Roman" w:hAnsi="Times New Roman" w:cs="Times New Roman"/>
+          <w:color w:val="000000" w:themeColor="text1"/>
+          <w:sz w:val="26"/>
+          <w:szCs w:val="26"/>
+        </w:rPr>
+      </w:pPr>
+      <w:r>
+        <w:rPr>
+          <w:rFonts w:ascii="Times New Roman" w:hAnsi="Times New Roman" w:cs="Times New Roman"/>
+          <w:color w:val="000000" w:themeColor="text1"/>
+          <w:sz w:val="26"/>
+          <w:szCs w:val="26"/>
+        </w:rPr>
+        <w:tab/>
+        <w:t>Tạo HomePageController</w:t>
+      </w:r>
+    </w:p>
+    <w:p>
+      <w:pPr>
+        <w:rPr>
+          <w:rFonts w:ascii="Times New Roman" w:hAnsi="Times New Roman" w:cs="Times New Roman"/>
+          <w:color w:val="000000" w:themeColor="text1"/>
+          <w:sz w:val="26"/>
+          <w:szCs w:val="26"/>
+        </w:rPr>
+      </w:pPr>
+      <w:r>
+        <w:rPr>
+          <w:rFonts w:ascii="Times New Roman" w:hAnsi="Times New Roman" w:cs="Times New Roman"/>
+          <w:color w:val="000000" w:themeColor="text1"/>
+          <w:sz w:val="26"/>
+          <w:szCs w:val="26"/>
+        </w:rPr>
+        <w:t xml:space="preserve">Ngay 15 </w:t>
+      </w:r>
+    </w:p>
+    <w:p>
+      <w:pPr>
+        <w:pStyle w:val="ListParagraph"/>
+        <w:numPr>
+          <w:ilvl w:val="0"/>
+          <w:numId w:val="1"/>
+        </w:numPr>
+        <w:rPr>
+          <w:rFonts w:ascii="Times New Roman" w:hAnsi="Times New Roman" w:cs="Times New Roman"/>
+          <w:color w:val="000000" w:themeColor="text1"/>
+          <w:sz w:val="26"/>
+          <w:szCs w:val="26"/>
+        </w:rPr>
+      </w:pPr>
+      <w:r>
+        <w:rPr>
+          <w:rFonts w:ascii="Times New Roman" w:hAnsi="Times New Roman" w:cs="Times New Roman"/>
+          <w:color w:val="000000" w:themeColor="text1"/>
+          <w:sz w:val="26"/>
+          <w:szCs w:val="26"/>
+        </w:rPr>
+        <w:t xml:space="preserve">Validation </w:t>
+      </w:r>
+    </w:p>
+    <w:p>
+      <w:pPr>
+        <w:ind w:left="1080"/>
+        <w:rPr>
+          <w:rFonts w:ascii="Times New Roman" w:hAnsi="Times New Roman" w:cs="Times New Roman"/>
+          <w:color w:val="000000" w:themeColor="text1"/>
+          <w:sz w:val="26"/>
+          <w:szCs w:val="26"/>
+        </w:rPr>
+      </w:pPr>
+      <w:r>
+        <w:rPr>
+          <w:rFonts w:ascii="Times New Roman" w:hAnsi="Times New Roman" w:cs="Times New Roman"/>
+          <w:color w:val="000000" w:themeColor="text1"/>
+          <w:sz w:val="26"/>
+          <w:szCs w:val="26"/>
+        </w:rPr>
+        <w:t xml:space="preserve">Thêm </w:t>
+      </w:r>
+    </w:p>
+    <w:p>
+      <w:pPr>
+        <w:ind w:left="1080"/>
+        <w:rPr>
+          <w:rFonts w:ascii="Times New Roman" w:hAnsi="Times New Roman" w:cs="Times New Roman"/>
+          <w:color w:val="000000" w:themeColor="text1"/>
+          <w:sz w:val="26"/>
+          <w:szCs w:val="26"/>
+        </w:rPr>
+      </w:pPr>
+      <w:r>
+        <w:rPr>
+          <w:rFonts w:ascii="Times New Roman" w:hAnsi="Times New Roman" w:cs="Times New Roman"/>
+          <w:color w:val="000000" w:themeColor="text1"/>
+          <w:sz w:val="26"/>
+          <w:szCs w:val="26"/>
+        </w:rPr>
+        <w:t>&lt;dependency&gt; </w:t>
+      </w:r>
+    </w:p>
+    <w:p>
+      <w:pPr>
+        <w:ind w:left="1080"/>
+        <w:rPr>
+          <w:rFonts w:ascii="Times New Roman" w:hAnsi="Times New Roman" w:cs="Times New Roman"/>
+          <w:color w:val="000000" w:themeColor="text1"/>
+          <w:sz w:val="26"/>
+          <w:szCs w:val="26"/>
+        </w:rPr>
+      </w:pPr>
+      <w:r>
+        <w:rPr>
+          <w:rFonts w:ascii="Times New Roman" w:hAnsi="Times New Roman" w:cs="Times New Roman"/>
+          <w:color w:val="000000" w:themeColor="text1"/>
+          <w:sz w:val="26"/>
+          <w:szCs w:val="26"/>
+        </w:rPr>
+        <w:lastRenderedPageBreak/>
+        <w:t>    &lt;groupId&gt;org.springframework.boot&lt;/groupId&gt; </w:t>
+      </w:r>
+    </w:p>
+    <w:p>
+      <w:pPr>
+        <w:ind w:left="1080"/>
+        <w:rPr>
+          <w:rFonts w:ascii="Times New Roman" w:hAnsi="Times New Roman" w:cs="Times New Roman"/>
+          <w:color w:val="000000" w:themeColor="text1"/>
+          <w:sz w:val="26"/>
+          <w:szCs w:val="26"/>
+        </w:rPr>
+      </w:pPr>
+      <w:r>
+        <w:rPr>
+          <w:rFonts w:ascii="Times New Roman" w:hAnsi="Times New Roman" w:cs="Times New Roman"/>
+          <w:color w:val="000000" w:themeColor="text1"/>
+          <w:sz w:val="26"/>
+          <w:szCs w:val="26"/>
+        </w:rPr>
+        <w:t>    &lt;artifactId&gt;spring-boot-starter-validation&lt;/artifactId&gt; </w:t>
+      </w:r>
+    </w:p>
+    <w:p>
+      <w:pPr>
+        <w:ind w:left="1080"/>
+        <w:rPr>
+          <w:rFonts w:ascii="Times New Roman" w:hAnsi="Times New Roman" w:cs="Times New Roman"/>
+          <w:color w:val="000000" w:themeColor="text1"/>
+          <w:sz w:val="26"/>
+          <w:szCs w:val="26"/>
+        </w:rPr>
+      </w:pPr>
+      <w:r>
+        <w:rPr>
+          <w:rFonts w:ascii="Times New Roman" w:hAnsi="Times New Roman" w:cs="Times New Roman"/>
+          <w:color w:val="000000" w:themeColor="text1"/>
+          <w:sz w:val="26"/>
+          <w:szCs w:val="26"/>
+        </w:rPr>
+        <w:t>&lt;/dependency&gt;</w:t>
+      </w:r>
+    </w:p>
+    <w:p>
+      <w:pPr>
+        <w:ind w:left="1080"/>
+        <w:rPr>
+          <w:rFonts w:ascii="Times New Roman" w:hAnsi="Times New Roman" w:cs="Times New Roman"/>
+          <w:color w:val="000000" w:themeColor="text1"/>
+          <w:sz w:val="26"/>
+          <w:szCs w:val="26"/>
+        </w:rPr>
+      </w:pPr>
+    </w:p>
+    <w:p>
+      <w:pPr>
+        <w:pStyle w:val="ListParagraph"/>
+        <w:numPr>
+          <w:ilvl w:val="0"/>
+          <w:numId w:val="1"/>
+        </w:numPr>
+        <w:rPr>
+          <w:rFonts w:ascii="Times New Roman" w:hAnsi="Times New Roman" w:cs="Times New Roman"/>
+          <w:color w:val="000000" w:themeColor="text1"/>
+          <w:sz w:val="26"/>
+          <w:szCs w:val="26"/>
+        </w:rPr>
+      </w:pPr>
+      <w:r>
+        <w:rPr>
+          <w:rFonts w:ascii="Times New Roman" w:hAnsi="Times New Roman" w:cs="Times New Roman"/>
+          <w:color w:val="000000" w:themeColor="text1"/>
+          <w:sz w:val="26"/>
+          <w:szCs w:val="26"/>
+        </w:rPr>
+        <w:drawing>
+          <wp:inline distT="0" distB="0" distL="0" distR="0" wp14:anchorId="7F32059C" wp14:editId="4191204B">
+            <wp:extent cx="5943600" cy="1644650"/>
+            <wp:effectExtent l="0" t="0" r="0" b="0"/>
+            <wp:docPr id="607455784" name="Picture 1"/>
+            <wp:cNvGraphicFramePr>
+              <a:graphicFrameLocks xmlns:a="http://schemas.openxmlformats.org/drawingml/2006/main" noChangeAspect="1"/>
+            </wp:cNvGraphicFramePr>
+            <a:graphic xmlns:a="http://schemas.openxmlformats.org/drawingml/2006/main">
+              <a:graphicData uri="http://schemas.openxmlformats.org/drawingml/2006/picture">
+                <pic:pic xmlns:pic="http://schemas.openxmlformats.org/drawingml/2006/picture">
+                  <pic:nvPicPr>
+                    <pic:cNvPr id="607455784" name=""/>
+                    <pic:cNvPicPr/>
+                  </pic:nvPicPr>
+                  <pic:blipFill>
+                    <a:blip r:embed="rId20"/>
+                    <a:stretch>
+                      <a:fillRect/>
+                    </a:stretch>
+                  </pic:blipFill>
+                  <pic:spPr>
+                    <a:xfrm>
+                      <a:off x="0" y="0"/>
+                      <a:ext cx="5943600" cy="1644650"/>
+                    </a:xfrm>
+                    <a:prstGeom prst="rect">
+                      <a:avLst/>
+                    </a:prstGeom>
+                  </pic:spPr>
+                </pic:pic>
+              </a:graphicData>
+            </a:graphic>
+          </wp:inline>
+        </w:drawing>
+      </w:r>
+    </w:p>
+    <w:p>
+      <w:pPr>
+        <w:pStyle w:val="ListParagraph"/>
+        <w:numPr>
+          <w:ilvl w:val="0"/>
+          <w:numId w:val="1"/>
+        </w:numPr>
+        <w:rPr>
+          <w:rFonts w:ascii="Times New Roman" w:hAnsi="Times New Roman" w:cs="Times New Roman"/>
+          <w:color w:val="000000" w:themeColor="text1"/>
+          <w:sz w:val="26"/>
+          <w:szCs w:val="26"/>
+        </w:rPr>
+      </w:pPr>
+      <w:r>
+        <w:rPr>
+          <w:rFonts w:ascii="Times New Roman" w:hAnsi="Times New Roman" w:cs="Times New Roman"/>
+          <w:color w:val="000000" w:themeColor="text1"/>
+          <w:sz w:val="26"/>
+          <w:szCs w:val="26"/>
+        </w:rPr>
+        <w:t>Check người dùng bằng biếng @Valid</w:t>
+      </w:r>
+    </w:p>
+    <w:p>
+      <w:pPr>
+        <w:pStyle w:val="ListParagraph"/>
+        <w:numPr>
+          <w:ilvl w:val="0"/>
+          <w:numId w:val="1"/>
+        </w:numPr>
+        <w:rPr>
+          <w:rFonts w:ascii="Times New Roman" w:hAnsi="Times New Roman" w:cs="Times New Roman"/>
+          <w:color w:val="000000" w:themeColor="text1"/>
+          <w:sz w:val="26"/>
+          <w:szCs w:val="26"/>
+        </w:rPr>
+      </w:pPr>
+      <w:r>
+        <w:rPr>
+          <w:rFonts w:ascii="Times New Roman" w:hAnsi="Times New Roman" w:cs="Times New Roman"/>
+          <w:color w:val="000000" w:themeColor="text1"/>
+          <w:sz w:val="26"/>
+          <w:szCs w:val="26"/>
+        </w:rPr>
+        <w:t xml:space="preserve">Sữ dụng bindingResul để kiểm tra quá trình chạy </w:t>
+      </w:r>
+    </w:p>
+    <w:p>
+      <w:pPr>
+        <w:ind w:left="720"/>
+        <w:rPr>
+          <w:rFonts w:ascii="Times New Roman" w:hAnsi="Times New Roman" w:cs="Times New Roman"/>
+          <w:color w:val="000000" w:themeColor="text1"/>
+          <w:sz w:val="26"/>
+          <w:szCs w:val="26"/>
+        </w:rPr>
+      </w:pPr>
+    </w:p>
+    <w:p>
+      <w:pPr>
+        <w:ind w:left="720"/>
+        <w:rPr>
+          <w:rFonts w:ascii="Times New Roman" w:hAnsi="Times New Roman" w:cs="Times New Roman"/>
+          <w:color w:val="000000" w:themeColor="text1"/>
+          <w:sz w:val="26"/>
+          <w:szCs w:val="26"/>
+        </w:rPr>
+      </w:pPr>
+      <w:r>
+        <w:rPr>
+          <w:rFonts w:ascii="Times New Roman" w:hAnsi="Times New Roman" w:cs="Times New Roman"/>
+          <w:color w:val="000000" w:themeColor="text1"/>
+          <w:sz w:val="26"/>
+          <w:szCs w:val="26"/>
+        </w:rPr>
+        <w:t>-</w:t>
+      </w:r>
+      <w:r>
+        <w:rPr>
+          <w:rFonts w:ascii="Times New Roman" w:hAnsi="Times New Roman" w:cs="Times New Roman"/>
+          <w:color w:val="000000" w:themeColor="text1"/>
+          <w:sz w:val="26"/>
+          <w:szCs w:val="26"/>
+        </w:rPr>
+        <w:drawing>
+          <wp:inline distT="0" distB="0" distL="0" distR="0" wp14:anchorId="195FBDC9" wp14:editId="6D14D5BA">
+            <wp:extent cx="5943600" cy="2451735"/>
+            <wp:effectExtent l="0" t="0" r="0" b="5715"/>
+            <wp:docPr id="2058258566" name="Picture 1"/>
+            <wp:cNvGraphicFramePr>
+              <a:graphicFrameLocks xmlns:a="http://schemas.openxmlformats.org/drawingml/2006/main" noChangeAspect="1"/>
+            </wp:cNvGraphicFramePr>
+            <a:graphic xmlns:a="http://schemas.openxmlformats.org/drawingml/2006/main">
+              <a:graphicData uri="http://schemas.openxmlformats.org/drawingml/2006/picture">
+                <pic:pic xmlns:pic="http://schemas.openxmlformats.org/drawingml/2006/picture">
+                  <pic:nvPicPr>
+                    <pic:cNvPr id="2058258566" name=""/>
+                    <pic:cNvPicPr/>
+                  </pic:nvPicPr>
+                  <pic:blipFill>
+                    <a:blip r:embed="rId21"/>
+                    <a:stretch>
+                      <a:fillRect/>
+                    </a:stretch>
+                  </pic:blipFill>
+                  <pic:spPr>
+                    <a:xfrm>
+                      <a:off x="0" y="0"/>
+                      <a:ext cx="5943600" cy="2451735"/>
+                    </a:xfrm>
+                    <a:prstGeom prst="rect">
+                      <a:avLst/>
+                    </a:prstGeom>
+                  </pic:spPr>
+                </pic:pic>
+              </a:graphicData>
+            </a:graphic>
+          </wp:inline>
+        </w:drawing>
+      </w:r>
+      <w:r>
+        <w:rPr>
+          <w:rFonts w:ascii="Times New Roman" w:hAnsi="Times New Roman" w:cs="Times New Roman"/>
+          <w:color w:val="000000" w:themeColor="text1"/>
+          <w:sz w:val="26"/>
+          <w:szCs w:val="26"/>
+        </w:rPr>
+        <w:t xml:space="preserve"> Nếu có lỗi thì return ra view </w:t>
+      </w:r>
+    </w:p>
+    <w:p>
+      <w:pPr>
+        <w:ind w:left="720"/>
+        <w:rPr>
+          <w:rFonts w:ascii="Times New Roman" w:hAnsi="Times New Roman" w:cs="Times New Roman"/>
+          <w:color w:val="000000" w:themeColor="text1"/>
+          <w:sz w:val="26"/>
+          <w:szCs w:val="26"/>
+        </w:rPr>
+      </w:pPr>
+      <w:r>
+        <w:rPr>
+          <w:rFonts w:ascii="Times New Roman" w:hAnsi="Times New Roman" w:cs="Times New Roman"/>
+          <w:color w:val="000000" w:themeColor="text1"/>
+          <w:sz w:val="26"/>
+          <w:szCs w:val="26"/>
+        </w:rPr>
+        <w:t xml:space="preserve">- Sử dụng form errros để hiển thị ra lỗi </w:t>
+      </w:r>
+    </w:p>
+    <w:p>
+      <w:pPr>
+        <w:ind w:left="720"/>
+        <w:rPr>
+          <w:rFonts w:ascii="Times New Roman" w:hAnsi="Times New Roman" w:cs="Times New Roman"/>
+          <w:color w:val="000000" w:themeColor="text1"/>
+          <w:sz w:val="26"/>
+          <w:szCs w:val="26"/>
+        </w:rPr>
+      </w:pPr>
+      <w:r>
+        <w:rPr>
+          <w:rFonts w:ascii="Times New Roman" w:hAnsi="Times New Roman" w:cs="Times New Roman"/>
+          <w:color w:val="000000" w:themeColor="text1"/>
+          <w:sz w:val="26"/>
+          <w:szCs w:val="26"/>
+        </w:rPr>
+        <w:t xml:space="preserve">- thêm </w:t>
+      </w:r>
+      <w:hyperlink r:id="rId22" w:history="1">
+        <w:r>
+          <w:rPr>
+            <w:rStyle w:val="Hyperlink"/>
+            <w:rFonts w:ascii="Times New Roman" w:hAnsi="Times New Roman" w:cs="Times New Roman"/>
+            <w:sz w:val="26"/>
+            <w:szCs w:val="26"/>
+          </w:rPr>
+          <w:t>%@taglib prefix="spring" uri="http://www.springframework.org/tags" %</w:t>
+        </w:r>
+      </w:hyperlink>
+      <w:r>
+        <w:rPr>
+          <w:rFonts w:ascii="Times New Roman" w:hAnsi="Times New Roman" w:cs="Times New Roman"/>
+          <w:color w:val="000000" w:themeColor="text1"/>
+          <w:sz w:val="26"/>
+          <w:szCs w:val="26"/>
+        </w:rPr>
+        <w:t xml:space="preserve"> để có thể sữ dụng được câu điều kiện </w:t>
       </w:r>
     </w:p>
     <w:sectPr>
@@ -5268,7 +5752,6 @@
   <w:style w:type="character" w:default="1" w:styleId="DefaultParagraphFont">
     <w:name w:val="Default Paragraph Font"/>
     <w:uiPriority w:val="1"/>
-    <w:semiHidden/>
     <w:unhideWhenUsed/>
   </w:style>
   <w:style w:type="table" w:default="1" w:styleId="TableNormal">

--- a/Cake.docx
+++ b/Cake.docx
@@ -4754,6 +4754,7 @@
       <w:r>
         <w:rPr>
           <w:rFonts w:ascii="Times New Roman" w:hAnsi="Times New Roman" w:cs="Times New Roman"/>
+          <w:noProof/>
           <w:color w:val="000000" w:themeColor="text1"/>
           <w:sz w:val="26"/>
           <w:szCs w:val="26"/>
@@ -4876,6 +4877,7 @@
       <w:r>
         <w:rPr>
           <w:rFonts w:ascii="Times New Roman" w:hAnsi="Times New Roman" w:cs="Times New Roman"/>
+          <w:noProof/>
           <w:color w:val="000000" w:themeColor="text1"/>
           <w:sz w:val="26"/>
           <w:szCs w:val="26"/>
@@ -4984,6 +4986,458 @@
           <w:szCs w:val="26"/>
         </w:rPr>
         <w:t xml:space="preserve"> để có thể sữ dụng được câu điều kiện </w:t>
+      </w:r>
+    </w:p>
+    <w:p>
+      <w:pPr>
+        <w:rPr>
+          <w:rFonts w:ascii="Times New Roman" w:hAnsi="Times New Roman" w:cs="Times New Roman"/>
+          <w:color w:val="000000" w:themeColor="text1"/>
+          <w:sz w:val="26"/>
+          <w:szCs w:val="26"/>
+        </w:rPr>
+      </w:pPr>
+    </w:p>
+    <w:p>
+      <w:pPr>
+        <w:rPr>
+          <w:rFonts w:ascii="Times New Roman" w:hAnsi="Times New Roman" w:cs="Times New Roman"/>
+          <w:color w:val="000000" w:themeColor="text1"/>
+          <w:sz w:val="26"/>
+          <w:szCs w:val="26"/>
+        </w:rPr>
+      </w:pPr>
+      <w:r>
+        <w:rPr>
+          <w:rFonts w:ascii="Times New Roman" w:hAnsi="Times New Roman" w:cs="Times New Roman"/>
+          <w:color w:val="000000" w:themeColor="text1"/>
+          <w:sz w:val="26"/>
+          <w:szCs w:val="26"/>
+        </w:rPr>
+        <w:t xml:space="preserve">Ngày 14 </w:t>
+      </w:r>
+    </w:p>
+    <w:p>
+      <w:pPr>
+        <w:pStyle w:val="ListParagraph"/>
+        <w:numPr>
+          <w:ilvl w:val="0"/>
+          <w:numId w:val="1"/>
+        </w:numPr>
+        <w:rPr>
+          <w:rFonts w:ascii="Times New Roman" w:hAnsi="Times New Roman" w:cs="Times New Roman"/>
+          <w:color w:val="000000" w:themeColor="text1"/>
+          <w:sz w:val="26"/>
+          <w:szCs w:val="26"/>
+        </w:rPr>
+      </w:pPr>
+      <w:r>
+        <w:rPr>
+          <w:rFonts w:ascii="Times New Roman" w:hAnsi="Times New Roman" w:cs="Times New Roman"/>
+          <w:noProof/>
+          <w:color w:val="000000" w:themeColor="text1"/>
+          <w:sz w:val="26"/>
+          <w:szCs w:val="26"/>
+        </w:rPr>
+        <w:lastRenderedPageBreak/>
+        <w:drawing>
+          <wp:inline distT="0" distB="0" distL="0" distR="0" wp14:anchorId="5ABF3E1F" wp14:editId="6507A791">
+            <wp:extent cx="5943600" cy="1450975"/>
+            <wp:effectExtent l="0" t="0" r="0" b="0"/>
+            <wp:docPr id="1532239186" name="Picture 1"/>
+            <wp:cNvGraphicFramePr>
+              <a:graphicFrameLocks xmlns:a="http://schemas.openxmlformats.org/drawingml/2006/main" noChangeAspect="1"/>
+            </wp:cNvGraphicFramePr>
+            <a:graphic xmlns:a="http://schemas.openxmlformats.org/drawingml/2006/main">
+              <a:graphicData uri="http://schemas.openxmlformats.org/drawingml/2006/picture">
+                <pic:pic xmlns:pic="http://schemas.openxmlformats.org/drawingml/2006/picture">
+                  <pic:nvPicPr>
+                    <pic:cNvPr id="1532239186" name=""/>
+                    <pic:cNvPicPr/>
+                  </pic:nvPicPr>
+                  <pic:blipFill>
+                    <a:blip r:embed="rId23"/>
+                    <a:stretch>
+                      <a:fillRect/>
+                    </a:stretch>
+                  </pic:blipFill>
+                  <pic:spPr>
+                    <a:xfrm>
+                      <a:off x="0" y="0"/>
+                      <a:ext cx="5943600" cy="1450975"/>
+                    </a:xfrm>
+                    <a:prstGeom prst="rect">
+                      <a:avLst/>
+                    </a:prstGeom>
+                  </pic:spPr>
+                </pic:pic>
+              </a:graphicData>
+            </a:graphic>
+          </wp:inline>
+        </w:drawing>
+      </w:r>
+    </w:p>
+    <w:p>
+      <w:pPr>
+        <w:pStyle w:val="ListParagraph"/>
+        <w:ind w:left="1080"/>
+        <w:rPr>
+          <w:rFonts w:ascii="Times New Roman" w:hAnsi="Times New Roman" w:cs="Times New Roman"/>
+          <w:color w:val="000000" w:themeColor="text1"/>
+          <w:sz w:val="26"/>
+          <w:szCs w:val="26"/>
+        </w:rPr>
+      </w:pPr>
+      <w:r>
+        <w:rPr>
+          <w:rFonts w:ascii="Times New Roman" w:hAnsi="Times New Roman" w:cs="Times New Roman"/>
+          <w:color w:val="000000" w:themeColor="text1"/>
+          <w:sz w:val="26"/>
+          <w:szCs w:val="26"/>
+        </w:rPr>
+        <w:t xml:space="preserve">Giải thích gán giá trí errorPassword bằng giá trị trong form </w:t>
+      </w:r>
+    </w:p>
+    <w:p>
+      <w:pPr>
+        <w:pStyle w:val="ListParagraph"/>
+        <w:ind w:left="1080"/>
+        <w:rPr>
+          <w:rFonts w:ascii="Times New Roman" w:hAnsi="Times New Roman" w:cs="Times New Roman"/>
+          <w:color w:val="000000" w:themeColor="text1"/>
+          <w:sz w:val="26"/>
+          <w:szCs w:val="26"/>
+        </w:rPr>
+      </w:pPr>
+    </w:p>
+    <w:p>
+      <w:pPr>
+        <w:pStyle w:val="ListParagraph"/>
+        <w:ind w:left="1080"/>
+        <w:rPr>
+          <w:rFonts w:ascii="Times New Roman" w:hAnsi="Times New Roman" w:cs="Times New Roman"/>
+          <w:color w:val="000000" w:themeColor="text1"/>
+          <w:sz w:val="26"/>
+          <w:szCs w:val="26"/>
+        </w:rPr>
+      </w:pPr>
+      <w:r>
+        <w:rPr>
+          <w:rFonts w:ascii="Times New Roman" w:hAnsi="Times New Roman" w:cs="Times New Roman"/>
+          <w:noProof/>
+          <w:color w:val="000000" w:themeColor="text1"/>
+          <w:sz w:val="26"/>
+          <w:szCs w:val="26"/>
+        </w:rPr>
+        <w:drawing>
+          <wp:inline distT="0" distB="0" distL="0" distR="0" wp14:anchorId="2D6C455B" wp14:editId="6167B933">
+            <wp:extent cx="5943600" cy="1017270"/>
+            <wp:effectExtent l="0" t="0" r="0" b="0"/>
+            <wp:docPr id="896519659" name="Picture 1"/>
+            <wp:cNvGraphicFramePr>
+              <a:graphicFrameLocks xmlns:a="http://schemas.openxmlformats.org/drawingml/2006/main" noChangeAspect="1"/>
+            </wp:cNvGraphicFramePr>
+            <a:graphic xmlns:a="http://schemas.openxmlformats.org/drawingml/2006/main">
+              <a:graphicData uri="http://schemas.openxmlformats.org/drawingml/2006/picture">
+                <pic:pic xmlns:pic="http://schemas.openxmlformats.org/drawingml/2006/picture">
+                  <pic:nvPicPr>
+                    <pic:cNvPr id="896519659" name=""/>
+                    <pic:cNvPicPr/>
+                  </pic:nvPicPr>
+                  <pic:blipFill>
+                    <a:blip r:embed="rId24"/>
+                    <a:stretch>
+                      <a:fillRect/>
+                    </a:stretch>
+                  </pic:blipFill>
+                  <pic:spPr>
+                    <a:xfrm>
+                      <a:off x="0" y="0"/>
+                      <a:ext cx="5943600" cy="1017270"/>
+                    </a:xfrm>
+                    <a:prstGeom prst="rect">
+                      <a:avLst/>
+                    </a:prstGeom>
+                  </pic:spPr>
+                </pic:pic>
+              </a:graphicData>
+            </a:graphic>
+          </wp:inline>
+        </w:drawing>
+      </w:r>
+    </w:p>
+    <w:p>
+      <w:pPr>
+        <w:pStyle w:val="ListParagraph"/>
+        <w:ind w:left="1080"/>
+        <w:rPr>
+          <w:rFonts w:ascii="Times New Roman" w:hAnsi="Times New Roman" w:cs="Times New Roman"/>
+          <w:color w:val="000000" w:themeColor="text1"/>
+          <w:sz w:val="26"/>
+          <w:szCs w:val="26"/>
+        </w:rPr>
+      </w:pPr>
+      <w:r>
+        <w:rPr>
+          <w:rFonts w:ascii="Times New Roman" w:hAnsi="Times New Roman" w:cs="Times New Roman"/>
+          <w:color w:val="000000" w:themeColor="text1"/>
+          <w:sz w:val="26"/>
+          <w:szCs w:val="26"/>
+        </w:rPr>
+        <w:t xml:space="preserve">Nếu giá trị trong form tồn tại thì nó sẽ thêm class is-invalid </w:t>
+      </w:r>
+    </w:p>
+    <w:p>
+      <w:pPr>
+        <w:pStyle w:val="ListParagraph"/>
+        <w:ind w:left="1080"/>
+        <w:rPr>
+          <w:rFonts w:ascii="Times New Roman" w:hAnsi="Times New Roman" w:cs="Times New Roman"/>
+          <w:color w:val="000000" w:themeColor="text1"/>
+          <w:sz w:val="26"/>
+          <w:szCs w:val="26"/>
+        </w:rPr>
+      </w:pPr>
+      <w:r>
+        <w:rPr>
+          <w:rFonts w:ascii="Times New Roman" w:hAnsi="Times New Roman" w:cs="Times New Roman"/>
+          <w:color w:val="000000" w:themeColor="text1"/>
+          <w:sz w:val="26"/>
+          <w:szCs w:val="26"/>
+        </w:rPr>
+        <w:t xml:space="preserve">Còn không thì kh in ra gì </w:t>
+      </w:r>
+    </w:p>
+    <w:p>
+      <w:pPr>
+        <w:pStyle w:val="ListParagraph"/>
+        <w:ind w:left="1080"/>
+        <w:rPr>
+          <w:rFonts w:ascii="Times New Roman" w:hAnsi="Times New Roman" w:cs="Times New Roman"/>
+          <w:color w:val="000000" w:themeColor="text1"/>
+          <w:sz w:val="26"/>
+          <w:szCs w:val="26"/>
+        </w:rPr>
+      </w:pPr>
+      <w:r>
+        <w:rPr>
+          <w:rFonts w:ascii="Times New Roman" w:hAnsi="Times New Roman" w:cs="Times New Roman"/>
+          <w:color w:val="000000" w:themeColor="text1"/>
+          <w:sz w:val="26"/>
+          <w:szCs w:val="26"/>
+        </w:rPr>
+        <w:t xml:space="preserve">Và </w:t>
+      </w:r>
+      <w:r>
+        <w:rPr>
+          <w:rFonts w:ascii="Times New Roman" w:hAnsi="Times New Roman" w:cs="Times New Roman"/>
+          <w:color w:val="000000" w:themeColor="text1"/>
+          <w:sz w:val="26"/>
+          <w:szCs w:val="26"/>
+        </w:rPr>
+        <w:t> ${errorPassword}</w:t>
+      </w:r>
+      <w:r>
+        <w:rPr>
+          <w:rFonts w:ascii="Times New Roman" w:hAnsi="Times New Roman" w:cs="Times New Roman"/>
+          <w:color w:val="000000" w:themeColor="text1"/>
+          <w:sz w:val="26"/>
+          <w:szCs w:val="26"/>
+        </w:rPr>
+        <w:t xml:space="preserve"> dể in ra lỗi trong trường hợp có nếu không thì không in ra gì </w:t>
+      </w:r>
+    </w:p>
+    <w:p>
+      <w:pPr>
+        <w:pStyle w:val="ListParagraph"/>
+        <w:ind w:left="1080"/>
+        <w:rPr>
+          <w:rFonts w:ascii="Times New Roman" w:hAnsi="Times New Roman" w:cs="Times New Roman"/>
+          <w:color w:val="000000" w:themeColor="text1"/>
+          <w:sz w:val="26"/>
+          <w:szCs w:val="26"/>
+        </w:rPr>
+      </w:pPr>
+      <w:r>
+        <w:rPr>
+          <w:rFonts w:ascii="Times New Roman" w:hAnsi="Times New Roman" w:cs="Times New Roman"/>
+          <w:color w:val="000000" w:themeColor="text1"/>
+          <w:sz w:val="26"/>
+          <w:szCs w:val="26"/>
+        </w:rPr>
+        <w:t xml:space="preserve"> </w:t>
+      </w:r>
+    </w:p>
+    <w:p>
+      <w:pPr>
+        <w:rPr>
+          <w:rFonts w:ascii="Times New Roman" w:hAnsi="Times New Roman" w:cs="Times New Roman"/>
+          <w:color w:val="000000" w:themeColor="text1"/>
+          <w:sz w:val="26"/>
+          <w:szCs w:val="26"/>
+        </w:rPr>
+      </w:pPr>
+      <w:r>
+        <w:rPr>
+          <w:rFonts w:ascii="Times New Roman" w:hAnsi="Times New Roman" w:cs="Times New Roman"/>
+          <w:color w:val="000000" w:themeColor="text1"/>
+          <w:sz w:val="26"/>
+          <w:szCs w:val="26"/>
+        </w:rPr>
+        <w:t xml:space="preserve">Ngày 15 </w:t>
+      </w:r>
+    </w:p>
+    <w:p>
+      <w:pPr>
+        <w:pStyle w:val="ListParagraph"/>
+        <w:numPr>
+          <w:ilvl w:val="0"/>
+          <w:numId w:val="1"/>
+        </w:numPr>
+        <w:rPr>
+          <w:rFonts w:ascii="Times New Roman" w:hAnsi="Times New Roman" w:cs="Times New Roman"/>
+          <w:color w:val="000000" w:themeColor="text1"/>
+          <w:sz w:val="26"/>
+          <w:szCs w:val="26"/>
+        </w:rPr>
+      </w:pPr>
+      <w:r>
+        <w:rPr>
+          <w:rFonts w:ascii="Times New Roman" w:hAnsi="Times New Roman" w:cs="Times New Roman"/>
+          <w:color w:val="000000" w:themeColor="text1"/>
+          <w:sz w:val="26"/>
+          <w:szCs w:val="26"/>
+        </w:rPr>
+        <w:t xml:space="preserve">Format number </w:t>
+      </w:r>
+    </w:p>
+    <w:p>
+      <w:pPr>
+        <w:pStyle w:val="ListParagraph"/>
+        <w:numPr>
+          <w:ilvl w:val="0"/>
+          <w:numId w:val="1"/>
+        </w:numPr>
+        <w:rPr>
+          <w:rFonts w:ascii="Times New Roman" w:hAnsi="Times New Roman" w:cs="Times New Roman"/>
+          <w:color w:val="000000" w:themeColor="text1"/>
+          <w:sz w:val="26"/>
+          <w:szCs w:val="26"/>
+        </w:rPr>
+      </w:pPr>
+      <w:r>
+        <w:rPr>
+          <w:rFonts w:ascii="Times New Roman" w:hAnsi="Times New Roman" w:cs="Times New Roman"/>
+          <w:color w:val="000000" w:themeColor="text1"/>
+          <w:sz w:val="26"/>
+          <w:szCs w:val="26"/>
+        </w:rPr>
+        <w:t xml:space="preserve">Hoàn thiện hiển thị sản phầm , chi tiết sàn phẩm </w:t>
+      </w:r>
+    </w:p>
+    <w:p>
+      <w:pPr>
+        <w:pStyle w:val="ListParagraph"/>
+        <w:numPr>
+          <w:ilvl w:val="0"/>
+          <w:numId w:val="1"/>
+        </w:numPr>
+        <w:rPr>
+          <w:rFonts w:ascii="Times New Roman" w:hAnsi="Times New Roman" w:cs="Times New Roman"/>
+          <w:color w:val="000000" w:themeColor="text1"/>
+          <w:sz w:val="26"/>
+          <w:szCs w:val="26"/>
+        </w:rPr>
+      </w:pPr>
+      <w:r>
+        <w:rPr>
+          <w:rFonts w:ascii="Times New Roman" w:hAnsi="Times New Roman" w:cs="Times New Roman"/>
+          <w:color w:val="000000" w:themeColor="text1"/>
+          <w:sz w:val="26"/>
+          <w:szCs w:val="26"/>
+        </w:rPr>
+        <w:t>Tọa lớp DTO để lưu thông tin đăng ký</w:t>
+      </w:r>
+    </w:p>
+    <w:p>
+      <w:pPr>
+        <w:pStyle w:val="ListParagraph"/>
+        <w:numPr>
+          <w:ilvl w:val="0"/>
+          <w:numId w:val="1"/>
+        </w:numPr>
+        <w:rPr>
+          <w:rFonts w:ascii="Times New Roman" w:hAnsi="Times New Roman" w:cs="Times New Roman"/>
+          <w:color w:val="000000" w:themeColor="text1"/>
+          <w:sz w:val="26"/>
+          <w:szCs w:val="26"/>
+        </w:rPr>
+      </w:pPr>
+      <w:r>
+        <w:rPr>
+          <w:rFonts w:ascii="Times New Roman" w:hAnsi="Times New Roman" w:cs="Times New Roman"/>
+          <w:color w:val="000000" w:themeColor="text1"/>
+          <w:sz w:val="26"/>
+          <w:szCs w:val="26"/>
+        </w:rPr>
+        <w:t>Sữ dụng mapper để map các trường thông tin lại với nhau</w:t>
+      </w:r>
+    </w:p>
+    <w:p>
+      <w:pPr>
+        <w:pStyle w:val="ListParagraph"/>
+        <w:numPr>
+          <w:ilvl w:val="0"/>
+          <w:numId w:val="1"/>
+        </w:numPr>
+        <w:rPr>
+          <w:rFonts w:ascii="Times New Roman" w:hAnsi="Times New Roman" w:cs="Times New Roman"/>
+          <w:color w:val="000000" w:themeColor="text1"/>
+          <w:sz w:val="26"/>
+          <w:szCs w:val="26"/>
+        </w:rPr>
+      </w:pPr>
+      <w:r>
+        <w:rPr>
+          <w:rFonts w:ascii="Times New Roman" w:hAnsi="Times New Roman" w:cs="Times New Roman"/>
+          <w:color w:val="000000" w:themeColor="text1"/>
+          <w:sz w:val="26"/>
+          <w:szCs w:val="26"/>
+        </w:rPr>
+        <w:t>Khi tạo user thì set hashPassword , set role mặc định là USER</w:t>
+      </w:r>
+    </w:p>
+    <w:p>
+      <w:pPr>
+        <w:pStyle w:val="ListParagraph"/>
+        <w:ind w:left="1080"/>
+        <w:rPr>
+          <w:rFonts w:ascii="Times New Roman" w:hAnsi="Times New Roman" w:cs="Times New Roman"/>
+          <w:color w:val="000000" w:themeColor="text1"/>
+          <w:sz w:val="26"/>
+          <w:szCs w:val="26"/>
+        </w:rPr>
+      </w:pPr>
+    </w:p>
+    <w:p>
+      <w:pPr>
+        <w:pStyle w:val="ListParagraph"/>
+        <w:ind w:left="1080"/>
+        <w:rPr>
+          <w:rFonts w:ascii="Times New Roman" w:hAnsi="Times New Roman" w:cs="Times New Roman"/>
+          <w:color w:val="000000" w:themeColor="text1"/>
+          <w:sz w:val="26"/>
+          <w:szCs w:val="26"/>
+        </w:rPr>
+      </w:pPr>
+      <w:r>
+        <w:rPr>
+          <w:rFonts w:ascii="Times New Roman" w:hAnsi="Times New Roman" w:cs="Times New Roman"/>
+          <w:color w:val="000000" w:themeColor="text1"/>
+          <w:sz w:val="26"/>
+          <w:szCs w:val="26"/>
+        </w:rPr>
+        <w:t xml:space="preserve">Lỗi không đăng kí được tài khoản </w:t>
       </w:r>
     </w:p>
     <w:sectPr>
@@ -5752,6 +6206,7 @@
   <w:style w:type="character" w:default="1" w:styleId="DefaultParagraphFont">
     <w:name w:val="Default Paragraph Font"/>
     <w:uiPriority w:val="1"/>
+    <w:semiHidden/>
     <w:unhideWhenUsed/>
   </w:style>
   <w:style w:type="table" w:default="1" w:styleId="TableNormal">

--- a/Cake.docx
+++ b/Cake.docx
@@ -5421,23 +5421,1867 @@
     </w:p>
     <w:p>
       <w:pPr>
-        <w:pStyle w:val="ListParagraph"/>
-        <w:ind w:left="1080"/>
-        <w:rPr>
-          <w:rFonts w:ascii="Times New Roman" w:hAnsi="Times New Roman" w:cs="Times New Roman"/>
-          <w:color w:val="000000" w:themeColor="text1"/>
-          <w:sz w:val="26"/>
-          <w:szCs w:val="26"/>
-        </w:rPr>
-      </w:pPr>
-      <w:r>
-        <w:rPr>
-          <w:rFonts w:ascii="Times New Roman" w:hAnsi="Times New Roman" w:cs="Times New Roman"/>
-          <w:color w:val="000000" w:themeColor="text1"/>
-          <w:sz w:val="26"/>
-          <w:szCs w:val="26"/>
-        </w:rPr>
-        <w:t xml:space="preserve">Lỗi không đăng kí được tài khoản </w:t>
+        <w:rPr>
+          <w:rFonts w:ascii="Times New Roman" w:hAnsi="Times New Roman" w:cs="Times New Roman"/>
+          <w:color w:val="000000" w:themeColor="text1"/>
+          <w:sz w:val="26"/>
+          <w:szCs w:val="26"/>
+        </w:rPr>
+      </w:pPr>
+      <w:r>
+        <w:rPr>
+          <w:rFonts w:ascii="Times New Roman" w:hAnsi="Times New Roman" w:cs="Times New Roman"/>
+          <w:color w:val="000000" w:themeColor="text1"/>
+          <w:sz w:val="26"/>
+          <w:szCs w:val="26"/>
+        </w:rPr>
+        <w:t xml:space="preserve">Ngày 16 </w:t>
+      </w:r>
+    </w:p>
+    <w:p>
+      <w:pPr>
+        <w:pStyle w:val="ListParagraph"/>
+        <w:numPr>
+          <w:ilvl w:val="0"/>
+          <w:numId w:val="1"/>
+        </w:numPr>
+        <w:rPr>
+          <w:rFonts w:ascii="Times New Roman" w:hAnsi="Times New Roman" w:cs="Times New Roman"/>
+          <w:color w:val="000000" w:themeColor="text1"/>
+          <w:sz w:val="26"/>
+          <w:szCs w:val="26"/>
+        </w:rPr>
+      </w:pPr>
+      <w:r>
+        <w:rPr>
+          <w:rFonts w:ascii="Times New Roman" w:hAnsi="Times New Roman" w:cs="Times New Roman"/>
+          <w:color w:val="000000" w:themeColor="text1"/>
+          <w:sz w:val="26"/>
+          <w:szCs w:val="26"/>
+        </w:rPr>
+        <w:t xml:space="preserve">Custome validation Register </w:t>
+      </w:r>
+    </w:p>
+    <w:p>
+      <w:pPr>
+        <w:pStyle w:val="ListParagraph"/>
+        <w:numPr>
+          <w:ilvl w:val="0"/>
+          <w:numId w:val="1"/>
+        </w:numPr>
+        <w:shd w:val="clear" w:color="auto" w:fill="1F1F1F"/>
+        <w:spacing w:after="0" w:line="405" w:lineRule="atLeast"/>
+        <w:rPr>
+          <w:rFonts w:ascii="Consolas" w:eastAsia="Times New Roman" w:hAnsi="Consolas" w:cs="Times New Roman"/>
+          <w:color w:val="CCCCCC"/>
+          <w:kern w:val="0"/>
+          <w:sz w:val="30"/>
+          <w:szCs w:val="30"/>
+          <w14:ligatures w14:val="none"/>
+        </w:rPr>
+      </w:pPr>
+      <w:r>
+        <w:rPr>
+          <w:rFonts w:ascii="Consolas" w:eastAsia="Times New Roman" w:hAnsi="Consolas" w:cs="Times New Roman"/>
+          <w:color w:val="CCCCCC"/>
+          <w:kern w:val="0"/>
+          <w:sz w:val="30"/>
+          <w:szCs w:val="30"/>
+          <w14:ligatures w14:val="none"/>
+        </w:rPr>
+        <w:t>@</w:t>
+      </w:r>
+      <w:r>
+        <w:rPr>
+          <w:rFonts w:ascii="Consolas" w:eastAsia="Times New Roman" w:hAnsi="Consolas" w:cs="Times New Roman"/>
+          <w:color w:val="4EC9B0"/>
+          <w:kern w:val="0"/>
+          <w:sz w:val="30"/>
+          <w:szCs w:val="30"/>
+          <w14:ligatures w14:val="none"/>
+        </w:rPr>
+        <w:t>PostMapping</w:t>
+      </w:r>
+      <w:r>
+        <w:rPr>
+          <w:rFonts w:ascii="Consolas" w:eastAsia="Times New Roman" w:hAnsi="Consolas" w:cs="Times New Roman"/>
+          <w:color w:val="CCCCCC"/>
+          <w:kern w:val="0"/>
+          <w:sz w:val="30"/>
+          <w:szCs w:val="30"/>
+          <w14:ligatures w14:val="none"/>
+        </w:rPr>
+        <w:t>(</w:t>
+      </w:r>
+      <w:r>
+        <w:rPr>
+          <w:rFonts w:ascii="Consolas" w:eastAsia="Times New Roman" w:hAnsi="Consolas" w:cs="Times New Roman"/>
+          <w:color w:val="CE9178"/>
+          <w:kern w:val="0"/>
+          <w:sz w:val="30"/>
+          <w:szCs w:val="30"/>
+          <w14:ligatures w14:val="none"/>
+        </w:rPr>
+        <w:t>"/register"</w:t>
+      </w:r>
+      <w:r>
+        <w:rPr>
+          <w:rFonts w:ascii="Consolas" w:eastAsia="Times New Roman" w:hAnsi="Consolas" w:cs="Times New Roman"/>
+          <w:color w:val="CCCCCC"/>
+          <w:kern w:val="0"/>
+          <w:sz w:val="30"/>
+          <w:szCs w:val="30"/>
+          <w14:ligatures w14:val="none"/>
+        </w:rPr>
+        <w:t>)</w:t>
+      </w:r>
+    </w:p>
+    <w:p>
+      <w:pPr>
+        <w:pStyle w:val="ListParagraph"/>
+        <w:numPr>
+          <w:ilvl w:val="0"/>
+          <w:numId w:val="1"/>
+        </w:numPr>
+        <w:shd w:val="clear" w:color="auto" w:fill="1F1F1F"/>
+        <w:spacing w:after="0" w:line="405" w:lineRule="atLeast"/>
+        <w:rPr>
+          <w:rFonts w:ascii="Consolas" w:eastAsia="Times New Roman" w:hAnsi="Consolas" w:cs="Times New Roman"/>
+          <w:color w:val="CCCCCC"/>
+          <w:kern w:val="0"/>
+          <w:sz w:val="30"/>
+          <w:szCs w:val="30"/>
+          <w14:ligatures w14:val="none"/>
+        </w:rPr>
+      </w:pPr>
+      <w:r>
+        <w:rPr>
+          <w:rFonts w:ascii="Consolas" w:eastAsia="Times New Roman" w:hAnsi="Consolas" w:cs="Times New Roman"/>
+          <w:color w:val="CCCCCC"/>
+          <w:kern w:val="0"/>
+          <w:sz w:val="30"/>
+          <w:szCs w:val="30"/>
+          <w14:ligatures w14:val="none"/>
+        </w:rPr>
+        <w:t xml:space="preserve">    </w:t>
+      </w:r>
+      <w:r>
+        <w:rPr>
+          <w:rFonts w:ascii="Consolas" w:eastAsia="Times New Roman" w:hAnsi="Consolas" w:cs="Times New Roman"/>
+          <w:color w:val="569CD6"/>
+          <w:kern w:val="0"/>
+          <w:sz w:val="30"/>
+          <w:szCs w:val="30"/>
+          <w14:ligatures w14:val="none"/>
+        </w:rPr>
+        <w:t>public</w:t>
+      </w:r>
+      <w:r>
+        <w:rPr>
+          <w:rFonts w:ascii="Consolas" w:eastAsia="Times New Roman" w:hAnsi="Consolas" w:cs="Times New Roman"/>
+          <w:color w:val="CCCCCC"/>
+          <w:kern w:val="0"/>
+          <w:sz w:val="30"/>
+          <w:szCs w:val="30"/>
+          <w14:ligatures w14:val="none"/>
+        </w:rPr>
+        <w:t xml:space="preserve"> </w:t>
+      </w:r>
+      <w:r>
+        <w:rPr>
+          <w:rFonts w:ascii="Consolas" w:eastAsia="Times New Roman" w:hAnsi="Consolas" w:cs="Times New Roman"/>
+          <w:color w:val="4EC9B0"/>
+          <w:kern w:val="0"/>
+          <w:sz w:val="30"/>
+          <w:szCs w:val="30"/>
+          <w14:ligatures w14:val="none"/>
+        </w:rPr>
+        <w:t>String</w:t>
+      </w:r>
+      <w:r>
+        <w:rPr>
+          <w:rFonts w:ascii="Consolas" w:eastAsia="Times New Roman" w:hAnsi="Consolas" w:cs="Times New Roman"/>
+          <w:color w:val="CCCCCC"/>
+          <w:kern w:val="0"/>
+          <w:sz w:val="30"/>
+          <w:szCs w:val="30"/>
+          <w14:ligatures w14:val="none"/>
+        </w:rPr>
+        <w:t xml:space="preserve"> </w:t>
+      </w:r>
+      <w:r>
+        <w:rPr>
+          <w:rFonts w:ascii="Consolas" w:eastAsia="Times New Roman" w:hAnsi="Consolas" w:cs="Times New Roman"/>
+          <w:color w:val="DCDCAA"/>
+          <w:kern w:val="0"/>
+          <w:sz w:val="30"/>
+          <w:szCs w:val="30"/>
+          <w14:ligatures w14:val="none"/>
+        </w:rPr>
+        <w:t>handleRegister</w:t>
+      </w:r>
+      <w:r>
+        <w:rPr>
+          <w:rFonts w:ascii="Consolas" w:eastAsia="Times New Roman" w:hAnsi="Consolas" w:cs="Times New Roman"/>
+          <w:color w:val="CCCCCC"/>
+          <w:kern w:val="0"/>
+          <w:sz w:val="30"/>
+          <w:szCs w:val="30"/>
+          <w14:ligatures w14:val="none"/>
+        </w:rPr>
+        <w:t>(</w:t>
+      </w:r>
+    </w:p>
+    <w:p>
+      <w:pPr>
+        <w:pStyle w:val="ListParagraph"/>
+        <w:numPr>
+          <w:ilvl w:val="0"/>
+          <w:numId w:val="1"/>
+        </w:numPr>
+        <w:shd w:val="clear" w:color="auto" w:fill="1F1F1F"/>
+        <w:spacing w:after="0" w:line="405" w:lineRule="atLeast"/>
+        <w:rPr>
+          <w:rFonts w:ascii="Consolas" w:eastAsia="Times New Roman" w:hAnsi="Consolas" w:cs="Times New Roman"/>
+          <w:color w:val="CCCCCC"/>
+          <w:kern w:val="0"/>
+          <w:sz w:val="30"/>
+          <w:szCs w:val="30"/>
+          <w14:ligatures w14:val="none"/>
+        </w:rPr>
+      </w:pPr>
+      <w:r>
+        <w:rPr>
+          <w:rFonts w:ascii="Consolas" w:eastAsia="Times New Roman" w:hAnsi="Consolas" w:cs="Times New Roman"/>
+          <w:color w:val="CCCCCC"/>
+          <w:kern w:val="0"/>
+          <w:sz w:val="30"/>
+          <w:szCs w:val="30"/>
+          <w14:ligatures w14:val="none"/>
+        </w:rPr>
+        <w:t>            @</w:t>
+      </w:r>
+      <w:r>
+        <w:rPr>
+          <w:rFonts w:ascii="Consolas" w:eastAsia="Times New Roman" w:hAnsi="Consolas" w:cs="Times New Roman"/>
+          <w:color w:val="4EC9B0"/>
+          <w:kern w:val="0"/>
+          <w:sz w:val="30"/>
+          <w:szCs w:val="30"/>
+          <w14:ligatures w14:val="none"/>
+        </w:rPr>
+        <w:t>ModelAttribute</w:t>
+      </w:r>
+      <w:r>
+        <w:rPr>
+          <w:rFonts w:ascii="Consolas" w:eastAsia="Times New Roman" w:hAnsi="Consolas" w:cs="Times New Roman"/>
+          <w:color w:val="CCCCCC"/>
+          <w:kern w:val="0"/>
+          <w:sz w:val="30"/>
+          <w:szCs w:val="30"/>
+          <w14:ligatures w14:val="none"/>
+        </w:rPr>
+        <w:t>(</w:t>
+      </w:r>
+      <w:r>
+        <w:rPr>
+          <w:rFonts w:ascii="Consolas" w:eastAsia="Times New Roman" w:hAnsi="Consolas" w:cs="Times New Roman"/>
+          <w:color w:val="CE9178"/>
+          <w:kern w:val="0"/>
+          <w:sz w:val="30"/>
+          <w:szCs w:val="30"/>
+          <w14:ligatures w14:val="none"/>
+        </w:rPr>
+        <w:t>"registerUser"</w:t>
+      </w:r>
+      <w:r>
+        <w:rPr>
+          <w:rFonts w:ascii="Consolas" w:eastAsia="Times New Roman" w:hAnsi="Consolas" w:cs="Times New Roman"/>
+          <w:color w:val="CCCCCC"/>
+          <w:kern w:val="0"/>
+          <w:sz w:val="30"/>
+          <w:szCs w:val="30"/>
+          <w14:ligatures w14:val="none"/>
+        </w:rPr>
+        <w:t>) @</w:t>
+      </w:r>
+      <w:r>
+        <w:rPr>
+          <w:rFonts w:ascii="Consolas" w:eastAsia="Times New Roman" w:hAnsi="Consolas" w:cs="Times New Roman"/>
+          <w:color w:val="4EC9B0"/>
+          <w:kern w:val="0"/>
+          <w:sz w:val="30"/>
+          <w:szCs w:val="30"/>
+          <w14:ligatures w14:val="none"/>
+        </w:rPr>
+        <w:t>Valid</w:t>
+      </w:r>
+      <w:r>
+        <w:rPr>
+          <w:rFonts w:ascii="Consolas" w:eastAsia="Times New Roman" w:hAnsi="Consolas" w:cs="Times New Roman"/>
+          <w:color w:val="CCCCCC"/>
+          <w:kern w:val="0"/>
+          <w:sz w:val="30"/>
+          <w:szCs w:val="30"/>
+          <w14:ligatures w14:val="none"/>
+        </w:rPr>
+        <w:t xml:space="preserve"> </w:t>
+      </w:r>
+      <w:r>
+        <w:rPr>
+          <w:rFonts w:ascii="Consolas" w:eastAsia="Times New Roman" w:hAnsi="Consolas" w:cs="Times New Roman"/>
+          <w:color w:val="4EC9B0"/>
+          <w:kern w:val="0"/>
+          <w:sz w:val="30"/>
+          <w:szCs w:val="30"/>
+          <w14:ligatures w14:val="none"/>
+        </w:rPr>
+        <w:t>RegisterDTO</w:t>
+      </w:r>
+      <w:r>
+        <w:rPr>
+          <w:rFonts w:ascii="Consolas" w:eastAsia="Times New Roman" w:hAnsi="Consolas" w:cs="Times New Roman"/>
+          <w:color w:val="CCCCCC"/>
+          <w:kern w:val="0"/>
+          <w:sz w:val="30"/>
+          <w:szCs w:val="30"/>
+          <w14:ligatures w14:val="none"/>
+        </w:rPr>
+        <w:t xml:space="preserve"> </w:t>
+      </w:r>
+      <w:r>
+        <w:rPr>
+          <w:rFonts w:ascii="Consolas" w:eastAsia="Times New Roman" w:hAnsi="Consolas" w:cs="Times New Roman"/>
+          <w:color w:val="9CDCFE"/>
+          <w:kern w:val="0"/>
+          <w:sz w:val="30"/>
+          <w:szCs w:val="30"/>
+          <w14:ligatures w14:val="none"/>
+        </w:rPr>
+        <w:t>registerDTO</w:t>
+      </w:r>
+      <w:r>
+        <w:rPr>
+          <w:rFonts w:ascii="Consolas" w:eastAsia="Times New Roman" w:hAnsi="Consolas" w:cs="Times New Roman"/>
+          <w:color w:val="CCCCCC"/>
+          <w:kern w:val="0"/>
+          <w:sz w:val="30"/>
+          <w:szCs w:val="30"/>
+          <w14:ligatures w14:val="none"/>
+        </w:rPr>
+        <w:t>,</w:t>
+      </w:r>
+    </w:p>
+    <w:p>
+      <w:pPr>
+        <w:pStyle w:val="ListParagraph"/>
+        <w:numPr>
+          <w:ilvl w:val="0"/>
+          <w:numId w:val="1"/>
+        </w:numPr>
+        <w:shd w:val="clear" w:color="auto" w:fill="1F1F1F"/>
+        <w:spacing w:after="0" w:line="405" w:lineRule="atLeast"/>
+        <w:rPr>
+          <w:rFonts w:ascii="Consolas" w:eastAsia="Times New Roman" w:hAnsi="Consolas" w:cs="Times New Roman"/>
+          <w:color w:val="CCCCCC"/>
+          <w:kern w:val="0"/>
+          <w:sz w:val="30"/>
+          <w:szCs w:val="30"/>
+          <w14:ligatures w14:val="none"/>
+        </w:rPr>
+      </w:pPr>
+      <w:r>
+        <w:rPr>
+          <w:rFonts w:ascii="Consolas" w:eastAsia="Times New Roman" w:hAnsi="Consolas" w:cs="Times New Roman"/>
+          <w:color w:val="CCCCCC"/>
+          <w:kern w:val="0"/>
+          <w:sz w:val="30"/>
+          <w:szCs w:val="30"/>
+          <w14:ligatures w14:val="none"/>
+        </w:rPr>
+        <w:t xml:space="preserve">            </w:t>
+      </w:r>
+      <w:r>
+        <w:rPr>
+          <w:rFonts w:ascii="Consolas" w:eastAsia="Times New Roman" w:hAnsi="Consolas" w:cs="Times New Roman"/>
+          <w:color w:val="4EC9B0"/>
+          <w:kern w:val="0"/>
+          <w:sz w:val="30"/>
+          <w:szCs w:val="30"/>
+          <w14:ligatures w14:val="none"/>
+        </w:rPr>
+        <w:t>BindingResult</w:t>
+      </w:r>
+      <w:r>
+        <w:rPr>
+          <w:rFonts w:ascii="Consolas" w:eastAsia="Times New Roman" w:hAnsi="Consolas" w:cs="Times New Roman"/>
+          <w:color w:val="CCCCCC"/>
+          <w:kern w:val="0"/>
+          <w:sz w:val="30"/>
+          <w:szCs w:val="30"/>
+          <w14:ligatures w14:val="none"/>
+        </w:rPr>
+        <w:t xml:space="preserve"> </w:t>
+      </w:r>
+      <w:r>
+        <w:rPr>
+          <w:rFonts w:ascii="Consolas" w:eastAsia="Times New Roman" w:hAnsi="Consolas" w:cs="Times New Roman"/>
+          <w:color w:val="9CDCFE"/>
+          <w:kern w:val="0"/>
+          <w:sz w:val="30"/>
+          <w:szCs w:val="30"/>
+          <w14:ligatures w14:val="none"/>
+        </w:rPr>
+        <w:t>bindingResult</w:t>
+      </w:r>
+      <w:r>
+        <w:rPr>
+          <w:rFonts w:ascii="Consolas" w:eastAsia="Times New Roman" w:hAnsi="Consolas" w:cs="Times New Roman"/>
+          <w:color w:val="CCCCCC"/>
+          <w:kern w:val="0"/>
+          <w:sz w:val="30"/>
+          <w:szCs w:val="30"/>
+          <w14:ligatures w14:val="none"/>
+        </w:rPr>
+        <w:t>) {</w:t>
+      </w:r>
+    </w:p>
+    <w:p>
+      <w:pPr>
+        <w:pStyle w:val="ListParagraph"/>
+        <w:numPr>
+          <w:ilvl w:val="0"/>
+          <w:numId w:val="1"/>
+        </w:numPr>
+        <w:shd w:val="clear" w:color="auto" w:fill="1F1F1F"/>
+        <w:spacing w:after="0" w:line="405" w:lineRule="atLeast"/>
+        <w:rPr>
+          <w:rFonts w:ascii="Consolas" w:eastAsia="Times New Roman" w:hAnsi="Consolas" w:cs="Times New Roman"/>
+          <w:color w:val="CCCCCC"/>
+          <w:kern w:val="0"/>
+          <w:sz w:val="30"/>
+          <w:szCs w:val="30"/>
+          <w14:ligatures w14:val="none"/>
+        </w:rPr>
+      </w:pPr>
+    </w:p>
+    <w:p>
+      <w:pPr>
+        <w:pStyle w:val="ListParagraph"/>
+        <w:numPr>
+          <w:ilvl w:val="0"/>
+          <w:numId w:val="1"/>
+        </w:numPr>
+        <w:shd w:val="clear" w:color="auto" w:fill="1F1F1F"/>
+        <w:spacing w:after="0" w:line="405" w:lineRule="atLeast"/>
+        <w:rPr>
+          <w:rFonts w:ascii="Consolas" w:eastAsia="Times New Roman" w:hAnsi="Consolas" w:cs="Times New Roman"/>
+          <w:color w:val="CCCCCC"/>
+          <w:kern w:val="0"/>
+          <w:sz w:val="30"/>
+          <w:szCs w:val="30"/>
+          <w14:ligatures w14:val="none"/>
+        </w:rPr>
+      </w:pPr>
+      <w:r>
+        <w:rPr>
+          <w:rFonts w:ascii="Consolas" w:eastAsia="Times New Roman" w:hAnsi="Consolas" w:cs="Times New Roman"/>
+          <w:color w:val="CCCCCC"/>
+          <w:kern w:val="0"/>
+          <w:sz w:val="30"/>
+          <w:szCs w:val="30"/>
+          <w14:ligatures w14:val="none"/>
+        </w:rPr>
+        <w:lastRenderedPageBreak/>
+        <w:t xml:space="preserve">        </w:t>
+      </w:r>
+      <w:r>
+        <w:rPr>
+          <w:rFonts w:ascii="Consolas" w:eastAsia="Times New Roman" w:hAnsi="Consolas" w:cs="Times New Roman"/>
+          <w:color w:val="6A9955"/>
+          <w:kern w:val="0"/>
+          <w:sz w:val="30"/>
+          <w:szCs w:val="30"/>
+          <w14:ligatures w14:val="none"/>
+        </w:rPr>
+        <w:t>// @valid để kiểm tra dữu liệu đầu vào của register đúng hay sai và</w:t>
+      </w:r>
+    </w:p>
+    <w:p>
+      <w:pPr>
+        <w:pStyle w:val="ListParagraph"/>
+        <w:numPr>
+          <w:ilvl w:val="0"/>
+          <w:numId w:val="1"/>
+        </w:numPr>
+        <w:shd w:val="clear" w:color="auto" w:fill="1F1F1F"/>
+        <w:spacing w:after="0" w:line="405" w:lineRule="atLeast"/>
+        <w:rPr>
+          <w:rFonts w:ascii="Consolas" w:eastAsia="Times New Roman" w:hAnsi="Consolas" w:cs="Times New Roman"/>
+          <w:color w:val="CCCCCC"/>
+          <w:kern w:val="0"/>
+          <w:sz w:val="30"/>
+          <w:szCs w:val="30"/>
+          <w14:ligatures w14:val="none"/>
+        </w:rPr>
+      </w:pPr>
+      <w:r>
+        <w:rPr>
+          <w:rFonts w:ascii="Consolas" w:eastAsia="Times New Roman" w:hAnsi="Consolas" w:cs="Times New Roman"/>
+          <w:color w:val="CCCCCC"/>
+          <w:kern w:val="0"/>
+          <w:sz w:val="30"/>
+          <w:szCs w:val="30"/>
+          <w14:ligatures w14:val="none"/>
+        </w:rPr>
+        <w:t xml:space="preserve">        </w:t>
+      </w:r>
+      <w:r>
+        <w:rPr>
+          <w:rFonts w:ascii="Consolas" w:eastAsia="Times New Roman" w:hAnsi="Consolas" w:cs="Times New Roman"/>
+          <w:color w:val="6A9955"/>
+          <w:kern w:val="0"/>
+          <w:sz w:val="30"/>
+          <w:szCs w:val="30"/>
+          <w14:ligatures w14:val="none"/>
+        </w:rPr>
+        <w:t>// BindingResult</w:t>
+      </w:r>
+    </w:p>
+    <w:p>
+      <w:pPr>
+        <w:pStyle w:val="ListParagraph"/>
+        <w:numPr>
+          <w:ilvl w:val="0"/>
+          <w:numId w:val="1"/>
+        </w:numPr>
+        <w:shd w:val="clear" w:color="auto" w:fill="1F1F1F"/>
+        <w:spacing w:after="0" w:line="405" w:lineRule="atLeast"/>
+        <w:rPr>
+          <w:rFonts w:ascii="Consolas" w:eastAsia="Times New Roman" w:hAnsi="Consolas" w:cs="Times New Roman"/>
+          <w:color w:val="CCCCCC"/>
+          <w:kern w:val="0"/>
+          <w:sz w:val="30"/>
+          <w:szCs w:val="30"/>
+          <w14:ligatures w14:val="none"/>
+        </w:rPr>
+      </w:pPr>
+      <w:r>
+        <w:rPr>
+          <w:rFonts w:ascii="Consolas" w:eastAsia="Times New Roman" w:hAnsi="Consolas" w:cs="Times New Roman"/>
+          <w:color w:val="CCCCCC"/>
+          <w:kern w:val="0"/>
+          <w:sz w:val="30"/>
+          <w:szCs w:val="30"/>
+          <w14:ligatures w14:val="none"/>
+        </w:rPr>
+        <w:t xml:space="preserve">        </w:t>
+      </w:r>
+      <w:r>
+        <w:rPr>
+          <w:rFonts w:ascii="Consolas" w:eastAsia="Times New Roman" w:hAnsi="Consolas" w:cs="Times New Roman"/>
+          <w:color w:val="6A9955"/>
+          <w:kern w:val="0"/>
+          <w:sz w:val="30"/>
+          <w:szCs w:val="30"/>
+          <w14:ligatures w14:val="none"/>
+        </w:rPr>
+        <w:t>// trả về lỗi</w:t>
+      </w:r>
+    </w:p>
+    <w:p>
+      <w:pPr>
+        <w:pStyle w:val="ListParagraph"/>
+        <w:numPr>
+          <w:ilvl w:val="0"/>
+          <w:numId w:val="1"/>
+        </w:numPr>
+        <w:shd w:val="clear" w:color="auto" w:fill="1F1F1F"/>
+        <w:spacing w:after="0" w:line="405" w:lineRule="atLeast"/>
+        <w:rPr>
+          <w:rFonts w:ascii="Consolas" w:eastAsia="Times New Roman" w:hAnsi="Consolas" w:cs="Times New Roman"/>
+          <w:color w:val="CCCCCC"/>
+          <w:kern w:val="0"/>
+          <w:sz w:val="30"/>
+          <w:szCs w:val="30"/>
+          <w14:ligatures w14:val="none"/>
+        </w:rPr>
+      </w:pPr>
+      <w:r>
+        <w:rPr>
+          <w:rFonts w:ascii="Consolas" w:eastAsia="Times New Roman" w:hAnsi="Consolas" w:cs="Times New Roman"/>
+          <w:color w:val="CCCCCC"/>
+          <w:kern w:val="0"/>
+          <w:sz w:val="30"/>
+          <w:szCs w:val="30"/>
+          <w14:ligatures w14:val="none"/>
+        </w:rPr>
+        <w:t xml:space="preserve">        </w:t>
+      </w:r>
+      <w:r>
+        <w:rPr>
+          <w:rFonts w:ascii="Consolas" w:eastAsia="Times New Roman" w:hAnsi="Consolas" w:cs="Times New Roman"/>
+          <w:color w:val="6A9955"/>
+          <w:kern w:val="0"/>
+          <w:sz w:val="30"/>
+          <w:szCs w:val="30"/>
+          <w14:ligatures w14:val="none"/>
+        </w:rPr>
+        <w:t>// validate</w:t>
+      </w:r>
+    </w:p>
+    <w:p>
+      <w:pPr>
+        <w:pStyle w:val="ListParagraph"/>
+        <w:numPr>
+          <w:ilvl w:val="0"/>
+          <w:numId w:val="1"/>
+        </w:numPr>
+        <w:shd w:val="clear" w:color="auto" w:fill="1F1F1F"/>
+        <w:spacing w:after="0" w:line="405" w:lineRule="atLeast"/>
+        <w:rPr>
+          <w:rFonts w:ascii="Consolas" w:eastAsia="Times New Roman" w:hAnsi="Consolas" w:cs="Times New Roman"/>
+          <w:color w:val="CCCCCC"/>
+          <w:kern w:val="0"/>
+          <w:sz w:val="30"/>
+          <w:szCs w:val="30"/>
+          <w14:ligatures w14:val="none"/>
+        </w:rPr>
+      </w:pPr>
+      <w:r>
+        <w:rPr>
+          <w:rFonts w:ascii="Consolas" w:eastAsia="Times New Roman" w:hAnsi="Consolas" w:cs="Times New Roman"/>
+          <w:color w:val="CCCCCC"/>
+          <w:kern w:val="0"/>
+          <w:sz w:val="30"/>
+          <w:szCs w:val="30"/>
+          <w14:ligatures w14:val="none"/>
+        </w:rPr>
+        <w:t xml:space="preserve">        </w:t>
+      </w:r>
+      <w:r>
+        <w:rPr>
+          <w:rFonts w:ascii="Consolas" w:eastAsia="Times New Roman" w:hAnsi="Consolas" w:cs="Times New Roman"/>
+          <w:color w:val="C586C0"/>
+          <w:kern w:val="0"/>
+          <w:sz w:val="30"/>
+          <w:szCs w:val="30"/>
+          <w14:ligatures w14:val="none"/>
+        </w:rPr>
+        <w:t>if</w:t>
+      </w:r>
+      <w:r>
+        <w:rPr>
+          <w:rFonts w:ascii="Consolas" w:eastAsia="Times New Roman" w:hAnsi="Consolas" w:cs="Times New Roman"/>
+          <w:color w:val="CCCCCC"/>
+          <w:kern w:val="0"/>
+          <w:sz w:val="30"/>
+          <w:szCs w:val="30"/>
+          <w14:ligatures w14:val="none"/>
+        </w:rPr>
+        <w:t xml:space="preserve"> (</w:t>
+      </w:r>
+      <w:r>
+        <w:rPr>
+          <w:rFonts w:ascii="Consolas" w:eastAsia="Times New Roman" w:hAnsi="Consolas" w:cs="Times New Roman"/>
+          <w:color w:val="9CDCFE"/>
+          <w:kern w:val="0"/>
+          <w:sz w:val="30"/>
+          <w:szCs w:val="30"/>
+          <w14:ligatures w14:val="none"/>
+        </w:rPr>
+        <w:t>bindingResult</w:t>
+      </w:r>
+      <w:r>
+        <w:rPr>
+          <w:rFonts w:ascii="Consolas" w:eastAsia="Times New Roman" w:hAnsi="Consolas" w:cs="Times New Roman"/>
+          <w:color w:val="CCCCCC"/>
+          <w:kern w:val="0"/>
+          <w:sz w:val="30"/>
+          <w:szCs w:val="30"/>
+          <w14:ligatures w14:val="none"/>
+        </w:rPr>
+        <w:t>.</w:t>
+      </w:r>
+      <w:r>
+        <w:rPr>
+          <w:rFonts w:ascii="Consolas" w:eastAsia="Times New Roman" w:hAnsi="Consolas" w:cs="Times New Roman"/>
+          <w:color w:val="DCDCAA"/>
+          <w:kern w:val="0"/>
+          <w:sz w:val="30"/>
+          <w:szCs w:val="30"/>
+          <w14:ligatures w14:val="none"/>
+        </w:rPr>
+        <w:t>hasErrors</w:t>
+      </w:r>
+      <w:r>
+        <w:rPr>
+          <w:rFonts w:ascii="Consolas" w:eastAsia="Times New Roman" w:hAnsi="Consolas" w:cs="Times New Roman"/>
+          <w:color w:val="CCCCCC"/>
+          <w:kern w:val="0"/>
+          <w:sz w:val="30"/>
+          <w:szCs w:val="30"/>
+          <w14:ligatures w14:val="none"/>
+        </w:rPr>
+        <w:t>()) {</w:t>
+      </w:r>
+    </w:p>
+    <w:p>
+      <w:pPr>
+        <w:pStyle w:val="ListParagraph"/>
+        <w:numPr>
+          <w:ilvl w:val="0"/>
+          <w:numId w:val="1"/>
+        </w:numPr>
+        <w:shd w:val="clear" w:color="auto" w:fill="1F1F1F"/>
+        <w:spacing w:after="0" w:line="405" w:lineRule="atLeast"/>
+        <w:rPr>
+          <w:rFonts w:ascii="Consolas" w:eastAsia="Times New Roman" w:hAnsi="Consolas" w:cs="Times New Roman"/>
+          <w:color w:val="CCCCCC"/>
+          <w:kern w:val="0"/>
+          <w:sz w:val="30"/>
+          <w:szCs w:val="30"/>
+          <w14:ligatures w14:val="none"/>
+        </w:rPr>
+      </w:pPr>
+      <w:r>
+        <w:rPr>
+          <w:rFonts w:ascii="Consolas" w:eastAsia="Times New Roman" w:hAnsi="Consolas" w:cs="Times New Roman"/>
+          <w:color w:val="CCCCCC"/>
+          <w:kern w:val="0"/>
+          <w:sz w:val="30"/>
+          <w:szCs w:val="30"/>
+          <w14:ligatures w14:val="none"/>
+        </w:rPr>
+        <w:t xml:space="preserve">            </w:t>
+      </w:r>
+      <w:r>
+        <w:rPr>
+          <w:rFonts w:ascii="Consolas" w:eastAsia="Times New Roman" w:hAnsi="Consolas" w:cs="Times New Roman"/>
+          <w:color w:val="C586C0"/>
+          <w:kern w:val="0"/>
+          <w:sz w:val="30"/>
+          <w:szCs w:val="30"/>
+          <w14:ligatures w14:val="none"/>
+        </w:rPr>
+        <w:t>return</w:t>
+      </w:r>
+      <w:r>
+        <w:rPr>
+          <w:rFonts w:ascii="Consolas" w:eastAsia="Times New Roman" w:hAnsi="Consolas" w:cs="Times New Roman"/>
+          <w:color w:val="CCCCCC"/>
+          <w:kern w:val="0"/>
+          <w:sz w:val="30"/>
+          <w:szCs w:val="30"/>
+          <w14:ligatures w14:val="none"/>
+        </w:rPr>
+        <w:t xml:space="preserve"> </w:t>
+      </w:r>
+      <w:r>
+        <w:rPr>
+          <w:rFonts w:ascii="Consolas" w:eastAsia="Times New Roman" w:hAnsi="Consolas" w:cs="Times New Roman"/>
+          <w:color w:val="CE9178"/>
+          <w:kern w:val="0"/>
+          <w:sz w:val="30"/>
+          <w:szCs w:val="30"/>
+          <w14:ligatures w14:val="none"/>
+        </w:rPr>
+        <w:t>"client/auth/register"</w:t>
+      </w:r>
+      <w:r>
+        <w:rPr>
+          <w:rFonts w:ascii="Consolas" w:eastAsia="Times New Roman" w:hAnsi="Consolas" w:cs="Times New Roman"/>
+          <w:color w:val="CCCCCC"/>
+          <w:kern w:val="0"/>
+          <w:sz w:val="30"/>
+          <w:szCs w:val="30"/>
+          <w14:ligatures w14:val="none"/>
+        </w:rPr>
+        <w:t>;</w:t>
+      </w:r>
+    </w:p>
+    <w:p>
+      <w:pPr>
+        <w:pStyle w:val="ListParagraph"/>
+        <w:numPr>
+          <w:ilvl w:val="0"/>
+          <w:numId w:val="1"/>
+        </w:numPr>
+        <w:shd w:val="clear" w:color="auto" w:fill="1F1F1F"/>
+        <w:spacing w:after="0" w:line="405" w:lineRule="atLeast"/>
+        <w:rPr>
+          <w:rFonts w:ascii="Consolas" w:eastAsia="Times New Roman" w:hAnsi="Consolas" w:cs="Times New Roman"/>
+          <w:color w:val="CCCCCC"/>
+          <w:kern w:val="0"/>
+          <w:sz w:val="30"/>
+          <w:szCs w:val="30"/>
+          <w14:ligatures w14:val="none"/>
+        </w:rPr>
+      </w:pPr>
+      <w:r>
+        <w:rPr>
+          <w:rFonts w:ascii="Consolas" w:eastAsia="Times New Roman" w:hAnsi="Consolas" w:cs="Times New Roman"/>
+          <w:color w:val="CCCCCC"/>
+          <w:kern w:val="0"/>
+          <w:sz w:val="30"/>
+          <w:szCs w:val="30"/>
+          <w14:ligatures w14:val="none"/>
+        </w:rPr>
+        <w:t>        }</w:t>
+      </w:r>
+    </w:p>
+    <w:p>
+      <w:pPr>
+        <w:pStyle w:val="ListParagraph"/>
+        <w:numPr>
+          <w:ilvl w:val="0"/>
+          <w:numId w:val="1"/>
+        </w:numPr>
+        <w:shd w:val="clear" w:color="auto" w:fill="1F1F1F"/>
+        <w:spacing w:after="0" w:line="405" w:lineRule="atLeast"/>
+        <w:rPr>
+          <w:rFonts w:ascii="Consolas" w:eastAsia="Times New Roman" w:hAnsi="Consolas" w:cs="Times New Roman"/>
+          <w:color w:val="CCCCCC"/>
+          <w:kern w:val="0"/>
+          <w:sz w:val="30"/>
+          <w:szCs w:val="30"/>
+          <w14:ligatures w14:val="none"/>
+        </w:rPr>
+      </w:pPr>
+    </w:p>
+    <w:p>
+      <w:pPr>
+        <w:pStyle w:val="ListParagraph"/>
+        <w:numPr>
+          <w:ilvl w:val="0"/>
+          <w:numId w:val="1"/>
+        </w:numPr>
+        <w:shd w:val="clear" w:color="auto" w:fill="1F1F1F"/>
+        <w:spacing w:after="0" w:line="405" w:lineRule="atLeast"/>
+        <w:rPr>
+          <w:rFonts w:ascii="Consolas" w:eastAsia="Times New Roman" w:hAnsi="Consolas" w:cs="Times New Roman"/>
+          <w:color w:val="CCCCCC"/>
+          <w:kern w:val="0"/>
+          <w:sz w:val="30"/>
+          <w:szCs w:val="30"/>
+          <w14:ligatures w14:val="none"/>
+        </w:rPr>
+      </w:pPr>
+      <w:r>
+        <w:rPr>
+          <w:rFonts w:ascii="Consolas" w:eastAsia="Times New Roman" w:hAnsi="Consolas" w:cs="Times New Roman"/>
+          <w:color w:val="CCCCCC"/>
+          <w:kern w:val="0"/>
+          <w:sz w:val="30"/>
+          <w:szCs w:val="30"/>
+          <w14:ligatures w14:val="none"/>
+        </w:rPr>
+        <w:t xml:space="preserve">        </w:t>
+      </w:r>
+      <w:r>
+        <w:rPr>
+          <w:rFonts w:ascii="Consolas" w:eastAsia="Times New Roman" w:hAnsi="Consolas" w:cs="Times New Roman"/>
+          <w:color w:val="4EC9B0"/>
+          <w:kern w:val="0"/>
+          <w:sz w:val="30"/>
+          <w:szCs w:val="30"/>
+          <w14:ligatures w14:val="none"/>
+        </w:rPr>
+        <w:t>User</w:t>
+      </w:r>
+      <w:r>
+        <w:rPr>
+          <w:rFonts w:ascii="Consolas" w:eastAsia="Times New Roman" w:hAnsi="Consolas" w:cs="Times New Roman"/>
+          <w:color w:val="CCCCCC"/>
+          <w:kern w:val="0"/>
+          <w:sz w:val="30"/>
+          <w:szCs w:val="30"/>
+          <w14:ligatures w14:val="none"/>
+        </w:rPr>
+        <w:t xml:space="preserve"> </w:t>
+      </w:r>
+      <w:r>
+        <w:rPr>
+          <w:rFonts w:ascii="Consolas" w:eastAsia="Times New Roman" w:hAnsi="Consolas" w:cs="Times New Roman"/>
+          <w:color w:val="9CDCFE"/>
+          <w:kern w:val="0"/>
+          <w:sz w:val="30"/>
+          <w:szCs w:val="30"/>
+          <w14:ligatures w14:val="none"/>
+        </w:rPr>
+        <w:t>user</w:t>
+      </w:r>
+      <w:r>
+        <w:rPr>
+          <w:rFonts w:ascii="Consolas" w:eastAsia="Times New Roman" w:hAnsi="Consolas" w:cs="Times New Roman"/>
+          <w:color w:val="CCCCCC"/>
+          <w:kern w:val="0"/>
+          <w:sz w:val="30"/>
+          <w:szCs w:val="30"/>
+          <w14:ligatures w14:val="none"/>
+        </w:rPr>
+        <w:t xml:space="preserve"> </w:t>
+      </w:r>
+      <w:r>
+        <w:rPr>
+          <w:rFonts w:ascii="Consolas" w:eastAsia="Times New Roman" w:hAnsi="Consolas" w:cs="Times New Roman"/>
+          <w:color w:val="D4D4D4"/>
+          <w:kern w:val="0"/>
+          <w:sz w:val="30"/>
+          <w:szCs w:val="30"/>
+          <w14:ligatures w14:val="none"/>
+        </w:rPr>
+        <w:t>=</w:t>
+      </w:r>
+      <w:r>
+        <w:rPr>
+          <w:rFonts w:ascii="Consolas" w:eastAsia="Times New Roman" w:hAnsi="Consolas" w:cs="Times New Roman"/>
+          <w:color w:val="CCCCCC"/>
+          <w:kern w:val="0"/>
+          <w:sz w:val="30"/>
+          <w:szCs w:val="30"/>
+          <w14:ligatures w14:val="none"/>
+        </w:rPr>
+        <w:t xml:space="preserve"> </w:t>
+      </w:r>
+      <w:r>
+        <w:rPr>
+          <w:rFonts w:ascii="Consolas" w:eastAsia="Times New Roman" w:hAnsi="Consolas" w:cs="Times New Roman"/>
+          <w:color w:val="569CD6"/>
+          <w:kern w:val="0"/>
+          <w:sz w:val="30"/>
+          <w:szCs w:val="30"/>
+          <w14:ligatures w14:val="none"/>
+        </w:rPr>
+        <w:t>this</w:t>
+      </w:r>
+      <w:r>
+        <w:rPr>
+          <w:rFonts w:ascii="Consolas" w:eastAsia="Times New Roman" w:hAnsi="Consolas" w:cs="Times New Roman"/>
+          <w:color w:val="CCCCCC"/>
+          <w:kern w:val="0"/>
+          <w:sz w:val="30"/>
+          <w:szCs w:val="30"/>
+          <w14:ligatures w14:val="none"/>
+        </w:rPr>
+        <w:t>.</w:t>
+      </w:r>
+      <w:r>
+        <w:rPr>
+          <w:rFonts w:ascii="Consolas" w:eastAsia="Times New Roman" w:hAnsi="Consolas" w:cs="Times New Roman"/>
+          <w:color w:val="4FC1FF"/>
+          <w:kern w:val="0"/>
+          <w:sz w:val="30"/>
+          <w:szCs w:val="30"/>
+          <w14:ligatures w14:val="none"/>
+        </w:rPr>
+        <w:t>userService</w:t>
+      </w:r>
+      <w:r>
+        <w:rPr>
+          <w:rFonts w:ascii="Consolas" w:eastAsia="Times New Roman" w:hAnsi="Consolas" w:cs="Times New Roman"/>
+          <w:color w:val="CCCCCC"/>
+          <w:kern w:val="0"/>
+          <w:sz w:val="30"/>
+          <w:szCs w:val="30"/>
+          <w14:ligatures w14:val="none"/>
+        </w:rPr>
+        <w:t>.</w:t>
+      </w:r>
+      <w:r>
+        <w:rPr>
+          <w:rFonts w:ascii="Consolas" w:eastAsia="Times New Roman" w:hAnsi="Consolas" w:cs="Times New Roman"/>
+          <w:color w:val="DCDCAA"/>
+          <w:kern w:val="0"/>
+          <w:sz w:val="30"/>
+          <w:szCs w:val="30"/>
+          <w14:ligatures w14:val="none"/>
+        </w:rPr>
+        <w:t>RegisterDTOtoUser</w:t>
+      </w:r>
+      <w:r>
+        <w:rPr>
+          <w:rFonts w:ascii="Consolas" w:eastAsia="Times New Roman" w:hAnsi="Consolas" w:cs="Times New Roman"/>
+          <w:color w:val="CCCCCC"/>
+          <w:kern w:val="0"/>
+          <w:sz w:val="30"/>
+          <w:szCs w:val="30"/>
+          <w14:ligatures w14:val="none"/>
+        </w:rPr>
+        <w:t>(</w:t>
+      </w:r>
+      <w:r>
+        <w:rPr>
+          <w:rFonts w:ascii="Consolas" w:eastAsia="Times New Roman" w:hAnsi="Consolas" w:cs="Times New Roman"/>
+          <w:color w:val="9CDCFE"/>
+          <w:kern w:val="0"/>
+          <w:sz w:val="30"/>
+          <w:szCs w:val="30"/>
+          <w14:ligatures w14:val="none"/>
+        </w:rPr>
+        <w:t>registerDTO</w:t>
+      </w:r>
+      <w:r>
+        <w:rPr>
+          <w:rFonts w:ascii="Consolas" w:eastAsia="Times New Roman" w:hAnsi="Consolas" w:cs="Times New Roman"/>
+          <w:color w:val="CCCCCC"/>
+          <w:kern w:val="0"/>
+          <w:sz w:val="30"/>
+          <w:szCs w:val="30"/>
+          <w14:ligatures w14:val="none"/>
+        </w:rPr>
+        <w:t>);</w:t>
+      </w:r>
+    </w:p>
+    <w:p>
+      <w:pPr>
+        <w:pStyle w:val="ListParagraph"/>
+        <w:numPr>
+          <w:ilvl w:val="0"/>
+          <w:numId w:val="1"/>
+        </w:numPr>
+        <w:shd w:val="clear" w:color="auto" w:fill="1F1F1F"/>
+        <w:spacing w:after="0" w:line="405" w:lineRule="atLeast"/>
+        <w:rPr>
+          <w:rFonts w:ascii="Consolas" w:eastAsia="Times New Roman" w:hAnsi="Consolas" w:cs="Times New Roman"/>
+          <w:color w:val="CCCCCC"/>
+          <w:kern w:val="0"/>
+          <w:sz w:val="30"/>
+          <w:szCs w:val="30"/>
+          <w14:ligatures w14:val="none"/>
+        </w:rPr>
+      </w:pPr>
+    </w:p>
+    <w:p>
+      <w:pPr>
+        <w:pStyle w:val="ListParagraph"/>
+        <w:numPr>
+          <w:ilvl w:val="0"/>
+          <w:numId w:val="1"/>
+        </w:numPr>
+        <w:shd w:val="clear" w:color="auto" w:fill="1F1F1F"/>
+        <w:spacing w:after="0" w:line="405" w:lineRule="atLeast"/>
+        <w:rPr>
+          <w:rFonts w:ascii="Consolas" w:eastAsia="Times New Roman" w:hAnsi="Consolas" w:cs="Times New Roman"/>
+          <w:color w:val="CCCCCC"/>
+          <w:kern w:val="0"/>
+          <w:sz w:val="30"/>
+          <w:szCs w:val="30"/>
+          <w14:ligatures w14:val="none"/>
+        </w:rPr>
+      </w:pPr>
+      <w:r>
+        <w:rPr>
+          <w:rFonts w:ascii="Consolas" w:eastAsia="Times New Roman" w:hAnsi="Consolas" w:cs="Times New Roman"/>
+          <w:color w:val="CCCCCC"/>
+          <w:kern w:val="0"/>
+          <w:sz w:val="30"/>
+          <w:szCs w:val="30"/>
+          <w14:ligatures w14:val="none"/>
+        </w:rPr>
+        <w:t xml:space="preserve">        </w:t>
+      </w:r>
+      <w:r>
+        <w:rPr>
+          <w:rFonts w:ascii="Consolas" w:eastAsia="Times New Roman" w:hAnsi="Consolas" w:cs="Times New Roman"/>
+          <w:color w:val="4EC9B0"/>
+          <w:kern w:val="0"/>
+          <w:sz w:val="30"/>
+          <w:szCs w:val="30"/>
+          <w14:ligatures w14:val="none"/>
+        </w:rPr>
+        <w:t>String</w:t>
+      </w:r>
+      <w:r>
+        <w:rPr>
+          <w:rFonts w:ascii="Consolas" w:eastAsia="Times New Roman" w:hAnsi="Consolas" w:cs="Times New Roman"/>
+          <w:color w:val="CCCCCC"/>
+          <w:kern w:val="0"/>
+          <w:sz w:val="30"/>
+          <w:szCs w:val="30"/>
+          <w14:ligatures w14:val="none"/>
+        </w:rPr>
+        <w:t xml:space="preserve"> </w:t>
+      </w:r>
+      <w:r>
+        <w:rPr>
+          <w:rFonts w:ascii="Consolas" w:eastAsia="Times New Roman" w:hAnsi="Consolas" w:cs="Times New Roman"/>
+          <w:color w:val="9CDCFE"/>
+          <w:kern w:val="0"/>
+          <w:sz w:val="30"/>
+          <w:szCs w:val="30"/>
+          <w14:ligatures w14:val="none"/>
+        </w:rPr>
+        <w:t>hashPassword</w:t>
+      </w:r>
+      <w:r>
+        <w:rPr>
+          <w:rFonts w:ascii="Consolas" w:eastAsia="Times New Roman" w:hAnsi="Consolas" w:cs="Times New Roman"/>
+          <w:color w:val="CCCCCC"/>
+          <w:kern w:val="0"/>
+          <w:sz w:val="30"/>
+          <w:szCs w:val="30"/>
+          <w14:ligatures w14:val="none"/>
+        </w:rPr>
+        <w:t xml:space="preserve"> </w:t>
+      </w:r>
+      <w:r>
+        <w:rPr>
+          <w:rFonts w:ascii="Consolas" w:eastAsia="Times New Roman" w:hAnsi="Consolas" w:cs="Times New Roman"/>
+          <w:color w:val="D4D4D4"/>
+          <w:kern w:val="0"/>
+          <w:sz w:val="30"/>
+          <w:szCs w:val="30"/>
+          <w14:ligatures w14:val="none"/>
+        </w:rPr>
+        <w:t>=</w:t>
+      </w:r>
+      <w:r>
+        <w:rPr>
+          <w:rFonts w:ascii="Consolas" w:eastAsia="Times New Roman" w:hAnsi="Consolas" w:cs="Times New Roman"/>
+          <w:color w:val="CCCCCC"/>
+          <w:kern w:val="0"/>
+          <w:sz w:val="30"/>
+          <w:szCs w:val="30"/>
+          <w14:ligatures w14:val="none"/>
+        </w:rPr>
+        <w:t xml:space="preserve"> </w:t>
+      </w:r>
+      <w:r>
+        <w:rPr>
+          <w:rFonts w:ascii="Consolas" w:eastAsia="Times New Roman" w:hAnsi="Consolas" w:cs="Times New Roman"/>
+          <w:color w:val="569CD6"/>
+          <w:kern w:val="0"/>
+          <w:sz w:val="30"/>
+          <w:szCs w:val="30"/>
+          <w14:ligatures w14:val="none"/>
+        </w:rPr>
+        <w:t>this</w:t>
+      </w:r>
+      <w:r>
+        <w:rPr>
+          <w:rFonts w:ascii="Consolas" w:eastAsia="Times New Roman" w:hAnsi="Consolas" w:cs="Times New Roman"/>
+          <w:color w:val="CCCCCC"/>
+          <w:kern w:val="0"/>
+          <w:sz w:val="30"/>
+          <w:szCs w:val="30"/>
+          <w14:ligatures w14:val="none"/>
+        </w:rPr>
+        <w:t>.</w:t>
+      </w:r>
+      <w:r>
+        <w:rPr>
+          <w:rFonts w:ascii="Consolas" w:eastAsia="Times New Roman" w:hAnsi="Consolas" w:cs="Times New Roman"/>
+          <w:color w:val="9CDCFE"/>
+          <w:kern w:val="0"/>
+          <w:sz w:val="30"/>
+          <w:szCs w:val="30"/>
+          <w14:ligatures w14:val="none"/>
+        </w:rPr>
+        <w:t>passwordEncoder</w:t>
+      </w:r>
+      <w:r>
+        <w:rPr>
+          <w:rFonts w:ascii="Consolas" w:eastAsia="Times New Roman" w:hAnsi="Consolas" w:cs="Times New Roman"/>
+          <w:color w:val="CCCCCC"/>
+          <w:kern w:val="0"/>
+          <w:sz w:val="30"/>
+          <w:szCs w:val="30"/>
+          <w14:ligatures w14:val="none"/>
+        </w:rPr>
+        <w:t>.</w:t>
+      </w:r>
+      <w:r>
+        <w:rPr>
+          <w:rFonts w:ascii="Consolas" w:eastAsia="Times New Roman" w:hAnsi="Consolas" w:cs="Times New Roman"/>
+          <w:color w:val="DCDCAA"/>
+          <w:kern w:val="0"/>
+          <w:sz w:val="30"/>
+          <w:szCs w:val="30"/>
+          <w14:ligatures w14:val="none"/>
+        </w:rPr>
+        <w:t>encode</w:t>
+      </w:r>
+      <w:r>
+        <w:rPr>
+          <w:rFonts w:ascii="Consolas" w:eastAsia="Times New Roman" w:hAnsi="Consolas" w:cs="Times New Roman"/>
+          <w:color w:val="CCCCCC"/>
+          <w:kern w:val="0"/>
+          <w:sz w:val="30"/>
+          <w:szCs w:val="30"/>
+          <w14:ligatures w14:val="none"/>
+        </w:rPr>
+        <w:t>(</w:t>
+      </w:r>
+      <w:r>
+        <w:rPr>
+          <w:rFonts w:ascii="Consolas" w:eastAsia="Times New Roman" w:hAnsi="Consolas" w:cs="Times New Roman"/>
+          <w:color w:val="9CDCFE"/>
+          <w:kern w:val="0"/>
+          <w:sz w:val="30"/>
+          <w:szCs w:val="30"/>
+          <w14:ligatures w14:val="none"/>
+        </w:rPr>
+        <w:t>user</w:t>
+      </w:r>
+      <w:r>
+        <w:rPr>
+          <w:rFonts w:ascii="Consolas" w:eastAsia="Times New Roman" w:hAnsi="Consolas" w:cs="Times New Roman"/>
+          <w:color w:val="CCCCCC"/>
+          <w:kern w:val="0"/>
+          <w:sz w:val="30"/>
+          <w:szCs w:val="30"/>
+          <w14:ligatures w14:val="none"/>
+        </w:rPr>
+        <w:t>.</w:t>
+      </w:r>
+      <w:r>
+        <w:rPr>
+          <w:rFonts w:ascii="Consolas" w:eastAsia="Times New Roman" w:hAnsi="Consolas" w:cs="Times New Roman"/>
+          <w:color w:val="DCDCAA"/>
+          <w:kern w:val="0"/>
+          <w:sz w:val="30"/>
+          <w:szCs w:val="30"/>
+          <w14:ligatures w14:val="none"/>
+        </w:rPr>
+        <w:t>getPassword</w:t>
+      </w:r>
+      <w:r>
+        <w:rPr>
+          <w:rFonts w:ascii="Consolas" w:eastAsia="Times New Roman" w:hAnsi="Consolas" w:cs="Times New Roman"/>
+          <w:color w:val="CCCCCC"/>
+          <w:kern w:val="0"/>
+          <w:sz w:val="30"/>
+          <w:szCs w:val="30"/>
+          <w14:ligatures w14:val="none"/>
+        </w:rPr>
+        <w:t>());</w:t>
+      </w:r>
+    </w:p>
+    <w:p>
+      <w:pPr>
+        <w:pStyle w:val="ListParagraph"/>
+        <w:numPr>
+          <w:ilvl w:val="0"/>
+          <w:numId w:val="1"/>
+        </w:numPr>
+        <w:shd w:val="clear" w:color="auto" w:fill="1F1F1F"/>
+        <w:spacing w:after="0" w:line="405" w:lineRule="atLeast"/>
+        <w:rPr>
+          <w:rFonts w:ascii="Consolas" w:eastAsia="Times New Roman" w:hAnsi="Consolas" w:cs="Times New Roman"/>
+          <w:color w:val="CCCCCC"/>
+          <w:kern w:val="0"/>
+          <w:sz w:val="30"/>
+          <w:szCs w:val="30"/>
+          <w14:ligatures w14:val="none"/>
+        </w:rPr>
+      </w:pPr>
+    </w:p>
+    <w:p>
+      <w:pPr>
+        <w:pStyle w:val="ListParagraph"/>
+        <w:numPr>
+          <w:ilvl w:val="0"/>
+          <w:numId w:val="1"/>
+        </w:numPr>
+        <w:shd w:val="clear" w:color="auto" w:fill="1F1F1F"/>
+        <w:spacing w:after="0" w:line="405" w:lineRule="atLeast"/>
+        <w:rPr>
+          <w:rFonts w:ascii="Consolas" w:eastAsia="Times New Roman" w:hAnsi="Consolas" w:cs="Times New Roman"/>
+          <w:color w:val="CCCCCC"/>
+          <w:kern w:val="0"/>
+          <w:sz w:val="30"/>
+          <w:szCs w:val="30"/>
+          <w14:ligatures w14:val="none"/>
+        </w:rPr>
+      </w:pPr>
+      <w:r>
+        <w:rPr>
+          <w:rFonts w:ascii="Consolas" w:eastAsia="Times New Roman" w:hAnsi="Consolas" w:cs="Times New Roman"/>
+          <w:color w:val="CCCCCC"/>
+          <w:kern w:val="0"/>
+          <w:sz w:val="30"/>
+          <w:szCs w:val="30"/>
+          <w14:ligatures w14:val="none"/>
+        </w:rPr>
+        <w:t xml:space="preserve">        </w:t>
+      </w:r>
+      <w:r>
+        <w:rPr>
+          <w:rFonts w:ascii="Consolas" w:eastAsia="Times New Roman" w:hAnsi="Consolas" w:cs="Times New Roman"/>
+          <w:color w:val="9CDCFE"/>
+          <w:kern w:val="0"/>
+          <w:sz w:val="30"/>
+          <w:szCs w:val="30"/>
+          <w14:ligatures w14:val="none"/>
+        </w:rPr>
+        <w:t>user</w:t>
+      </w:r>
+      <w:r>
+        <w:rPr>
+          <w:rFonts w:ascii="Consolas" w:eastAsia="Times New Roman" w:hAnsi="Consolas" w:cs="Times New Roman"/>
+          <w:color w:val="CCCCCC"/>
+          <w:kern w:val="0"/>
+          <w:sz w:val="30"/>
+          <w:szCs w:val="30"/>
+          <w14:ligatures w14:val="none"/>
+        </w:rPr>
+        <w:t>.</w:t>
+      </w:r>
+      <w:r>
+        <w:rPr>
+          <w:rFonts w:ascii="Consolas" w:eastAsia="Times New Roman" w:hAnsi="Consolas" w:cs="Times New Roman"/>
+          <w:color w:val="DCDCAA"/>
+          <w:kern w:val="0"/>
+          <w:sz w:val="30"/>
+          <w:szCs w:val="30"/>
+          <w14:ligatures w14:val="none"/>
+        </w:rPr>
+        <w:t>setPassword</w:t>
+      </w:r>
+      <w:r>
+        <w:rPr>
+          <w:rFonts w:ascii="Consolas" w:eastAsia="Times New Roman" w:hAnsi="Consolas" w:cs="Times New Roman"/>
+          <w:color w:val="CCCCCC"/>
+          <w:kern w:val="0"/>
+          <w:sz w:val="30"/>
+          <w:szCs w:val="30"/>
+          <w14:ligatures w14:val="none"/>
+        </w:rPr>
+        <w:t>(</w:t>
+      </w:r>
+      <w:r>
+        <w:rPr>
+          <w:rFonts w:ascii="Consolas" w:eastAsia="Times New Roman" w:hAnsi="Consolas" w:cs="Times New Roman"/>
+          <w:color w:val="9CDCFE"/>
+          <w:kern w:val="0"/>
+          <w:sz w:val="30"/>
+          <w:szCs w:val="30"/>
+          <w14:ligatures w14:val="none"/>
+        </w:rPr>
+        <w:t>hashPassword</w:t>
+      </w:r>
+      <w:r>
+        <w:rPr>
+          <w:rFonts w:ascii="Consolas" w:eastAsia="Times New Roman" w:hAnsi="Consolas" w:cs="Times New Roman"/>
+          <w:color w:val="CCCCCC"/>
+          <w:kern w:val="0"/>
+          <w:sz w:val="30"/>
+          <w:szCs w:val="30"/>
+          <w14:ligatures w14:val="none"/>
+        </w:rPr>
+        <w:t>);</w:t>
+      </w:r>
+    </w:p>
+    <w:p>
+      <w:pPr>
+        <w:pStyle w:val="ListParagraph"/>
+        <w:numPr>
+          <w:ilvl w:val="0"/>
+          <w:numId w:val="1"/>
+        </w:numPr>
+        <w:shd w:val="clear" w:color="auto" w:fill="1F1F1F"/>
+        <w:spacing w:after="0" w:line="405" w:lineRule="atLeast"/>
+        <w:rPr>
+          <w:rFonts w:ascii="Consolas" w:eastAsia="Times New Roman" w:hAnsi="Consolas" w:cs="Times New Roman"/>
+          <w:color w:val="CCCCCC"/>
+          <w:kern w:val="0"/>
+          <w:sz w:val="30"/>
+          <w:szCs w:val="30"/>
+          <w14:ligatures w14:val="none"/>
+        </w:rPr>
+      </w:pPr>
+      <w:r>
+        <w:rPr>
+          <w:rFonts w:ascii="Consolas" w:eastAsia="Times New Roman" w:hAnsi="Consolas" w:cs="Times New Roman"/>
+          <w:color w:val="CCCCCC"/>
+          <w:kern w:val="0"/>
+          <w:sz w:val="30"/>
+          <w:szCs w:val="30"/>
+          <w14:ligatures w14:val="none"/>
+        </w:rPr>
+        <w:t xml:space="preserve">        </w:t>
+      </w:r>
+      <w:r>
+        <w:rPr>
+          <w:rFonts w:ascii="Consolas" w:eastAsia="Times New Roman" w:hAnsi="Consolas" w:cs="Times New Roman"/>
+          <w:color w:val="9CDCFE"/>
+          <w:kern w:val="0"/>
+          <w:sz w:val="30"/>
+          <w:szCs w:val="30"/>
+          <w14:ligatures w14:val="none"/>
+        </w:rPr>
+        <w:t>user</w:t>
+      </w:r>
+      <w:r>
+        <w:rPr>
+          <w:rFonts w:ascii="Consolas" w:eastAsia="Times New Roman" w:hAnsi="Consolas" w:cs="Times New Roman"/>
+          <w:color w:val="CCCCCC"/>
+          <w:kern w:val="0"/>
+          <w:sz w:val="30"/>
+          <w:szCs w:val="30"/>
+          <w14:ligatures w14:val="none"/>
+        </w:rPr>
+        <w:t>.</w:t>
+      </w:r>
+      <w:r>
+        <w:rPr>
+          <w:rFonts w:ascii="Consolas" w:eastAsia="Times New Roman" w:hAnsi="Consolas" w:cs="Times New Roman"/>
+          <w:color w:val="DCDCAA"/>
+          <w:kern w:val="0"/>
+          <w:sz w:val="30"/>
+          <w:szCs w:val="30"/>
+          <w14:ligatures w14:val="none"/>
+        </w:rPr>
+        <w:t>setRole</w:t>
+      </w:r>
+      <w:r>
+        <w:rPr>
+          <w:rFonts w:ascii="Consolas" w:eastAsia="Times New Roman" w:hAnsi="Consolas" w:cs="Times New Roman"/>
+          <w:color w:val="CCCCCC"/>
+          <w:kern w:val="0"/>
+          <w:sz w:val="30"/>
+          <w:szCs w:val="30"/>
+          <w14:ligatures w14:val="none"/>
+        </w:rPr>
+        <w:t>(</w:t>
+      </w:r>
+      <w:r>
+        <w:rPr>
+          <w:rFonts w:ascii="Consolas" w:eastAsia="Times New Roman" w:hAnsi="Consolas" w:cs="Times New Roman"/>
+          <w:color w:val="569CD6"/>
+          <w:kern w:val="0"/>
+          <w:sz w:val="30"/>
+          <w:szCs w:val="30"/>
+          <w14:ligatures w14:val="none"/>
+        </w:rPr>
+        <w:t>this</w:t>
+      </w:r>
+      <w:r>
+        <w:rPr>
+          <w:rFonts w:ascii="Consolas" w:eastAsia="Times New Roman" w:hAnsi="Consolas" w:cs="Times New Roman"/>
+          <w:color w:val="CCCCCC"/>
+          <w:kern w:val="0"/>
+          <w:sz w:val="30"/>
+          <w:szCs w:val="30"/>
+          <w14:ligatures w14:val="none"/>
+        </w:rPr>
+        <w:t>.</w:t>
+      </w:r>
+      <w:r>
+        <w:rPr>
+          <w:rFonts w:ascii="Consolas" w:eastAsia="Times New Roman" w:hAnsi="Consolas" w:cs="Times New Roman"/>
+          <w:color w:val="4FC1FF"/>
+          <w:kern w:val="0"/>
+          <w:sz w:val="30"/>
+          <w:szCs w:val="30"/>
+          <w14:ligatures w14:val="none"/>
+        </w:rPr>
+        <w:t>userService</w:t>
+      </w:r>
+      <w:r>
+        <w:rPr>
+          <w:rFonts w:ascii="Consolas" w:eastAsia="Times New Roman" w:hAnsi="Consolas" w:cs="Times New Roman"/>
+          <w:color w:val="CCCCCC"/>
+          <w:kern w:val="0"/>
+          <w:sz w:val="30"/>
+          <w:szCs w:val="30"/>
+          <w14:ligatures w14:val="none"/>
+        </w:rPr>
+        <w:t>.</w:t>
+      </w:r>
+      <w:r>
+        <w:rPr>
+          <w:rFonts w:ascii="Consolas" w:eastAsia="Times New Roman" w:hAnsi="Consolas" w:cs="Times New Roman"/>
+          <w:color w:val="DCDCAA"/>
+          <w:kern w:val="0"/>
+          <w:sz w:val="30"/>
+          <w:szCs w:val="30"/>
+          <w14:ligatures w14:val="none"/>
+        </w:rPr>
+        <w:t>getRoleByName</w:t>
+      </w:r>
+      <w:r>
+        <w:rPr>
+          <w:rFonts w:ascii="Consolas" w:eastAsia="Times New Roman" w:hAnsi="Consolas" w:cs="Times New Roman"/>
+          <w:color w:val="CCCCCC"/>
+          <w:kern w:val="0"/>
+          <w:sz w:val="30"/>
+          <w:szCs w:val="30"/>
+          <w14:ligatures w14:val="none"/>
+        </w:rPr>
+        <w:t>(</w:t>
+      </w:r>
+      <w:r>
+        <w:rPr>
+          <w:rFonts w:ascii="Consolas" w:eastAsia="Times New Roman" w:hAnsi="Consolas" w:cs="Times New Roman"/>
+          <w:color w:val="CE9178"/>
+          <w:kern w:val="0"/>
+          <w:sz w:val="30"/>
+          <w:szCs w:val="30"/>
+          <w14:ligatures w14:val="none"/>
+        </w:rPr>
+        <w:t>"USER"</w:t>
+      </w:r>
+      <w:r>
+        <w:rPr>
+          <w:rFonts w:ascii="Consolas" w:eastAsia="Times New Roman" w:hAnsi="Consolas" w:cs="Times New Roman"/>
+          <w:color w:val="CCCCCC"/>
+          <w:kern w:val="0"/>
+          <w:sz w:val="30"/>
+          <w:szCs w:val="30"/>
+          <w14:ligatures w14:val="none"/>
+        </w:rPr>
+        <w:t>));</w:t>
+      </w:r>
+    </w:p>
+    <w:p>
+      <w:pPr>
+        <w:pStyle w:val="ListParagraph"/>
+        <w:numPr>
+          <w:ilvl w:val="0"/>
+          <w:numId w:val="1"/>
+        </w:numPr>
+        <w:shd w:val="clear" w:color="auto" w:fill="1F1F1F"/>
+        <w:spacing w:after="0" w:line="405" w:lineRule="atLeast"/>
+        <w:rPr>
+          <w:rFonts w:ascii="Consolas" w:eastAsia="Times New Roman" w:hAnsi="Consolas" w:cs="Times New Roman"/>
+          <w:color w:val="CCCCCC"/>
+          <w:kern w:val="0"/>
+          <w:sz w:val="30"/>
+          <w:szCs w:val="30"/>
+          <w14:ligatures w14:val="none"/>
+        </w:rPr>
+      </w:pPr>
+      <w:r>
+        <w:rPr>
+          <w:rFonts w:ascii="Consolas" w:eastAsia="Times New Roman" w:hAnsi="Consolas" w:cs="Times New Roman"/>
+          <w:color w:val="CCCCCC"/>
+          <w:kern w:val="0"/>
+          <w:sz w:val="30"/>
+          <w:szCs w:val="30"/>
+          <w14:ligatures w14:val="none"/>
+        </w:rPr>
+        <w:t xml:space="preserve">        </w:t>
+      </w:r>
+      <w:r>
+        <w:rPr>
+          <w:rFonts w:ascii="Consolas" w:eastAsia="Times New Roman" w:hAnsi="Consolas" w:cs="Times New Roman"/>
+          <w:color w:val="6A9955"/>
+          <w:kern w:val="0"/>
+          <w:sz w:val="30"/>
+          <w:szCs w:val="30"/>
+          <w14:ligatures w14:val="none"/>
+        </w:rPr>
+        <w:t>// save</w:t>
+      </w:r>
+    </w:p>
+    <w:p>
+      <w:pPr>
+        <w:pStyle w:val="ListParagraph"/>
+        <w:numPr>
+          <w:ilvl w:val="0"/>
+          <w:numId w:val="1"/>
+        </w:numPr>
+        <w:shd w:val="clear" w:color="auto" w:fill="1F1F1F"/>
+        <w:spacing w:after="0" w:line="405" w:lineRule="atLeast"/>
+        <w:rPr>
+          <w:rFonts w:ascii="Consolas" w:eastAsia="Times New Roman" w:hAnsi="Consolas" w:cs="Times New Roman"/>
+          <w:color w:val="CCCCCC"/>
+          <w:kern w:val="0"/>
+          <w:sz w:val="30"/>
+          <w:szCs w:val="30"/>
+          <w14:ligatures w14:val="none"/>
+        </w:rPr>
+      </w:pPr>
+      <w:r>
+        <w:rPr>
+          <w:rFonts w:ascii="Consolas" w:eastAsia="Times New Roman" w:hAnsi="Consolas" w:cs="Times New Roman"/>
+          <w:color w:val="CCCCCC"/>
+          <w:kern w:val="0"/>
+          <w:sz w:val="30"/>
+          <w:szCs w:val="30"/>
+          <w14:ligatures w14:val="none"/>
+        </w:rPr>
+        <w:t xml:space="preserve">        </w:t>
+      </w:r>
+      <w:r>
+        <w:rPr>
+          <w:rFonts w:ascii="Consolas" w:eastAsia="Times New Roman" w:hAnsi="Consolas" w:cs="Times New Roman"/>
+          <w:color w:val="569CD6"/>
+          <w:kern w:val="0"/>
+          <w:sz w:val="30"/>
+          <w:szCs w:val="30"/>
+          <w14:ligatures w14:val="none"/>
+        </w:rPr>
+        <w:t>this</w:t>
+      </w:r>
+      <w:r>
+        <w:rPr>
+          <w:rFonts w:ascii="Consolas" w:eastAsia="Times New Roman" w:hAnsi="Consolas" w:cs="Times New Roman"/>
+          <w:color w:val="CCCCCC"/>
+          <w:kern w:val="0"/>
+          <w:sz w:val="30"/>
+          <w:szCs w:val="30"/>
+          <w14:ligatures w14:val="none"/>
+        </w:rPr>
+        <w:t>.</w:t>
+      </w:r>
+      <w:r>
+        <w:rPr>
+          <w:rFonts w:ascii="Consolas" w:eastAsia="Times New Roman" w:hAnsi="Consolas" w:cs="Times New Roman"/>
+          <w:color w:val="4FC1FF"/>
+          <w:kern w:val="0"/>
+          <w:sz w:val="30"/>
+          <w:szCs w:val="30"/>
+          <w14:ligatures w14:val="none"/>
+        </w:rPr>
+        <w:t>userService</w:t>
+      </w:r>
+      <w:r>
+        <w:rPr>
+          <w:rFonts w:ascii="Consolas" w:eastAsia="Times New Roman" w:hAnsi="Consolas" w:cs="Times New Roman"/>
+          <w:color w:val="CCCCCC"/>
+          <w:kern w:val="0"/>
+          <w:sz w:val="30"/>
+          <w:szCs w:val="30"/>
+          <w14:ligatures w14:val="none"/>
+        </w:rPr>
+        <w:t>.</w:t>
+      </w:r>
+      <w:r>
+        <w:rPr>
+          <w:rFonts w:ascii="Consolas" w:eastAsia="Times New Roman" w:hAnsi="Consolas" w:cs="Times New Roman"/>
+          <w:color w:val="DCDCAA"/>
+          <w:kern w:val="0"/>
+          <w:sz w:val="30"/>
+          <w:szCs w:val="30"/>
+          <w14:ligatures w14:val="none"/>
+        </w:rPr>
+        <w:t>handleSaveUser</w:t>
+      </w:r>
+      <w:r>
+        <w:rPr>
+          <w:rFonts w:ascii="Consolas" w:eastAsia="Times New Roman" w:hAnsi="Consolas" w:cs="Times New Roman"/>
+          <w:color w:val="CCCCCC"/>
+          <w:kern w:val="0"/>
+          <w:sz w:val="30"/>
+          <w:szCs w:val="30"/>
+          <w14:ligatures w14:val="none"/>
+        </w:rPr>
+        <w:t>(</w:t>
+      </w:r>
+      <w:r>
+        <w:rPr>
+          <w:rFonts w:ascii="Consolas" w:eastAsia="Times New Roman" w:hAnsi="Consolas" w:cs="Times New Roman"/>
+          <w:color w:val="9CDCFE"/>
+          <w:kern w:val="0"/>
+          <w:sz w:val="30"/>
+          <w:szCs w:val="30"/>
+          <w14:ligatures w14:val="none"/>
+        </w:rPr>
+        <w:t>user</w:t>
+      </w:r>
+      <w:r>
+        <w:rPr>
+          <w:rFonts w:ascii="Consolas" w:eastAsia="Times New Roman" w:hAnsi="Consolas" w:cs="Times New Roman"/>
+          <w:color w:val="CCCCCC"/>
+          <w:kern w:val="0"/>
+          <w:sz w:val="30"/>
+          <w:szCs w:val="30"/>
+          <w14:ligatures w14:val="none"/>
+        </w:rPr>
+        <w:t>);</w:t>
+      </w:r>
+    </w:p>
+    <w:p>
+      <w:pPr>
+        <w:pStyle w:val="ListParagraph"/>
+        <w:numPr>
+          <w:ilvl w:val="0"/>
+          <w:numId w:val="1"/>
+        </w:numPr>
+        <w:shd w:val="clear" w:color="auto" w:fill="1F1F1F"/>
+        <w:spacing w:after="0" w:line="405" w:lineRule="atLeast"/>
+        <w:rPr>
+          <w:rFonts w:ascii="Consolas" w:eastAsia="Times New Roman" w:hAnsi="Consolas" w:cs="Times New Roman"/>
+          <w:color w:val="CCCCCC"/>
+          <w:kern w:val="0"/>
+          <w:sz w:val="30"/>
+          <w:szCs w:val="30"/>
+          <w14:ligatures w14:val="none"/>
+        </w:rPr>
+      </w:pPr>
+      <w:r>
+        <w:rPr>
+          <w:rFonts w:ascii="Consolas" w:eastAsia="Times New Roman" w:hAnsi="Consolas" w:cs="Times New Roman"/>
+          <w:color w:val="CCCCCC"/>
+          <w:kern w:val="0"/>
+          <w:sz w:val="30"/>
+          <w:szCs w:val="30"/>
+          <w14:ligatures w14:val="none"/>
+        </w:rPr>
+        <w:t xml:space="preserve">        </w:t>
+      </w:r>
+      <w:r>
+        <w:rPr>
+          <w:rFonts w:ascii="Consolas" w:eastAsia="Times New Roman" w:hAnsi="Consolas" w:cs="Times New Roman"/>
+          <w:color w:val="C586C0"/>
+          <w:kern w:val="0"/>
+          <w:sz w:val="30"/>
+          <w:szCs w:val="30"/>
+          <w14:ligatures w14:val="none"/>
+        </w:rPr>
+        <w:t>return</w:t>
+      </w:r>
+      <w:r>
+        <w:rPr>
+          <w:rFonts w:ascii="Consolas" w:eastAsia="Times New Roman" w:hAnsi="Consolas" w:cs="Times New Roman"/>
+          <w:color w:val="CCCCCC"/>
+          <w:kern w:val="0"/>
+          <w:sz w:val="30"/>
+          <w:szCs w:val="30"/>
+          <w14:ligatures w14:val="none"/>
+        </w:rPr>
+        <w:t xml:space="preserve"> </w:t>
+      </w:r>
+      <w:r>
+        <w:rPr>
+          <w:rFonts w:ascii="Consolas" w:eastAsia="Times New Roman" w:hAnsi="Consolas" w:cs="Times New Roman"/>
+          <w:color w:val="CE9178"/>
+          <w:kern w:val="0"/>
+          <w:sz w:val="30"/>
+          <w:szCs w:val="30"/>
+          <w14:ligatures w14:val="none"/>
+        </w:rPr>
+        <w:t>"redirect:/login"</w:t>
+      </w:r>
+      <w:r>
+        <w:rPr>
+          <w:rFonts w:ascii="Consolas" w:eastAsia="Times New Roman" w:hAnsi="Consolas" w:cs="Times New Roman"/>
+          <w:color w:val="CCCCCC"/>
+          <w:kern w:val="0"/>
+          <w:sz w:val="30"/>
+          <w:szCs w:val="30"/>
+          <w14:ligatures w14:val="none"/>
+        </w:rPr>
+        <w:t>;</w:t>
+      </w:r>
+    </w:p>
+    <w:p>
+      <w:pPr>
+        <w:pStyle w:val="ListParagraph"/>
+        <w:numPr>
+          <w:ilvl w:val="0"/>
+          <w:numId w:val="1"/>
+        </w:numPr>
+        <w:shd w:val="clear" w:color="auto" w:fill="1F1F1F"/>
+        <w:spacing w:after="0" w:line="405" w:lineRule="atLeast"/>
+        <w:rPr>
+          <w:rFonts w:ascii="Consolas" w:eastAsia="Times New Roman" w:hAnsi="Consolas" w:cs="Times New Roman"/>
+          <w:color w:val="CCCCCC"/>
+          <w:kern w:val="0"/>
+          <w:sz w:val="30"/>
+          <w:szCs w:val="30"/>
+          <w14:ligatures w14:val="none"/>
+        </w:rPr>
+      </w:pPr>
+    </w:p>
+    <w:p>
+      <w:pPr>
+        <w:pStyle w:val="ListParagraph"/>
+        <w:numPr>
+          <w:ilvl w:val="0"/>
+          <w:numId w:val="1"/>
+        </w:numPr>
+        <w:shd w:val="clear" w:color="auto" w:fill="1F1F1F"/>
+        <w:spacing w:after="0" w:line="405" w:lineRule="atLeast"/>
+        <w:rPr>
+          <w:rFonts w:ascii="Consolas" w:eastAsia="Times New Roman" w:hAnsi="Consolas" w:cs="Times New Roman"/>
+          <w:color w:val="CCCCCC"/>
+          <w:kern w:val="0"/>
+          <w:sz w:val="30"/>
+          <w:szCs w:val="30"/>
+          <w14:ligatures w14:val="none"/>
+        </w:rPr>
+      </w:pPr>
+      <w:r>
+        <w:rPr>
+          <w:rFonts w:ascii="Consolas" w:eastAsia="Times New Roman" w:hAnsi="Consolas" w:cs="Times New Roman"/>
+          <w:color w:val="CCCCCC"/>
+          <w:kern w:val="0"/>
+          <w:sz w:val="30"/>
+          <w:szCs w:val="30"/>
+          <w14:ligatures w14:val="none"/>
+        </w:rPr>
+        <w:t>    }</w:t>
+      </w:r>
+    </w:p>
+    <w:p>
+      <w:pPr>
+        <w:pStyle w:val="ListParagraph"/>
+        <w:numPr>
+          <w:ilvl w:val="0"/>
+          <w:numId w:val="1"/>
+        </w:numPr>
+        <w:rPr>
+          <w:rFonts w:ascii="Times New Roman" w:hAnsi="Times New Roman" w:cs="Times New Roman"/>
+          <w:color w:val="000000" w:themeColor="text1"/>
+          <w:sz w:val="26"/>
+          <w:szCs w:val="26"/>
+        </w:rPr>
+      </w:pPr>
+      <w:r>
+        <w:rPr>
+          <w:rFonts w:ascii="Times New Roman" w:hAnsi="Times New Roman" w:cs="Times New Roman"/>
+          <w:color w:val="000000" w:themeColor="text1"/>
+          <w:sz w:val="26"/>
+          <w:szCs w:val="26"/>
+        </w:rPr>
+        <w:t xml:space="preserve"> </w:t>
+      </w:r>
+    </w:p>
+    <w:p>
+      <w:pPr>
+        <w:rPr>
+          <w:rFonts w:ascii="Times New Roman" w:hAnsi="Times New Roman" w:cs="Times New Roman"/>
+          <w:color w:val="000000" w:themeColor="text1"/>
+          <w:sz w:val="26"/>
+          <w:szCs w:val="26"/>
+        </w:rPr>
+      </w:pPr>
+      <w:r>
+        <w:rPr>
+          <w:rFonts w:ascii="Times New Roman" w:hAnsi="Times New Roman" w:cs="Times New Roman"/>
+          <w:color w:val="000000" w:themeColor="text1"/>
+          <w:sz w:val="26"/>
+          <w:szCs w:val="26"/>
+        </w:rPr>
+        <w:t xml:space="preserve">Note </w:t>
+      </w:r>
+    </w:p>
+    <w:p>
+      <w:pPr>
+        <w:pStyle w:val="ListParagraph"/>
+        <w:numPr>
+          <w:ilvl w:val="0"/>
+          <w:numId w:val="1"/>
+        </w:numPr>
+        <w:rPr>
+          <w:rFonts w:ascii="Times New Roman" w:hAnsi="Times New Roman" w:cs="Times New Roman"/>
+          <w:color w:val="000000" w:themeColor="text1"/>
+          <w:sz w:val="26"/>
+          <w:szCs w:val="26"/>
+        </w:rPr>
+      </w:pPr>
+      <w:r>
+        <w:rPr>
+          <w:rFonts w:ascii="Times New Roman" w:hAnsi="Times New Roman" w:cs="Times New Roman"/>
+          <w:color w:val="000000" w:themeColor="text1"/>
+          <w:sz w:val="26"/>
+          <w:szCs w:val="26"/>
+        </w:rPr>
+        <w:t xml:space="preserve"> Các video cần xem lại #111 , 112 , 113 , 114</w:t>
       </w:r>
     </w:p>
     <w:sectPr>
